--- a/docs/transferai-admin/135_Guide_Troubleshooting_RAG_Ingestion_Documentaire_2026-07-09.docx
+++ b/docs/transferai-admin/135_Guide_Troubleshooting_RAG_Ingestion_Documentaire_2026-07-09.docx
@@ -2192,7 +2192,7 @@
         <w:spacing w:after="160"/>
       </w:pPr>
       <w:r>
-        <w:t xml:space="preserve">Confirmé le 09/07/2026 sur la base de tests réels en production. Cause : le seuil de similarité déployé (match_threshold = 0.2) est extrêmement permissif — il laisse remonter des morceaux de documents dont le rapport avec la question est parfois très lointain (ex. 42 % de similarité, même univers thématique mais pas le sujet demandé). Le système les affiche dans « Sources retournées » comme s’il avait trouvé quelque chose de pertinent, mais l’IA, elle, est instruite de ne répondre qu’à partir du contenu réellement présent — elle répond donc honnêtement qu’elle n’a pas l’information. Résultat pour l’utilisateur : une source affichée, mais aucune réponse utile — expérience confuse.</w:t>
+        <w:t xml:space="preserve">Confirmé le 09/07/2026 sur la base de tests réels en production, avec le seuil alors déployé (match_threshold = 0.2), extrêmement permissif — il laissait remonter des morceaux de documents dont le rapport avec la question était parfois très lointain (ex. 42 % de similarité, même univers thématique mais pas le sujet demandé). Le système les affichait dans « Sources retournées » comme s’il avait trouvé quelque chose de pertinent, mais l’IA, elle, est instruite de ne répondre qu’à partir du contenu réellement présent — elle répondait donc honnêtement qu’elle n’avait pas l’information. Résultat pour l’utilisateur : une source affichée, mais aucune réponse utile — expérience confuse. Le seuil a été remonté à 0.5 le 09/07/2026 sur les 3 workflows n8n et l’Edge Function, ce qui réduit fortement ce cas de figure.</w:t>
       </w:r>
     </w:p>
     <w:p>
@@ -2209,7 +2209,7 @@
           <w:i/>
           <w:iCs/>
         </w:rPr>
-        <w:t xml:space="preserve">Ce n’est pas un bug au sens strict, mais un arbitrage de configuration. La valeur par défaut prévue dans le code (0.72) est pensée pour ne remonter que des scores 75 %+ (zone « réponse fiable », voir grille de lecture des scores dans le guide utilisateur, section 1.3). Le 0.2 déployé en production privilégie la couverture (plus de contenu remonte) au prix d’un affichage parfois trompeur. Remonter le seuil vers 0.7 ne fait pas apparaître plus de contenu — ça cache les sources faibles et affiche honnêtement « aucune source pertinente » à la place.</w:t>
+        <w:t xml:space="preserve">Ce n’est pas un bug au sens strict, mais un arbitrage de configuration. La valeur par défaut prévue dans le code (0.72) est pensée pour ne remonter que des scores 75 %+ (zone « réponse fiable », voir grille de lecture des scores dans le guide utilisateur, section 1.3), mais s’est révélée trop stricte une fois testée sur le contenu réel (beaucoup de bonnes réponses obtiennent 50-78 %, jamais au-dessus de 78 %, à cause du style « liste de puces » du contenu source qui limite mécaniquement les scores même sur un match parfait). 0.2 privilégiait la couverture au prix d’un affichage parfois trompeur (voir ci-dessus). Après tests comparatifs sur les 10 questions de démonstration, 0.5 s’est révélé être le compromis retenu : il filtre le bruit réel (scores 20-45 % observés sur des questions hors-sujet) sans exclure les bonnes réponses (50-78 %). C’est la valeur déployée en production depuis le 09/07/2026.</w:t>
       </w:r>
     </w:p>
     <w:p>
@@ -2217,7 +2217,7 @@
         <w:spacing w:after="160"/>
       </w:pPr>
       <w:r>
-        <w:t xml:space="preserve">Action recommandée : choisir consciemment entre les deux comportements plutôt que de subir l’un ou l’autre par défaut — 0.2 pour maximiser la couverture (usage exploratoire, démonstration), ou 0.7 pour maximiser la fiabilité perçue (usage client final). Le réglage se fait dans match_threshold du corps JSON envoyé à match_documents (workflows n8n) ou dans la variable DOCUMENT_RAG_MATCH_THRESHOLD (Edge Function document-rag-query).</w:t>
+        <w:t xml:space="preserve">Valeur actuelle (09/07/2026) : 0.5 sur les 3 workflows n8n (Recherche_Documentaire_RAG_v4_complet, Recherche_Documentaire_RAG, TransferAI Chatwoot Auto Reply V6) et sur l’Edge Function document-rag-query — cohérence vérifiée entre tous les canaux. Le réglage se fait dans match_threshold du corps JSON envoyé à match_documents (workflows n8n) ou dans la variable DOCUMENT_RAG_MATCH_THRESHOLD (Edge Function). Si le contenu de la base évolue significativement, revalider ce compromis avec un nouveau test comparatif plutôt que de le considérer figé définitivement.</w:t>
       </w:r>
     </w:p>
     <w:p>
@@ -2233,7 +2233,7 @@
         <w:spacing w:after="160"/>
       </w:pPr>
       <w:r>
-        <w:t xml:space="preserve">Confirmé le 09/07/2026 par des tests comparatifs directs. Exemple observé : la question « Quelle est l’offre commerciale globale de TransferAI ? » ne remontait aucune source (0 résultat), alors qu’un document intitulé exactement « Offre commerciale TransferAI — vue d’ensemble » existe bien dans la base. En reformulant la question avec le vocabulaire du document lui-même (« Services principaux audit IA formation certification accompagnement entreprise solutions sur mesure »), le score grimpe à 73 %.</w:t>
+        <w:t xml:space="preserve">Confirmé le 09/07/2026 par des tests comparatifs directs. Exemple observé à l’origine : la question « Quelle est l’offre commerciale globale de TransferAI ? » ne remontait aucune source (0 résultat), alors qu’un document intitulé exactement « Offre commerciale TransferAI — vue d’ensemble » existe bien dans la base. En reformulant la question avec le vocabulaire du document lui-même, le score grimpait à 73 %. Après le backfill des embeddings manquants (voir section 3.10) et le relèvement du seuil à 0.5, cette même question obtient désormais 61 % avec sa formulation naturelle d’origine — la cause principale de cet exemple précis était en réalité l’absence d’embedding sur les documents concurrents qui auraient dû mieux matcher (section 3.10), pas uniquement la formulation. La limite structurelle décrite ci-dessous reste réelle mais son impact pratique est nettement plus faible qu’initialement observé.</w:t>
       </w:r>
     </w:p>
     <w:p>
@@ -2283,7 +2283,7 @@
         <w:pStyle w:val="Heading2"/>
       </w:pPr>
       <w:r>
-        <w:t xml:space="preserve">3.10 La grande majorité du contenu indexé n’est jamais trouvée par la recherche</w:t>
+        <w:t xml:space="preserve">3.10 La grande majorité du contenu indexé n’est jamais trouvée par la recherche — RÉSOLU le 09/07/2026</w:t>
       </w:r>
     </w:p>
     <w:p>
@@ -2291,7 +2291,7 @@
         <w:spacing w:after="160"/>
       </w:pPr>
       <w:r>
-        <w:t xml:space="preserve">Découvert le 09/07/2026 en investiguant la cause de 3.9. Sur 257 lignes dans la table documents, seules 31 lignes (regroupées dans 5 documents sources) possèdent réellement un embedding calculé. Les 226 lignes restantes — l’essentiel des guides techniques n8n et de la documentation interne — n’ont jamais eu leur vecteur généré, probablement suite à un job de backfill prévu après une migration mais jamais exécuté.</w:t>
+        <w:t xml:space="preserve">Découvert le 09/07/2026 en investiguant la cause de 3.9. Sur 257 lignes dans la table documents, seules 31 lignes (regroupées dans 5 documents sources) possédaient réellement un embedding calculé. Les 226 lignes restantes — l’essentiel des guides techniques n8n et de la documentation interne — n’avaient jamais eu leur vecteur généré, probablement suite à un job de backfill prévu après une migration mais jamais exécuté.</w:t>
       </w:r>
     </w:p>
     <w:p>
@@ -2308,7 +2308,7 @@
           <w:i/>
           <w:iCs/>
         </w:rPr>
-        <w:t xml:space="preserve">Conséquence : ces 226 lignes sont invisibles pour la recherche vectorielle, quel que soit le seuil de similarité utilisé ou la formulation de la question — match_documents ne peut tout simplement pas les comparer sans embedding. Ce n’est pas un problème de seuil ni de formulation, c’est un contenu qui n’a jamais été indexé.</w:t>
+        <w:t xml:space="preserve">Conséquence à l’époque : ces 226 lignes étaient invisibles pour la recherche vectorielle, quel que soit le seuil de similarité utilisé ou la formulation de la question — match_documents ne pouvait tout simplement pas les comparer sans embedding. Ce n’était pas un problème de seuil ni de formulation, mais un contenu qui n’avait jamais été indexé.</w:t>
       </w:r>
     </w:p>
     <w:p>
@@ -2339,7 +2339,7 @@
         <w:spacing w:after="160"/>
       </w:pPr>
       <w:r>
-        <w:t xml:space="preserve">Action corrective : relancer un calcul d’embedding (appel à l’API OpenAI text-embedding-3-small) sur toutes les lignes où la colonne embedding est NULL, puis les mettre à jour en base. Traitement à effet cumulatif uniquement (aucune suppression), mais qui implique environ 226 appels API — prévoir le temps et le coût correspondants avant de lancer l’opération. Tant que ce backfill n’est pas fait, la couverture réelle du RAG reste limitée aux 5 documents sources déjà vectorisés (contenu commercial et formation), ce qui est suffisant pour une démonstration ciblée mais insuffisant pour un usage de recherche technique interne complet.</w:t>
+        <w:t xml:space="preserve">Résolution appliquée le 09/07/2026 : les embeddings manquants ont été recalculés (appel à l’API OpenAI text-embedding-3-small) sur les 226 lignes concernées, puis mises à jour en base (ajout seulement, aucune suppression). La table documents affiche désormais 257 lignes sur 257 avec un embedding — couverture complète, vérifiée par requête directe le jour même. Combiné au relèvement du seuil à 0.5 (section 3.8), ce correctif a fait passer le taux de réponse fiable sur les 10 questions de démonstration de 4/10 à 9/10 (voir guide de formation, section 3.2).</w:t>
       </w:r>
     </w:p>
     <w:p>

--- a/docs/transferai-admin/135_Guide_Troubleshooting_RAG_Ingestion_Documentaire_2026-07-09.docx
+++ b/docs/transferai-admin/135_Guide_Troubleshooting_RAG_Ingestion_Documentaire_2026-07-09.docx
@@ -2934,6 +2934,7633 @@
       </w:pPr>
       <w:r>
         <w:t xml:space="preserve">Considérer toute clé ayant transité par un fichier versionné comme potentiellement compromise, même après suppression du fichier — la rotation reste la seule action qui neutralise réellement le risque.</w:t>
+      </w:r>
+    </w:p>
+    <w:p>
+      <w:pPr>
+        <w:pStyle w:val="Heading1"/>
+      </w:pPr>
+      <w:r>
+        <w:t xml:space="preserve">5. Annexe — Configuration détaillée des workflows RAG</w:t>
+      </w:r>
+    </w:p>
+    <w:p>
+      <w:pPr>
+        <w:spacing w:after="160"/>
+      </w:pPr>
+      <w:r>
+        <w:t xml:space="preserve">Cette annexe documente, nœud par nœud, la configuration actuelle des quatre workflows n8n qui composent l’écosystème RAG documentaire de TransferAI, dans leur état au 09 juillet 2026 (après l’ensemble des correctifs décrits dans ce guide).</w:t>
+      </w:r>
+    </w:p>
+    <w:p>
+      <w:pPr>
+        <w:pStyle w:val="Heading2"/>
+      </w:pPr>
+      <w:r>
+        <w:t xml:space="preserve">5.1  Ingestion_Documents_Drive_Recursif — Alimentation de la base de connaissances</w:t>
+      </w:r>
+    </w:p>
+    <w:p>
+      <w:pPr>
+        <w:spacing w:after="160"/>
+      </w:pPr>
+      <w:r>
+        <w:t xml:space="preserve">Déclenchement automatique toutes les 6 heures. Rôle : transformer les documents Google Drive en morceaux de texte vectorisés, stockés dans Supabase.</w:t>
+      </w:r>
+    </w:p>
+    <w:tbl>
+      <w:tblPr>
+        <w:tblW w:type="dxa" w:w="9746"/>
+        <w:tblBorders>
+          <w:top w:val="single" w:color="auto" w:sz="4"/>
+          <w:left w:val="single" w:color="auto" w:sz="4"/>
+          <w:bottom w:val="single" w:color="auto" w:sz="4"/>
+          <w:right w:val="single" w:color="auto" w:sz="4"/>
+          <w:insideH w:val="single" w:color="auto" w:sz="4"/>
+          <w:insideV w:val="single" w:color="auto" w:sz="4"/>
+        </w:tblBorders>
+      </w:tblPr>
+      <w:tblGrid>
+        <w:gridCol w:w="500"/>
+        <w:gridCol w:w="2100"/>
+        <w:gridCol w:w="1700"/>
+        <w:gridCol w:w="5446"/>
+      </w:tblGrid>
+      <w:tr>
+        <w:trPr>
+          <w:tblHeader/>
+        </w:trPr>
+        <w:tc>
+          <w:tcPr>
+            <w:tcW w:type="dxa" w:w="500"/>
+            <w:tcBorders>
+              <w:top w:val="single" w:color="BFBFBF" w:sz="2"/>
+              <w:left w:val="single" w:color="BFBFBF" w:sz="2"/>
+              <w:bottom w:val="single" w:color="BFBFBF" w:sz="2"/>
+              <w:right w:val="single" w:color="BFBFBF" w:sz="2"/>
+            </w:tcBorders>
+            <w:shd w:fill="10213D" w:val="clear"/>
+            <w:tcMar>
+              <w:top w:type="dxa" w:w="100"/>
+              <w:left w:type="dxa" w:w="120"/>
+              <w:bottom w:type="dxa" w:w="100"/>
+              <w:right w:type="dxa" w:w="120"/>
+            </w:tcMar>
+            <w:vAlign w:val="center"/>
+          </w:tcPr>
+          <w:p>
+            <w:r>
+              <w:rPr>
+                <w:b/>
+                <w:bCs/>
+                <w:color w:val="FFFFFF"/>
+              </w:rPr>
+              <w:t xml:space="preserve">#</w:t>
+            </w:r>
+          </w:p>
+        </w:tc>
+        <w:tc>
+          <w:tcPr>
+            <w:tcW w:type="dxa" w:w="2100"/>
+            <w:tcBorders>
+              <w:top w:val="single" w:color="BFBFBF" w:sz="2"/>
+              <w:left w:val="single" w:color="BFBFBF" w:sz="2"/>
+              <w:bottom w:val="single" w:color="BFBFBF" w:sz="2"/>
+              <w:right w:val="single" w:color="BFBFBF" w:sz="2"/>
+            </w:tcBorders>
+            <w:shd w:fill="10213D" w:val="clear"/>
+            <w:tcMar>
+              <w:top w:type="dxa" w:w="100"/>
+              <w:left w:type="dxa" w:w="120"/>
+              <w:bottom w:type="dxa" w:w="100"/>
+              <w:right w:type="dxa" w:w="120"/>
+            </w:tcMar>
+            <w:vAlign w:val="center"/>
+          </w:tcPr>
+          <w:p>
+            <w:r>
+              <w:rPr>
+                <w:b/>
+                <w:bCs/>
+                <w:color w:val="FFFFFF"/>
+              </w:rPr>
+              <w:t xml:space="preserve">Nœud</w:t>
+            </w:r>
+          </w:p>
+        </w:tc>
+        <w:tc>
+          <w:tcPr>
+            <w:tcW w:type="dxa" w:w="1700"/>
+            <w:tcBorders>
+              <w:top w:val="single" w:color="BFBFBF" w:sz="2"/>
+              <w:left w:val="single" w:color="BFBFBF" w:sz="2"/>
+              <w:bottom w:val="single" w:color="BFBFBF" w:sz="2"/>
+              <w:right w:val="single" w:color="BFBFBF" w:sz="2"/>
+            </w:tcBorders>
+            <w:shd w:fill="10213D" w:val="clear"/>
+            <w:tcMar>
+              <w:top w:type="dxa" w:w="100"/>
+              <w:left w:type="dxa" w:w="120"/>
+              <w:bottom w:type="dxa" w:w="100"/>
+              <w:right w:type="dxa" w:w="120"/>
+            </w:tcMar>
+            <w:vAlign w:val="center"/>
+          </w:tcPr>
+          <w:p>
+            <w:r>
+              <w:rPr>
+                <w:b/>
+                <w:bCs/>
+                <w:color w:val="FFFFFF"/>
+              </w:rPr>
+              <w:t xml:space="preserve">Type</w:t>
+            </w:r>
+          </w:p>
+        </w:tc>
+        <w:tc>
+          <w:tcPr>
+            <w:tcW w:type="dxa" w:w="5446"/>
+            <w:tcBorders>
+              <w:top w:val="single" w:color="BFBFBF" w:sz="2"/>
+              <w:left w:val="single" w:color="BFBFBF" w:sz="2"/>
+              <w:bottom w:val="single" w:color="BFBFBF" w:sz="2"/>
+              <w:right w:val="single" w:color="BFBFBF" w:sz="2"/>
+            </w:tcBorders>
+            <w:shd w:fill="10213D" w:val="clear"/>
+            <w:tcMar>
+              <w:top w:type="dxa" w:w="100"/>
+              <w:left w:type="dxa" w:w="120"/>
+              <w:bottom w:type="dxa" w:w="100"/>
+              <w:right w:type="dxa" w:w="120"/>
+            </w:tcMar>
+            <w:vAlign w:val="center"/>
+          </w:tcPr>
+          <w:p>
+            <w:r>
+              <w:rPr>
+                <w:b/>
+                <w:bCs/>
+                <w:color w:val="FFFFFF"/>
+              </w:rPr>
+              <w:t xml:space="preserve">Rôle et configuration</w:t>
+            </w:r>
+          </w:p>
+        </w:tc>
+      </w:tr>
+      <w:tr>
+        <w:tc>
+          <w:tcPr>
+            <w:tcW w:type="dxa" w:w="500"/>
+            <w:tcBorders>
+              <w:top w:val="single" w:color="BFBFBF" w:sz="2"/>
+              <w:left w:val="single" w:color="BFBFBF" w:sz="2"/>
+              <w:bottom w:val="single" w:color="BFBFBF" w:sz="2"/>
+              <w:right w:val="single" w:color="BFBFBF" w:sz="2"/>
+            </w:tcBorders>
+            <w:shd w:fill="F2F2F2" w:val="clear"/>
+            <w:tcMar>
+              <w:top w:type="dxa" w:w="80"/>
+              <w:left w:type="dxa" w:w="120"/>
+              <w:bottom w:type="dxa" w:w="80"/>
+              <w:right w:type="dxa" w:w="120"/>
+            </w:tcMar>
+          </w:tcPr>
+          <w:p>
+            <w:pPr>
+              <w:jc w:val="left"/>
+            </w:pPr>
+            <w:r>
+              <w:rPr>
+                <w:b/>
+                <w:bCs/>
+                <w:sz w:val="19"/>
+                <w:szCs w:val="19"/>
+              </w:rPr>
+              <w:t xml:space="preserve">1</w:t>
+            </w:r>
+          </w:p>
+        </w:tc>
+        <w:tc>
+          <w:tcPr>
+            <w:tcW w:type="dxa" w:w="2100"/>
+            <w:tcBorders>
+              <w:top w:val="single" w:color="BFBFBF" w:sz="2"/>
+              <w:left w:val="single" w:color="BFBFBF" w:sz="2"/>
+              <w:bottom w:val="single" w:color="BFBFBF" w:sz="2"/>
+              <w:right w:val="single" w:color="BFBFBF" w:sz="2"/>
+            </w:tcBorders>
+            <w:shd w:fill="F2F2F2" w:val="clear"/>
+            <w:tcMar>
+              <w:top w:type="dxa" w:w="80"/>
+              <w:left w:type="dxa" w:w="120"/>
+              <w:bottom w:type="dxa" w:w="80"/>
+              <w:right w:type="dxa" w:w="120"/>
+            </w:tcMar>
+          </w:tcPr>
+          <w:p>
+            <w:pPr>
+              <w:jc w:val="left"/>
+            </w:pPr>
+            <w:r>
+              <w:rPr>
+                <w:b/>
+                <w:bCs/>
+                <w:sz w:val="19"/>
+                <w:szCs w:val="19"/>
+              </w:rPr>
+              <w:t xml:space="preserve">Déclencheur — toutes les 6h</w:t>
+            </w:r>
+          </w:p>
+        </w:tc>
+        <w:tc>
+          <w:tcPr>
+            <w:tcW w:type="dxa" w:w="1700"/>
+            <w:tcBorders>
+              <w:top w:val="single" w:color="BFBFBF" w:sz="2"/>
+              <w:left w:val="single" w:color="BFBFBF" w:sz="2"/>
+              <w:bottom w:val="single" w:color="BFBFBF" w:sz="2"/>
+              <w:right w:val="single" w:color="BFBFBF" w:sz="2"/>
+            </w:tcBorders>
+            <w:shd w:fill="F2F2F2" w:val="clear"/>
+            <w:tcMar>
+              <w:top w:type="dxa" w:w="80"/>
+              <w:left w:type="dxa" w:w="120"/>
+              <w:bottom w:type="dxa" w:w="80"/>
+              <w:right w:type="dxa" w:w="120"/>
+            </w:tcMar>
+          </w:tcPr>
+          <w:p>
+            <w:pPr>
+              <w:jc w:val="left"/>
+            </w:pPr>
+            <w:r>
+              <w:rPr>
+                <w:b w:val="false"/>
+                <w:bCs w:val="false"/>
+                <w:rFonts w:ascii="Courier New" w:cs="Courier New" w:eastAsia="Courier New" w:hAnsi="Courier New"/>
+                <w:sz w:val="17"/>
+                <w:szCs w:val="17"/>
+              </w:rPr>
+              <w:t xml:space="preserve">Schedule Trigger</w:t>
+            </w:r>
+          </w:p>
+        </w:tc>
+        <w:tc>
+          <w:tcPr>
+            <w:tcW w:type="dxa" w:w="5446"/>
+            <w:tcBorders>
+              <w:top w:val="single" w:color="BFBFBF" w:sz="2"/>
+              <w:left w:val="single" w:color="BFBFBF" w:sz="2"/>
+              <w:bottom w:val="single" w:color="BFBFBF" w:sz="2"/>
+              <w:right w:val="single" w:color="BFBFBF" w:sz="2"/>
+            </w:tcBorders>
+            <w:shd w:fill="F2F2F2" w:val="clear"/>
+            <w:tcMar>
+              <w:top w:type="dxa" w:w="80"/>
+              <w:left w:type="dxa" w:w="120"/>
+              <w:bottom w:type="dxa" w:w="80"/>
+              <w:right w:type="dxa" w:w="120"/>
+            </w:tcMar>
+          </w:tcPr>
+          <w:p>
+            <w:pPr>
+              <w:jc w:val="left"/>
+            </w:pPr>
+            <w:r>
+              <w:rPr>
+                <w:b w:val="false"/>
+                <w:bCs w:val="false"/>
+                <w:sz w:val="19"/>
+                <w:szCs w:val="19"/>
+              </w:rPr>
+              <w:t xml:space="preserve">Lance l’exécution automatiquement selon un intervalle fixe de 6 heures.</w:t>
+            </w:r>
+          </w:p>
+        </w:tc>
+      </w:tr>
+      <w:tr>
+        <w:tc>
+          <w:tcPr>
+            <w:tcW w:type="dxa" w:w="500"/>
+            <w:tcBorders>
+              <w:top w:val="single" w:color="BFBFBF" w:sz="2"/>
+              <w:left w:val="single" w:color="BFBFBF" w:sz="2"/>
+              <w:bottom w:val="single" w:color="BFBFBF" w:sz="2"/>
+              <w:right w:val="single" w:color="BFBFBF" w:sz="2"/>
+            </w:tcBorders>
+            <w:tcMar>
+              <w:top w:type="dxa" w:w="80"/>
+              <w:left w:type="dxa" w:w="120"/>
+              <w:bottom w:type="dxa" w:w="80"/>
+              <w:right w:type="dxa" w:w="120"/>
+            </w:tcMar>
+          </w:tcPr>
+          <w:p>
+            <w:pPr>
+              <w:jc w:val="left"/>
+            </w:pPr>
+            <w:r>
+              <w:rPr>
+                <w:b/>
+                <w:bCs/>
+                <w:sz w:val="19"/>
+                <w:szCs w:val="19"/>
+              </w:rPr>
+              <w:t xml:space="preserve">2</w:t>
+            </w:r>
+          </w:p>
+        </w:tc>
+        <w:tc>
+          <w:tcPr>
+            <w:tcW w:type="dxa" w:w="2100"/>
+            <w:tcBorders>
+              <w:top w:val="single" w:color="BFBFBF" w:sz="2"/>
+              <w:left w:val="single" w:color="BFBFBF" w:sz="2"/>
+              <w:bottom w:val="single" w:color="BFBFBF" w:sz="2"/>
+              <w:right w:val="single" w:color="BFBFBF" w:sz="2"/>
+            </w:tcBorders>
+            <w:tcMar>
+              <w:top w:type="dxa" w:w="80"/>
+              <w:left w:type="dxa" w:w="120"/>
+              <w:bottom w:type="dxa" w:w="80"/>
+              <w:right w:type="dxa" w:w="120"/>
+            </w:tcMar>
+          </w:tcPr>
+          <w:p>
+            <w:pPr>
+              <w:jc w:val="left"/>
+            </w:pPr>
+            <w:r>
+              <w:rPr>
+                <w:b/>
+                <w:bCs/>
+                <w:sz w:val="19"/>
+                <w:szCs w:val="19"/>
+              </w:rPr>
+              <w:t xml:space="preserve">Liste des dossiers à scanner</w:t>
+            </w:r>
+          </w:p>
+        </w:tc>
+        <w:tc>
+          <w:tcPr>
+            <w:tcW w:type="dxa" w:w="1700"/>
+            <w:tcBorders>
+              <w:top w:val="single" w:color="BFBFBF" w:sz="2"/>
+              <w:left w:val="single" w:color="BFBFBF" w:sz="2"/>
+              <w:bottom w:val="single" w:color="BFBFBF" w:sz="2"/>
+              <w:right w:val="single" w:color="BFBFBF" w:sz="2"/>
+            </w:tcBorders>
+            <w:tcMar>
+              <w:top w:type="dxa" w:w="80"/>
+              <w:left w:type="dxa" w:w="120"/>
+              <w:bottom w:type="dxa" w:w="80"/>
+              <w:right w:type="dxa" w:w="120"/>
+            </w:tcMar>
+          </w:tcPr>
+          <w:p>
+            <w:pPr>
+              <w:jc w:val="left"/>
+            </w:pPr>
+            <w:r>
+              <w:rPr>
+                <w:b w:val="false"/>
+                <w:bCs w:val="false"/>
+                <w:rFonts w:ascii="Courier New" w:cs="Courier New" w:eastAsia="Courier New" w:hAnsi="Courier New"/>
+                <w:sz w:val="17"/>
+                <w:szCs w:val="17"/>
+              </w:rPr>
+              <w:t xml:space="preserve">Code</w:t>
+            </w:r>
+          </w:p>
+        </w:tc>
+        <w:tc>
+          <w:tcPr>
+            <w:tcW w:type="dxa" w:w="5446"/>
+            <w:tcBorders>
+              <w:top w:val="single" w:color="BFBFBF" w:sz="2"/>
+              <w:left w:val="single" w:color="BFBFBF" w:sz="2"/>
+              <w:bottom w:val="single" w:color="BFBFBF" w:sz="2"/>
+              <w:right w:val="single" w:color="BFBFBF" w:sz="2"/>
+            </w:tcBorders>
+            <w:tcMar>
+              <w:top w:type="dxa" w:w="80"/>
+              <w:left w:type="dxa" w:w="120"/>
+              <w:bottom w:type="dxa" w:w="80"/>
+              <w:right w:type="dxa" w:w="120"/>
+            </w:tcMar>
+          </w:tcPr>
+          <w:p>
+            <w:pPr>
+              <w:jc w:val="left"/>
+            </w:pPr>
+            <w:r>
+              <w:rPr>
+                <w:b w:val="false"/>
+                <w:bCs w:val="false"/>
+                <w:sz w:val="19"/>
+                <w:szCs w:val="19"/>
+              </w:rPr>
+              <w:t xml:space="preserve">Définit en dur la liste des 8 dossiers Google Drive à parcourir (dossier racine et 7 sous-dossiers thématiques), chacun identifié par son identifiant Google Drive.</w:t>
+            </w:r>
+          </w:p>
+        </w:tc>
+      </w:tr>
+      <w:tr>
+        <w:tc>
+          <w:tcPr>
+            <w:tcW w:type="dxa" w:w="500"/>
+            <w:tcBorders>
+              <w:top w:val="single" w:color="BFBFBF" w:sz="2"/>
+              <w:left w:val="single" w:color="BFBFBF" w:sz="2"/>
+              <w:bottom w:val="single" w:color="BFBFBF" w:sz="2"/>
+              <w:right w:val="single" w:color="BFBFBF" w:sz="2"/>
+            </w:tcBorders>
+            <w:shd w:fill="F2F2F2" w:val="clear"/>
+            <w:tcMar>
+              <w:top w:type="dxa" w:w="80"/>
+              <w:left w:type="dxa" w:w="120"/>
+              <w:bottom w:type="dxa" w:w="80"/>
+              <w:right w:type="dxa" w:w="120"/>
+            </w:tcMar>
+          </w:tcPr>
+          <w:p>
+            <w:pPr>
+              <w:jc w:val="left"/>
+            </w:pPr>
+            <w:r>
+              <w:rPr>
+                <w:b/>
+                <w:bCs/>
+                <w:sz w:val="19"/>
+                <w:szCs w:val="19"/>
+              </w:rPr>
+              <w:t xml:space="preserve">3</w:t>
+            </w:r>
+          </w:p>
+        </w:tc>
+        <w:tc>
+          <w:tcPr>
+            <w:tcW w:type="dxa" w:w="2100"/>
+            <w:tcBorders>
+              <w:top w:val="single" w:color="BFBFBF" w:sz="2"/>
+              <w:left w:val="single" w:color="BFBFBF" w:sz="2"/>
+              <w:bottom w:val="single" w:color="BFBFBF" w:sz="2"/>
+              <w:right w:val="single" w:color="BFBFBF" w:sz="2"/>
+            </w:tcBorders>
+            <w:shd w:fill="F2F2F2" w:val="clear"/>
+            <w:tcMar>
+              <w:top w:type="dxa" w:w="80"/>
+              <w:left w:type="dxa" w:w="120"/>
+              <w:bottom w:type="dxa" w:w="80"/>
+              <w:right w:type="dxa" w:w="120"/>
+            </w:tcMar>
+          </w:tcPr>
+          <w:p>
+            <w:pPr>
+              <w:jc w:val="left"/>
+            </w:pPr>
+            <w:r>
+              <w:rPr>
+                <w:b/>
+                <w:bCs/>
+                <w:sz w:val="19"/>
+                <w:szCs w:val="19"/>
+              </w:rPr>
+              <w:t xml:space="preserve">Lister fichiers du dossier</w:t>
+            </w:r>
+          </w:p>
+        </w:tc>
+        <w:tc>
+          <w:tcPr>
+            <w:tcW w:type="dxa" w:w="1700"/>
+            <w:tcBorders>
+              <w:top w:val="single" w:color="BFBFBF" w:sz="2"/>
+              <w:left w:val="single" w:color="BFBFBF" w:sz="2"/>
+              <w:bottom w:val="single" w:color="BFBFBF" w:sz="2"/>
+              <w:right w:val="single" w:color="BFBFBF" w:sz="2"/>
+            </w:tcBorders>
+            <w:shd w:fill="F2F2F2" w:val="clear"/>
+            <w:tcMar>
+              <w:top w:type="dxa" w:w="80"/>
+              <w:left w:type="dxa" w:w="120"/>
+              <w:bottom w:type="dxa" w:w="80"/>
+              <w:right w:type="dxa" w:w="120"/>
+            </w:tcMar>
+          </w:tcPr>
+          <w:p>
+            <w:pPr>
+              <w:jc w:val="left"/>
+            </w:pPr>
+            <w:r>
+              <w:rPr>
+                <w:b w:val="false"/>
+                <w:bCs w:val="false"/>
+                <w:rFonts w:ascii="Courier New" w:cs="Courier New" w:eastAsia="Courier New" w:hAnsi="Courier New"/>
+                <w:sz w:val="17"/>
+                <w:szCs w:val="17"/>
+              </w:rPr>
+              <w:t xml:space="preserve">HTTP Request</w:t>
+            </w:r>
+          </w:p>
+        </w:tc>
+        <w:tc>
+          <w:tcPr>
+            <w:tcW w:type="dxa" w:w="5446"/>
+            <w:tcBorders>
+              <w:top w:val="single" w:color="BFBFBF" w:sz="2"/>
+              <w:left w:val="single" w:color="BFBFBF" w:sz="2"/>
+              <w:bottom w:val="single" w:color="BFBFBF" w:sz="2"/>
+              <w:right w:val="single" w:color="BFBFBF" w:sz="2"/>
+            </w:tcBorders>
+            <w:shd w:fill="F2F2F2" w:val="clear"/>
+            <w:tcMar>
+              <w:top w:type="dxa" w:w="80"/>
+              <w:left w:type="dxa" w:w="120"/>
+              <w:bottom w:type="dxa" w:w="80"/>
+              <w:right w:type="dxa" w:w="120"/>
+            </w:tcMar>
+          </w:tcPr>
+          <w:p>
+            <w:pPr>
+              <w:jc w:val="left"/>
+            </w:pPr>
+            <w:r>
+              <w:rPr>
+                <w:b w:val="false"/>
+                <w:bCs w:val="false"/>
+                <w:sz w:val="19"/>
+                <w:szCs w:val="19"/>
+              </w:rPr>
+              <w:t xml:space="preserve">Interroge directement l’API Google Drive (GET /drive/v3/files) pour chaque dossier, avec un filtre excluant les sous-dossiers et une pagination jusqu’à 1 000 fichiers.</w:t>
+            </w:r>
+          </w:p>
+        </w:tc>
+      </w:tr>
+      <w:tr>
+        <w:tc>
+          <w:tcPr>
+            <w:tcW w:type="dxa" w:w="500"/>
+            <w:tcBorders>
+              <w:top w:val="single" w:color="BFBFBF" w:sz="2"/>
+              <w:left w:val="single" w:color="BFBFBF" w:sz="2"/>
+              <w:bottom w:val="single" w:color="BFBFBF" w:sz="2"/>
+              <w:right w:val="single" w:color="BFBFBF" w:sz="2"/>
+            </w:tcBorders>
+            <w:tcMar>
+              <w:top w:type="dxa" w:w="80"/>
+              <w:left w:type="dxa" w:w="120"/>
+              <w:bottom w:type="dxa" w:w="80"/>
+              <w:right w:type="dxa" w:w="120"/>
+            </w:tcMar>
+          </w:tcPr>
+          <w:p>
+            <w:pPr>
+              <w:jc w:val="left"/>
+            </w:pPr>
+            <w:r>
+              <w:rPr>
+                <w:b/>
+                <w:bCs/>
+                <w:sz w:val="19"/>
+                <w:szCs w:val="19"/>
+              </w:rPr>
+              <w:t xml:space="preserve">4</w:t>
+            </w:r>
+          </w:p>
+        </w:tc>
+        <w:tc>
+          <w:tcPr>
+            <w:tcW w:type="dxa" w:w="2100"/>
+            <w:tcBorders>
+              <w:top w:val="single" w:color="BFBFBF" w:sz="2"/>
+              <w:left w:val="single" w:color="BFBFBF" w:sz="2"/>
+              <w:bottom w:val="single" w:color="BFBFBF" w:sz="2"/>
+              <w:right w:val="single" w:color="BFBFBF" w:sz="2"/>
+            </w:tcBorders>
+            <w:tcMar>
+              <w:top w:type="dxa" w:w="80"/>
+              <w:left w:type="dxa" w:w="120"/>
+              <w:bottom w:type="dxa" w:w="80"/>
+              <w:right w:type="dxa" w:w="120"/>
+            </w:tcMar>
+          </w:tcPr>
+          <w:p>
+            <w:pPr>
+              <w:jc w:val="left"/>
+            </w:pPr>
+            <w:r>
+              <w:rPr>
+                <w:b/>
+                <w:bCs/>
+                <w:sz w:val="19"/>
+                <w:szCs w:val="19"/>
+              </w:rPr>
+              <w:t xml:space="preserve">Aplatir liste fichiers</w:t>
+            </w:r>
+          </w:p>
+        </w:tc>
+        <w:tc>
+          <w:tcPr>
+            <w:tcW w:type="dxa" w:w="1700"/>
+            <w:tcBorders>
+              <w:top w:val="single" w:color="BFBFBF" w:sz="2"/>
+              <w:left w:val="single" w:color="BFBFBF" w:sz="2"/>
+              <w:bottom w:val="single" w:color="BFBFBF" w:sz="2"/>
+              <w:right w:val="single" w:color="BFBFBF" w:sz="2"/>
+            </w:tcBorders>
+            <w:tcMar>
+              <w:top w:type="dxa" w:w="80"/>
+              <w:left w:type="dxa" w:w="120"/>
+              <w:bottom w:type="dxa" w:w="80"/>
+              <w:right w:type="dxa" w:w="120"/>
+            </w:tcMar>
+          </w:tcPr>
+          <w:p>
+            <w:pPr>
+              <w:jc w:val="left"/>
+            </w:pPr>
+            <w:r>
+              <w:rPr>
+                <w:b w:val="false"/>
+                <w:bCs w:val="false"/>
+                <w:rFonts w:ascii="Courier New" w:cs="Courier New" w:eastAsia="Courier New" w:hAnsi="Courier New"/>
+                <w:sz w:val="17"/>
+                <w:szCs w:val="17"/>
+              </w:rPr>
+              <w:t xml:space="preserve">Code</w:t>
+            </w:r>
+          </w:p>
+        </w:tc>
+        <w:tc>
+          <w:tcPr>
+            <w:tcW w:type="dxa" w:w="5446"/>
+            <w:tcBorders>
+              <w:top w:val="single" w:color="BFBFBF" w:sz="2"/>
+              <w:left w:val="single" w:color="BFBFBF" w:sz="2"/>
+              <w:bottom w:val="single" w:color="BFBFBF" w:sz="2"/>
+              <w:right w:val="single" w:color="BFBFBF" w:sz="2"/>
+            </w:tcBorders>
+            <w:tcMar>
+              <w:top w:type="dxa" w:w="80"/>
+              <w:left w:type="dxa" w:w="120"/>
+              <w:bottom w:type="dxa" w:w="80"/>
+              <w:right w:type="dxa" w:w="120"/>
+            </w:tcMar>
+          </w:tcPr>
+          <w:p>
+            <w:pPr>
+              <w:jc w:val="left"/>
+            </w:pPr>
+            <w:r>
+              <w:rPr>
+                <w:b w:val="false"/>
+                <w:bCs w:val="false"/>
+                <w:sz w:val="19"/>
+                <w:szCs w:val="19"/>
+              </w:rPr>
+              <w:t xml:space="preserve">Fusionne les listes de fichiers obtenues pour chacun des 8 dossiers en une seule liste d’éléments à traiter individuellement.</w:t>
+            </w:r>
+          </w:p>
+        </w:tc>
+      </w:tr>
+      <w:tr>
+        <w:tc>
+          <w:tcPr>
+            <w:tcW w:type="dxa" w:w="500"/>
+            <w:tcBorders>
+              <w:top w:val="single" w:color="BFBFBF" w:sz="2"/>
+              <w:left w:val="single" w:color="BFBFBF" w:sz="2"/>
+              <w:bottom w:val="single" w:color="BFBFBF" w:sz="2"/>
+              <w:right w:val="single" w:color="BFBFBF" w:sz="2"/>
+            </w:tcBorders>
+            <w:shd w:fill="F2F2F2" w:val="clear"/>
+            <w:tcMar>
+              <w:top w:type="dxa" w:w="80"/>
+              <w:left w:type="dxa" w:w="120"/>
+              <w:bottom w:type="dxa" w:w="80"/>
+              <w:right w:type="dxa" w:w="120"/>
+            </w:tcMar>
+          </w:tcPr>
+          <w:p>
+            <w:pPr>
+              <w:jc w:val="left"/>
+            </w:pPr>
+            <w:r>
+              <w:rPr>
+                <w:b/>
+                <w:bCs/>
+                <w:sz w:val="19"/>
+                <w:szCs w:val="19"/>
+              </w:rPr>
+              <w:t xml:space="preserve">5</w:t>
+            </w:r>
+          </w:p>
+        </w:tc>
+        <w:tc>
+          <w:tcPr>
+            <w:tcW w:type="dxa" w:w="2100"/>
+            <w:tcBorders>
+              <w:top w:val="single" w:color="BFBFBF" w:sz="2"/>
+              <w:left w:val="single" w:color="BFBFBF" w:sz="2"/>
+              <w:bottom w:val="single" w:color="BFBFBF" w:sz="2"/>
+              <w:right w:val="single" w:color="BFBFBF" w:sz="2"/>
+            </w:tcBorders>
+            <w:shd w:fill="F2F2F2" w:val="clear"/>
+            <w:tcMar>
+              <w:top w:type="dxa" w:w="80"/>
+              <w:left w:type="dxa" w:w="120"/>
+              <w:bottom w:type="dxa" w:w="80"/>
+              <w:right w:type="dxa" w:w="120"/>
+            </w:tcMar>
+          </w:tcPr>
+          <w:p>
+            <w:pPr>
+              <w:jc w:val="left"/>
+            </w:pPr>
+            <w:r>
+              <w:rPr>
+                <w:b/>
+                <w:bCs/>
+                <w:sz w:val="19"/>
+                <w:szCs w:val="19"/>
+              </w:rPr>
+              <w:t xml:space="preserve">Télécharger contenu fichier</w:t>
+            </w:r>
+          </w:p>
+        </w:tc>
+        <w:tc>
+          <w:tcPr>
+            <w:tcW w:type="dxa" w:w="1700"/>
+            <w:tcBorders>
+              <w:top w:val="single" w:color="BFBFBF" w:sz="2"/>
+              <w:left w:val="single" w:color="BFBFBF" w:sz="2"/>
+              <w:bottom w:val="single" w:color="BFBFBF" w:sz="2"/>
+              <w:right w:val="single" w:color="BFBFBF" w:sz="2"/>
+            </w:tcBorders>
+            <w:shd w:fill="F2F2F2" w:val="clear"/>
+            <w:tcMar>
+              <w:top w:type="dxa" w:w="80"/>
+              <w:left w:type="dxa" w:w="120"/>
+              <w:bottom w:type="dxa" w:w="80"/>
+              <w:right w:type="dxa" w:w="120"/>
+            </w:tcMar>
+          </w:tcPr>
+          <w:p>
+            <w:pPr>
+              <w:jc w:val="left"/>
+            </w:pPr>
+            <w:r>
+              <w:rPr>
+                <w:b w:val="false"/>
+                <w:bCs w:val="false"/>
+                <w:rFonts w:ascii="Courier New" w:cs="Courier New" w:eastAsia="Courier New" w:hAnsi="Courier New"/>
+                <w:sz w:val="17"/>
+                <w:szCs w:val="17"/>
+              </w:rPr>
+              <w:t xml:space="preserve">Google Drive</w:t>
+            </w:r>
+          </w:p>
+        </w:tc>
+        <w:tc>
+          <w:tcPr>
+            <w:tcW w:type="dxa" w:w="5446"/>
+            <w:tcBorders>
+              <w:top w:val="single" w:color="BFBFBF" w:sz="2"/>
+              <w:left w:val="single" w:color="BFBFBF" w:sz="2"/>
+              <w:bottom w:val="single" w:color="BFBFBF" w:sz="2"/>
+              <w:right w:val="single" w:color="BFBFBF" w:sz="2"/>
+            </w:tcBorders>
+            <w:shd w:fill="F2F2F2" w:val="clear"/>
+            <w:tcMar>
+              <w:top w:type="dxa" w:w="80"/>
+              <w:left w:type="dxa" w:w="120"/>
+              <w:bottom w:type="dxa" w:w="80"/>
+              <w:right w:type="dxa" w:w="120"/>
+            </w:tcMar>
+          </w:tcPr>
+          <w:p>
+            <w:pPr>
+              <w:jc w:val="left"/>
+            </w:pPr>
+            <w:r>
+              <w:rPr>
+                <w:b w:val="false"/>
+                <w:bCs w:val="false"/>
+                <w:sz w:val="19"/>
+                <w:szCs w:val="19"/>
+              </w:rPr>
+              <w:t xml:space="preserve">Télécharge le contenu binaire de chaque fichier retenu, avec conversion automatique des formats Google natifs (Docs, Sheets) en texte brut.</w:t>
+            </w:r>
+          </w:p>
+        </w:tc>
+      </w:tr>
+      <w:tr>
+        <w:tc>
+          <w:tcPr>
+            <w:tcW w:type="dxa" w:w="500"/>
+            <w:tcBorders>
+              <w:top w:val="single" w:color="BFBFBF" w:sz="2"/>
+              <w:left w:val="single" w:color="BFBFBF" w:sz="2"/>
+              <w:bottom w:val="single" w:color="BFBFBF" w:sz="2"/>
+              <w:right w:val="single" w:color="BFBFBF" w:sz="2"/>
+            </w:tcBorders>
+            <w:tcMar>
+              <w:top w:type="dxa" w:w="80"/>
+              <w:left w:type="dxa" w:w="120"/>
+              <w:bottom w:type="dxa" w:w="80"/>
+              <w:right w:type="dxa" w:w="120"/>
+            </w:tcMar>
+          </w:tcPr>
+          <w:p>
+            <w:pPr>
+              <w:jc w:val="left"/>
+            </w:pPr>
+            <w:r>
+              <w:rPr>
+                <w:b/>
+                <w:bCs/>
+                <w:sz w:val="19"/>
+                <w:szCs w:val="19"/>
+              </w:rPr>
+              <w:t xml:space="preserve">6</w:t>
+            </w:r>
+          </w:p>
+        </w:tc>
+        <w:tc>
+          <w:tcPr>
+            <w:tcW w:type="dxa" w:w="2100"/>
+            <w:tcBorders>
+              <w:top w:val="single" w:color="BFBFBF" w:sz="2"/>
+              <w:left w:val="single" w:color="BFBFBF" w:sz="2"/>
+              <w:bottom w:val="single" w:color="BFBFBF" w:sz="2"/>
+              <w:right w:val="single" w:color="BFBFBF" w:sz="2"/>
+            </w:tcBorders>
+            <w:tcMar>
+              <w:top w:type="dxa" w:w="80"/>
+              <w:left w:type="dxa" w:w="120"/>
+              <w:bottom w:type="dxa" w:w="80"/>
+              <w:right w:type="dxa" w:w="120"/>
+            </w:tcMar>
+          </w:tcPr>
+          <w:p>
+            <w:pPr>
+              <w:jc w:val="left"/>
+            </w:pPr>
+            <w:r>
+              <w:rPr>
+                <w:b/>
+                <w:bCs/>
+                <w:sz w:val="19"/>
+                <w:szCs w:val="19"/>
+              </w:rPr>
+              <w:t xml:space="preserve">Découper en chunks</w:t>
+            </w:r>
+          </w:p>
+        </w:tc>
+        <w:tc>
+          <w:tcPr>
+            <w:tcW w:type="dxa" w:w="1700"/>
+            <w:tcBorders>
+              <w:top w:val="single" w:color="BFBFBF" w:sz="2"/>
+              <w:left w:val="single" w:color="BFBFBF" w:sz="2"/>
+              <w:bottom w:val="single" w:color="BFBFBF" w:sz="2"/>
+              <w:right w:val="single" w:color="BFBFBF" w:sz="2"/>
+            </w:tcBorders>
+            <w:tcMar>
+              <w:top w:type="dxa" w:w="80"/>
+              <w:left w:type="dxa" w:w="120"/>
+              <w:bottom w:type="dxa" w:w="80"/>
+              <w:right w:type="dxa" w:w="120"/>
+            </w:tcMar>
+          </w:tcPr>
+          <w:p>
+            <w:pPr>
+              <w:jc w:val="left"/>
+            </w:pPr>
+            <w:r>
+              <w:rPr>
+                <w:b w:val="false"/>
+                <w:bCs w:val="false"/>
+                <w:rFonts w:ascii="Courier New" w:cs="Courier New" w:eastAsia="Courier New" w:hAnsi="Courier New"/>
+                <w:sz w:val="17"/>
+                <w:szCs w:val="17"/>
+              </w:rPr>
+              <w:t xml:space="preserve">Code</w:t>
+            </w:r>
+          </w:p>
+        </w:tc>
+        <w:tc>
+          <w:tcPr>
+            <w:tcW w:type="dxa" w:w="5446"/>
+            <w:tcBorders>
+              <w:top w:val="single" w:color="BFBFBF" w:sz="2"/>
+              <w:left w:val="single" w:color="BFBFBF" w:sz="2"/>
+              <w:bottom w:val="single" w:color="BFBFBF" w:sz="2"/>
+              <w:right w:val="single" w:color="BFBFBF" w:sz="2"/>
+            </w:tcBorders>
+            <w:tcMar>
+              <w:top w:type="dxa" w:w="80"/>
+              <w:left w:type="dxa" w:w="120"/>
+              <w:bottom w:type="dxa" w:w="80"/>
+              <w:right w:type="dxa" w:w="120"/>
+            </w:tcMar>
+          </w:tcPr>
+          <w:p>
+            <w:pPr>
+              <w:jc w:val="left"/>
+            </w:pPr>
+            <w:r>
+              <w:rPr>
+                <w:b w:val="false"/>
+                <w:bCs w:val="false"/>
+                <w:sz w:val="19"/>
+                <w:szCs w:val="19"/>
+              </w:rPr>
+              <w:t xml:space="preserve">Segmente le contenu de chaque fichier en morceaux de 800 caractères avec un chevauchement de 100 caractères, afin de ne jamais couper une idée au milieu d’une phrase.</w:t>
+            </w:r>
+          </w:p>
+        </w:tc>
+      </w:tr>
+      <w:tr>
+        <w:tc>
+          <w:tcPr>
+            <w:tcW w:type="dxa" w:w="500"/>
+            <w:tcBorders>
+              <w:top w:val="single" w:color="BFBFBF" w:sz="2"/>
+              <w:left w:val="single" w:color="BFBFBF" w:sz="2"/>
+              <w:bottom w:val="single" w:color="BFBFBF" w:sz="2"/>
+              <w:right w:val="single" w:color="BFBFBF" w:sz="2"/>
+            </w:tcBorders>
+            <w:shd w:fill="F2F2F2" w:val="clear"/>
+            <w:tcMar>
+              <w:top w:type="dxa" w:w="80"/>
+              <w:left w:type="dxa" w:w="120"/>
+              <w:bottom w:type="dxa" w:w="80"/>
+              <w:right w:type="dxa" w:w="120"/>
+            </w:tcMar>
+          </w:tcPr>
+          <w:p>
+            <w:pPr>
+              <w:jc w:val="left"/>
+            </w:pPr>
+            <w:r>
+              <w:rPr>
+                <w:b/>
+                <w:bCs/>
+                <w:sz w:val="19"/>
+                <w:szCs w:val="19"/>
+              </w:rPr>
+              <w:t xml:space="preserve">7</w:t>
+            </w:r>
+          </w:p>
+        </w:tc>
+        <w:tc>
+          <w:tcPr>
+            <w:tcW w:type="dxa" w:w="2100"/>
+            <w:tcBorders>
+              <w:top w:val="single" w:color="BFBFBF" w:sz="2"/>
+              <w:left w:val="single" w:color="BFBFBF" w:sz="2"/>
+              <w:bottom w:val="single" w:color="BFBFBF" w:sz="2"/>
+              <w:right w:val="single" w:color="BFBFBF" w:sz="2"/>
+            </w:tcBorders>
+            <w:shd w:fill="F2F2F2" w:val="clear"/>
+            <w:tcMar>
+              <w:top w:type="dxa" w:w="80"/>
+              <w:left w:type="dxa" w:w="120"/>
+              <w:bottom w:type="dxa" w:w="80"/>
+              <w:right w:type="dxa" w:w="120"/>
+            </w:tcMar>
+          </w:tcPr>
+          <w:p>
+            <w:pPr>
+              <w:jc w:val="left"/>
+            </w:pPr>
+            <w:r>
+              <w:rPr>
+                <w:b/>
+                <w:bCs/>
+                <w:sz w:val="19"/>
+                <w:szCs w:val="19"/>
+              </w:rPr>
+              <w:t xml:space="preserve">Créer embedding chunk</w:t>
+            </w:r>
+          </w:p>
+        </w:tc>
+        <w:tc>
+          <w:tcPr>
+            <w:tcW w:type="dxa" w:w="1700"/>
+            <w:tcBorders>
+              <w:top w:val="single" w:color="BFBFBF" w:sz="2"/>
+              <w:left w:val="single" w:color="BFBFBF" w:sz="2"/>
+              <w:bottom w:val="single" w:color="BFBFBF" w:sz="2"/>
+              <w:right w:val="single" w:color="BFBFBF" w:sz="2"/>
+            </w:tcBorders>
+            <w:shd w:fill="F2F2F2" w:val="clear"/>
+            <w:tcMar>
+              <w:top w:type="dxa" w:w="80"/>
+              <w:left w:type="dxa" w:w="120"/>
+              <w:bottom w:type="dxa" w:w="80"/>
+              <w:right w:type="dxa" w:w="120"/>
+            </w:tcMar>
+          </w:tcPr>
+          <w:p>
+            <w:pPr>
+              <w:jc w:val="left"/>
+            </w:pPr>
+            <w:r>
+              <w:rPr>
+                <w:b w:val="false"/>
+                <w:bCs w:val="false"/>
+                <w:rFonts w:ascii="Courier New" w:cs="Courier New" w:eastAsia="Courier New" w:hAnsi="Courier New"/>
+                <w:sz w:val="17"/>
+                <w:szCs w:val="17"/>
+              </w:rPr>
+              <w:t xml:space="preserve">HTTP Request</w:t>
+            </w:r>
+          </w:p>
+        </w:tc>
+        <w:tc>
+          <w:tcPr>
+            <w:tcW w:type="dxa" w:w="5446"/>
+            <w:tcBorders>
+              <w:top w:val="single" w:color="BFBFBF" w:sz="2"/>
+              <w:left w:val="single" w:color="BFBFBF" w:sz="2"/>
+              <w:bottom w:val="single" w:color="BFBFBF" w:sz="2"/>
+              <w:right w:val="single" w:color="BFBFBF" w:sz="2"/>
+            </w:tcBorders>
+            <w:shd w:fill="F2F2F2" w:val="clear"/>
+            <w:tcMar>
+              <w:top w:type="dxa" w:w="80"/>
+              <w:left w:type="dxa" w:w="120"/>
+              <w:bottom w:type="dxa" w:w="80"/>
+              <w:right w:type="dxa" w:w="120"/>
+            </w:tcMar>
+          </w:tcPr>
+          <w:p>
+            <w:pPr>
+              <w:jc w:val="left"/>
+            </w:pPr>
+            <w:r>
+              <w:rPr>
+                <w:b w:val="false"/>
+                <w:bCs w:val="false"/>
+                <w:sz w:val="19"/>
+                <w:szCs w:val="19"/>
+              </w:rPr>
+              <w:t xml:space="preserve">Appelle l’API OpenAI (POST /v1/embeddings, modèle text-embedding-3-small) pour transformer chaque morceau de texte en vecteur numérique de 1536 dimensions.</w:t>
+            </w:r>
+          </w:p>
+        </w:tc>
+      </w:tr>
+      <w:tr>
+        <w:tc>
+          <w:tcPr>
+            <w:tcW w:type="dxa" w:w="500"/>
+            <w:tcBorders>
+              <w:top w:val="single" w:color="BFBFBF" w:sz="2"/>
+              <w:left w:val="single" w:color="BFBFBF" w:sz="2"/>
+              <w:bottom w:val="single" w:color="BFBFBF" w:sz="2"/>
+              <w:right w:val="single" w:color="BFBFBF" w:sz="2"/>
+            </w:tcBorders>
+            <w:tcMar>
+              <w:top w:type="dxa" w:w="80"/>
+              <w:left w:type="dxa" w:w="120"/>
+              <w:bottom w:type="dxa" w:w="80"/>
+              <w:right w:type="dxa" w:w="120"/>
+            </w:tcMar>
+          </w:tcPr>
+          <w:p>
+            <w:pPr>
+              <w:jc w:val="left"/>
+            </w:pPr>
+            <w:r>
+              <w:rPr>
+                <w:b/>
+                <w:bCs/>
+                <w:sz w:val="19"/>
+                <w:szCs w:val="19"/>
+              </w:rPr>
+              <w:t xml:space="preserve">8</w:t>
+            </w:r>
+          </w:p>
+        </w:tc>
+        <w:tc>
+          <w:tcPr>
+            <w:tcW w:type="dxa" w:w="2100"/>
+            <w:tcBorders>
+              <w:top w:val="single" w:color="BFBFBF" w:sz="2"/>
+              <w:left w:val="single" w:color="BFBFBF" w:sz="2"/>
+              <w:bottom w:val="single" w:color="BFBFBF" w:sz="2"/>
+              <w:right w:val="single" w:color="BFBFBF" w:sz="2"/>
+            </w:tcBorders>
+            <w:tcMar>
+              <w:top w:type="dxa" w:w="80"/>
+              <w:left w:type="dxa" w:w="120"/>
+              <w:bottom w:type="dxa" w:w="80"/>
+              <w:right w:type="dxa" w:w="120"/>
+            </w:tcMar>
+          </w:tcPr>
+          <w:p>
+            <w:pPr>
+              <w:jc w:val="left"/>
+            </w:pPr>
+            <w:r>
+              <w:rPr>
+                <w:b/>
+                <w:bCs/>
+                <w:sz w:val="19"/>
+                <w:szCs w:val="19"/>
+              </w:rPr>
+              <w:t xml:space="preserve">Préparer payload Supabase</w:t>
+            </w:r>
+          </w:p>
+        </w:tc>
+        <w:tc>
+          <w:tcPr>
+            <w:tcW w:type="dxa" w:w="1700"/>
+            <w:tcBorders>
+              <w:top w:val="single" w:color="BFBFBF" w:sz="2"/>
+              <w:left w:val="single" w:color="BFBFBF" w:sz="2"/>
+              <w:bottom w:val="single" w:color="BFBFBF" w:sz="2"/>
+              <w:right w:val="single" w:color="BFBFBF" w:sz="2"/>
+            </w:tcBorders>
+            <w:tcMar>
+              <w:top w:type="dxa" w:w="80"/>
+              <w:left w:type="dxa" w:w="120"/>
+              <w:bottom w:type="dxa" w:w="80"/>
+              <w:right w:type="dxa" w:w="120"/>
+            </w:tcMar>
+          </w:tcPr>
+          <w:p>
+            <w:pPr>
+              <w:jc w:val="left"/>
+            </w:pPr>
+            <w:r>
+              <w:rPr>
+                <w:b w:val="false"/>
+                <w:bCs w:val="false"/>
+                <w:rFonts w:ascii="Courier New" w:cs="Courier New" w:eastAsia="Courier New" w:hAnsi="Courier New"/>
+                <w:sz w:val="17"/>
+                <w:szCs w:val="17"/>
+              </w:rPr>
+              <w:t xml:space="preserve">Code</w:t>
+            </w:r>
+          </w:p>
+        </w:tc>
+        <w:tc>
+          <w:tcPr>
+            <w:tcW w:type="dxa" w:w="5446"/>
+            <w:tcBorders>
+              <w:top w:val="single" w:color="BFBFBF" w:sz="2"/>
+              <w:left w:val="single" w:color="BFBFBF" w:sz="2"/>
+              <w:bottom w:val="single" w:color="BFBFBF" w:sz="2"/>
+              <w:right w:val="single" w:color="BFBFBF" w:sz="2"/>
+            </w:tcBorders>
+            <w:tcMar>
+              <w:top w:type="dxa" w:w="80"/>
+              <w:left w:type="dxa" w:w="120"/>
+              <w:bottom w:type="dxa" w:w="80"/>
+              <w:right w:type="dxa" w:w="120"/>
+            </w:tcMar>
+          </w:tcPr>
+          <w:p>
+            <w:pPr>
+              <w:jc w:val="left"/>
+            </w:pPr>
+            <w:r>
+              <w:rPr>
+                <w:b w:val="false"/>
+                <w:bCs w:val="false"/>
+                <w:sz w:val="19"/>
+                <w:szCs w:val="19"/>
+              </w:rPr>
+              <w:t xml:space="preserve">Assemble, pour chaque morceau, l’objet à insérer en base : titre, contenu, URL source, identifiant du document d’origine, index du morceau et vecteur d’embedding.</w:t>
+            </w:r>
+          </w:p>
+        </w:tc>
+      </w:tr>
+      <w:tr>
+        <w:tc>
+          <w:tcPr>
+            <w:tcW w:type="dxa" w:w="500"/>
+            <w:tcBorders>
+              <w:top w:val="single" w:color="BFBFBF" w:sz="2"/>
+              <w:left w:val="single" w:color="BFBFBF" w:sz="2"/>
+              <w:bottom w:val="single" w:color="BFBFBF" w:sz="2"/>
+              <w:right w:val="single" w:color="BFBFBF" w:sz="2"/>
+            </w:tcBorders>
+            <w:shd w:fill="F2F2F2" w:val="clear"/>
+            <w:tcMar>
+              <w:top w:type="dxa" w:w="80"/>
+              <w:left w:type="dxa" w:w="120"/>
+              <w:bottom w:type="dxa" w:w="80"/>
+              <w:right w:type="dxa" w:w="120"/>
+            </w:tcMar>
+          </w:tcPr>
+          <w:p>
+            <w:pPr>
+              <w:jc w:val="left"/>
+            </w:pPr>
+            <w:r>
+              <w:rPr>
+                <w:b/>
+                <w:bCs/>
+                <w:sz w:val="19"/>
+                <w:szCs w:val="19"/>
+              </w:rPr>
+              <w:t xml:space="preserve">9</w:t>
+            </w:r>
+          </w:p>
+        </w:tc>
+        <w:tc>
+          <w:tcPr>
+            <w:tcW w:type="dxa" w:w="2100"/>
+            <w:tcBorders>
+              <w:top w:val="single" w:color="BFBFBF" w:sz="2"/>
+              <w:left w:val="single" w:color="BFBFBF" w:sz="2"/>
+              <w:bottom w:val="single" w:color="BFBFBF" w:sz="2"/>
+              <w:right w:val="single" w:color="BFBFBF" w:sz="2"/>
+            </w:tcBorders>
+            <w:shd w:fill="F2F2F2" w:val="clear"/>
+            <w:tcMar>
+              <w:top w:type="dxa" w:w="80"/>
+              <w:left w:type="dxa" w:w="120"/>
+              <w:bottom w:type="dxa" w:w="80"/>
+              <w:right w:type="dxa" w:w="120"/>
+            </w:tcMar>
+          </w:tcPr>
+          <w:p>
+            <w:pPr>
+              <w:jc w:val="left"/>
+            </w:pPr>
+            <w:r>
+              <w:rPr>
+                <w:b/>
+                <w:bCs/>
+                <w:sz w:val="19"/>
+                <w:szCs w:val="19"/>
+              </w:rPr>
+              <w:t xml:space="preserve">Insérer dans Supabase (upsert)</w:t>
+            </w:r>
+          </w:p>
+        </w:tc>
+        <w:tc>
+          <w:tcPr>
+            <w:tcW w:type="dxa" w:w="1700"/>
+            <w:tcBorders>
+              <w:top w:val="single" w:color="BFBFBF" w:sz="2"/>
+              <w:left w:val="single" w:color="BFBFBF" w:sz="2"/>
+              <w:bottom w:val="single" w:color="BFBFBF" w:sz="2"/>
+              <w:right w:val="single" w:color="BFBFBF" w:sz="2"/>
+            </w:tcBorders>
+            <w:shd w:fill="F2F2F2" w:val="clear"/>
+            <w:tcMar>
+              <w:top w:type="dxa" w:w="80"/>
+              <w:left w:type="dxa" w:w="120"/>
+              <w:bottom w:type="dxa" w:w="80"/>
+              <w:right w:type="dxa" w:w="120"/>
+            </w:tcMar>
+          </w:tcPr>
+          <w:p>
+            <w:pPr>
+              <w:jc w:val="left"/>
+            </w:pPr>
+            <w:r>
+              <w:rPr>
+                <w:b w:val="false"/>
+                <w:bCs w:val="false"/>
+                <w:rFonts w:ascii="Courier New" w:cs="Courier New" w:eastAsia="Courier New" w:hAnsi="Courier New"/>
+                <w:sz w:val="17"/>
+                <w:szCs w:val="17"/>
+              </w:rPr>
+              <w:t xml:space="preserve">HTTP Request</w:t>
+            </w:r>
+          </w:p>
+        </w:tc>
+        <w:tc>
+          <w:tcPr>
+            <w:tcW w:type="dxa" w:w="5446"/>
+            <w:tcBorders>
+              <w:top w:val="single" w:color="BFBFBF" w:sz="2"/>
+              <w:left w:val="single" w:color="BFBFBF" w:sz="2"/>
+              <w:bottom w:val="single" w:color="BFBFBF" w:sz="2"/>
+              <w:right w:val="single" w:color="BFBFBF" w:sz="2"/>
+            </w:tcBorders>
+            <w:shd w:fill="F2F2F2" w:val="clear"/>
+            <w:tcMar>
+              <w:top w:type="dxa" w:w="80"/>
+              <w:left w:type="dxa" w:w="120"/>
+              <w:bottom w:type="dxa" w:w="80"/>
+              <w:right w:type="dxa" w:w="120"/>
+            </w:tcMar>
+          </w:tcPr>
+          <w:p>
+            <w:pPr>
+              <w:jc w:val="left"/>
+            </w:pPr>
+            <w:r>
+              <w:rPr>
+                <w:b w:val="false"/>
+                <w:bCs w:val="false"/>
+                <w:sz w:val="19"/>
+                <w:szCs w:val="19"/>
+              </w:rPr>
+              <w:t xml:space="preserve">Insère ou met à jour chaque ligne dans la table documents (POST /rest/v1/documents), avec le paramètre on_conflict=source_id,chunk_index qui évite la création de doublons lors des cycles suivants.</w:t>
+            </w:r>
+          </w:p>
+        </w:tc>
+      </w:tr>
+      <w:tr>
+        <w:tc>
+          <w:tcPr>
+            <w:tcW w:type="dxa" w:w="500"/>
+            <w:tcBorders>
+              <w:top w:val="single" w:color="BFBFBF" w:sz="2"/>
+              <w:left w:val="single" w:color="BFBFBF" w:sz="2"/>
+              <w:bottom w:val="single" w:color="BFBFBF" w:sz="2"/>
+              <w:right w:val="single" w:color="BFBFBF" w:sz="2"/>
+            </w:tcBorders>
+            <w:tcMar>
+              <w:top w:type="dxa" w:w="80"/>
+              <w:left w:type="dxa" w:w="120"/>
+              <w:bottom w:type="dxa" w:w="80"/>
+              <w:right w:type="dxa" w:w="120"/>
+            </w:tcMar>
+          </w:tcPr>
+          <w:p>
+            <w:pPr>
+              <w:jc w:val="left"/>
+            </w:pPr>
+            <w:r>
+              <w:rPr>
+                <w:b/>
+                <w:bCs/>
+                <w:sz w:val="19"/>
+                <w:szCs w:val="19"/>
+              </w:rPr>
+              <w:t xml:space="preserve">10</w:t>
+            </w:r>
+          </w:p>
+        </w:tc>
+        <w:tc>
+          <w:tcPr>
+            <w:tcW w:type="dxa" w:w="2100"/>
+            <w:tcBorders>
+              <w:top w:val="single" w:color="BFBFBF" w:sz="2"/>
+              <w:left w:val="single" w:color="BFBFBF" w:sz="2"/>
+              <w:bottom w:val="single" w:color="BFBFBF" w:sz="2"/>
+              <w:right w:val="single" w:color="BFBFBF" w:sz="2"/>
+            </w:tcBorders>
+            <w:tcMar>
+              <w:top w:type="dxa" w:w="80"/>
+              <w:left w:type="dxa" w:w="120"/>
+              <w:bottom w:type="dxa" w:w="80"/>
+              <w:right w:type="dxa" w:w="120"/>
+            </w:tcMar>
+          </w:tcPr>
+          <w:p>
+            <w:pPr>
+              <w:jc w:val="left"/>
+            </w:pPr>
+            <w:r>
+              <w:rPr>
+                <w:b/>
+                <w:bCs/>
+                <w:sz w:val="19"/>
+                <w:szCs w:val="19"/>
+              </w:rPr>
+              <w:t xml:space="preserve">Rapport d’ingestion</w:t>
+            </w:r>
+          </w:p>
+        </w:tc>
+        <w:tc>
+          <w:tcPr>
+            <w:tcW w:type="dxa" w:w="1700"/>
+            <w:tcBorders>
+              <w:top w:val="single" w:color="BFBFBF" w:sz="2"/>
+              <w:left w:val="single" w:color="BFBFBF" w:sz="2"/>
+              <w:bottom w:val="single" w:color="BFBFBF" w:sz="2"/>
+              <w:right w:val="single" w:color="BFBFBF" w:sz="2"/>
+            </w:tcBorders>
+            <w:tcMar>
+              <w:top w:type="dxa" w:w="80"/>
+              <w:left w:type="dxa" w:w="120"/>
+              <w:bottom w:type="dxa" w:w="80"/>
+              <w:right w:type="dxa" w:w="120"/>
+            </w:tcMar>
+          </w:tcPr>
+          <w:p>
+            <w:pPr>
+              <w:jc w:val="left"/>
+            </w:pPr>
+            <w:r>
+              <w:rPr>
+                <w:b w:val="false"/>
+                <w:bCs w:val="false"/>
+                <w:rFonts w:ascii="Courier New" w:cs="Courier New" w:eastAsia="Courier New" w:hAnsi="Courier New"/>
+                <w:sz w:val="17"/>
+                <w:szCs w:val="17"/>
+              </w:rPr>
+              <w:t xml:space="preserve">Code</w:t>
+            </w:r>
+          </w:p>
+        </w:tc>
+        <w:tc>
+          <w:tcPr>
+            <w:tcW w:type="dxa" w:w="5446"/>
+            <w:tcBorders>
+              <w:top w:val="single" w:color="BFBFBF" w:sz="2"/>
+              <w:left w:val="single" w:color="BFBFBF" w:sz="2"/>
+              <w:bottom w:val="single" w:color="BFBFBF" w:sz="2"/>
+              <w:right w:val="single" w:color="BFBFBF" w:sz="2"/>
+            </w:tcBorders>
+            <w:tcMar>
+              <w:top w:type="dxa" w:w="80"/>
+              <w:left w:type="dxa" w:w="120"/>
+              <w:bottom w:type="dxa" w:w="80"/>
+              <w:right w:type="dxa" w:w="120"/>
+            </w:tcMar>
+          </w:tcPr>
+          <w:p>
+            <w:pPr>
+              <w:jc w:val="left"/>
+            </w:pPr>
+            <w:r>
+              <w:rPr>
+                <w:b w:val="false"/>
+                <w:bCs w:val="false"/>
+                <w:sz w:val="19"/>
+                <w:szCs w:val="19"/>
+              </w:rPr>
+              <w:t xml:space="preserve">Compte le nombre de morceaux traités avec succès sur le nombre total, et journalise un résumé de l’exécution.</w:t>
+            </w:r>
+          </w:p>
+        </w:tc>
+      </w:tr>
+    </w:tbl>
+    <w:p>
+      <w:pPr>
+        <w:pStyle w:val="Heading2"/>
+      </w:pPr>
+      <w:r>
+        <w:t xml:space="preserve">5.2  Recherche_Documentaire_RAG_v4_complet — Canal externe (prospects et clients)</w:t>
+      </w:r>
+    </w:p>
+    <w:p>
+      <w:pPr>
+        <w:spacing w:after="160"/>
+      </w:pPr>
+      <w:r>
+        <w:t xml:space="preserve">Déclenchement instantané par webhook. Rôle : répondre aux questions des prospects et clients avec anonymisation des données sensibles et escalade humaine si nécessaire.</w:t>
+      </w:r>
+    </w:p>
+    <w:tbl>
+      <w:tblPr>
+        <w:tblW w:type="dxa" w:w="9746"/>
+        <w:tblBorders>
+          <w:top w:val="single" w:color="auto" w:sz="4"/>
+          <w:left w:val="single" w:color="auto" w:sz="4"/>
+          <w:bottom w:val="single" w:color="auto" w:sz="4"/>
+          <w:right w:val="single" w:color="auto" w:sz="4"/>
+          <w:insideH w:val="single" w:color="auto" w:sz="4"/>
+          <w:insideV w:val="single" w:color="auto" w:sz="4"/>
+        </w:tblBorders>
+      </w:tblPr>
+      <w:tblGrid>
+        <w:gridCol w:w="500"/>
+        <w:gridCol w:w="2100"/>
+        <w:gridCol w:w="1700"/>
+        <w:gridCol w:w="5446"/>
+      </w:tblGrid>
+      <w:tr>
+        <w:trPr>
+          <w:tblHeader/>
+        </w:trPr>
+        <w:tc>
+          <w:tcPr>
+            <w:tcW w:type="dxa" w:w="500"/>
+            <w:tcBorders>
+              <w:top w:val="single" w:color="BFBFBF" w:sz="2"/>
+              <w:left w:val="single" w:color="BFBFBF" w:sz="2"/>
+              <w:bottom w:val="single" w:color="BFBFBF" w:sz="2"/>
+              <w:right w:val="single" w:color="BFBFBF" w:sz="2"/>
+            </w:tcBorders>
+            <w:shd w:fill="10213D" w:val="clear"/>
+            <w:tcMar>
+              <w:top w:type="dxa" w:w="100"/>
+              <w:left w:type="dxa" w:w="120"/>
+              <w:bottom w:type="dxa" w:w="100"/>
+              <w:right w:type="dxa" w:w="120"/>
+            </w:tcMar>
+            <w:vAlign w:val="center"/>
+          </w:tcPr>
+          <w:p>
+            <w:r>
+              <w:rPr>
+                <w:b/>
+                <w:bCs/>
+                <w:color w:val="FFFFFF"/>
+              </w:rPr>
+              <w:t xml:space="preserve">#</w:t>
+            </w:r>
+          </w:p>
+        </w:tc>
+        <w:tc>
+          <w:tcPr>
+            <w:tcW w:type="dxa" w:w="2100"/>
+            <w:tcBorders>
+              <w:top w:val="single" w:color="BFBFBF" w:sz="2"/>
+              <w:left w:val="single" w:color="BFBFBF" w:sz="2"/>
+              <w:bottom w:val="single" w:color="BFBFBF" w:sz="2"/>
+              <w:right w:val="single" w:color="BFBFBF" w:sz="2"/>
+            </w:tcBorders>
+            <w:shd w:fill="10213D" w:val="clear"/>
+            <w:tcMar>
+              <w:top w:type="dxa" w:w="100"/>
+              <w:left w:type="dxa" w:w="120"/>
+              <w:bottom w:type="dxa" w:w="100"/>
+              <w:right w:type="dxa" w:w="120"/>
+            </w:tcMar>
+            <w:vAlign w:val="center"/>
+          </w:tcPr>
+          <w:p>
+            <w:r>
+              <w:rPr>
+                <w:b/>
+                <w:bCs/>
+                <w:color w:val="FFFFFF"/>
+              </w:rPr>
+              <w:t xml:space="preserve">Nœud</w:t>
+            </w:r>
+          </w:p>
+        </w:tc>
+        <w:tc>
+          <w:tcPr>
+            <w:tcW w:type="dxa" w:w="1700"/>
+            <w:tcBorders>
+              <w:top w:val="single" w:color="BFBFBF" w:sz="2"/>
+              <w:left w:val="single" w:color="BFBFBF" w:sz="2"/>
+              <w:bottom w:val="single" w:color="BFBFBF" w:sz="2"/>
+              <w:right w:val="single" w:color="BFBFBF" w:sz="2"/>
+            </w:tcBorders>
+            <w:shd w:fill="10213D" w:val="clear"/>
+            <w:tcMar>
+              <w:top w:type="dxa" w:w="100"/>
+              <w:left w:type="dxa" w:w="120"/>
+              <w:bottom w:type="dxa" w:w="100"/>
+              <w:right w:type="dxa" w:w="120"/>
+            </w:tcMar>
+            <w:vAlign w:val="center"/>
+          </w:tcPr>
+          <w:p>
+            <w:r>
+              <w:rPr>
+                <w:b/>
+                <w:bCs/>
+                <w:color w:val="FFFFFF"/>
+              </w:rPr>
+              <w:t xml:space="preserve">Type</w:t>
+            </w:r>
+          </w:p>
+        </w:tc>
+        <w:tc>
+          <w:tcPr>
+            <w:tcW w:type="dxa" w:w="5446"/>
+            <w:tcBorders>
+              <w:top w:val="single" w:color="BFBFBF" w:sz="2"/>
+              <w:left w:val="single" w:color="BFBFBF" w:sz="2"/>
+              <w:bottom w:val="single" w:color="BFBFBF" w:sz="2"/>
+              <w:right w:val="single" w:color="BFBFBF" w:sz="2"/>
+            </w:tcBorders>
+            <w:shd w:fill="10213D" w:val="clear"/>
+            <w:tcMar>
+              <w:top w:type="dxa" w:w="100"/>
+              <w:left w:type="dxa" w:w="120"/>
+              <w:bottom w:type="dxa" w:w="100"/>
+              <w:right w:type="dxa" w:w="120"/>
+            </w:tcMar>
+            <w:vAlign w:val="center"/>
+          </w:tcPr>
+          <w:p>
+            <w:r>
+              <w:rPr>
+                <w:b/>
+                <w:bCs/>
+                <w:color w:val="FFFFFF"/>
+              </w:rPr>
+              <w:t xml:space="preserve">Rôle et configuration</w:t>
+            </w:r>
+          </w:p>
+        </w:tc>
+      </w:tr>
+      <w:tr>
+        <w:tc>
+          <w:tcPr>
+            <w:tcW w:type="dxa" w:w="500"/>
+            <w:tcBorders>
+              <w:top w:val="single" w:color="BFBFBF" w:sz="2"/>
+              <w:left w:val="single" w:color="BFBFBF" w:sz="2"/>
+              <w:bottom w:val="single" w:color="BFBFBF" w:sz="2"/>
+              <w:right w:val="single" w:color="BFBFBF" w:sz="2"/>
+            </w:tcBorders>
+            <w:shd w:fill="F2F2F2" w:val="clear"/>
+            <w:tcMar>
+              <w:top w:type="dxa" w:w="80"/>
+              <w:left w:type="dxa" w:w="120"/>
+              <w:bottom w:type="dxa" w:w="80"/>
+              <w:right w:type="dxa" w:w="120"/>
+            </w:tcMar>
+          </w:tcPr>
+          <w:p>
+            <w:pPr>
+              <w:jc w:val="left"/>
+            </w:pPr>
+            <w:r>
+              <w:rPr>
+                <w:b/>
+                <w:bCs/>
+                <w:sz w:val="19"/>
+                <w:szCs w:val="19"/>
+              </w:rPr>
+              <w:t xml:space="preserve">1</w:t>
+            </w:r>
+          </w:p>
+        </w:tc>
+        <w:tc>
+          <w:tcPr>
+            <w:tcW w:type="dxa" w:w="2100"/>
+            <w:tcBorders>
+              <w:top w:val="single" w:color="BFBFBF" w:sz="2"/>
+              <w:left w:val="single" w:color="BFBFBF" w:sz="2"/>
+              <w:bottom w:val="single" w:color="BFBFBF" w:sz="2"/>
+              <w:right w:val="single" w:color="BFBFBF" w:sz="2"/>
+            </w:tcBorders>
+            <w:shd w:fill="F2F2F2" w:val="clear"/>
+            <w:tcMar>
+              <w:top w:type="dxa" w:w="80"/>
+              <w:left w:type="dxa" w:w="120"/>
+              <w:bottom w:type="dxa" w:w="80"/>
+              <w:right w:type="dxa" w:w="120"/>
+            </w:tcMar>
+          </w:tcPr>
+          <w:p>
+            <w:pPr>
+              <w:jc w:val="left"/>
+            </w:pPr>
+            <w:r>
+              <w:rPr>
+                <w:b/>
+                <w:bCs/>
+                <w:sz w:val="19"/>
+                <w:szCs w:val="19"/>
+              </w:rPr>
+              <w:t xml:space="preserve">Trigger — Webhook</w:t>
+            </w:r>
+          </w:p>
+        </w:tc>
+        <w:tc>
+          <w:tcPr>
+            <w:tcW w:type="dxa" w:w="1700"/>
+            <w:tcBorders>
+              <w:top w:val="single" w:color="BFBFBF" w:sz="2"/>
+              <w:left w:val="single" w:color="BFBFBF" w:sz="2"/>
+              <w:bottom w:val="single" w:color="BFBFBF" w:sz="2"/>
+              <w:right w:val="single" w:color="BFBFBF" w:sz="2"/>
+            </w:tcBorders>
+            <w:shd w:fill="F2F2F2" w:val="clear"/>
+            <w:tcMar>
+              <w:top w:type="dxa" w:w="80"/>
+              <w:left w:type="dxa" w:w="120"/>
+              <w:bottom w:type="dxa" w:w="80"/>
+              <w:right w:type="dxa" w:w="120"/>
+            </w:tcMar>
+          </w:tcPr>
+          <w:p>
+            <w:pPr>
+              <w:jc w:val="left"/>
+            </w:pPr>
+            <w:r>
+              <w:rPr>
+                <w:b w:val="false"/>
+                <w:bCs w:val="false"/>
+                <w:rFonts w:ascii="Courier New" w:cs="Courier New" w:eastAsia="Courier New" w:hAnsi="Courier New"/>
+                <w:sz w:val="17"/>
+                <w:szCs w:val="17"/>
+              </w:rPr>
+              <w:t xml:space="preserve">Webhook</w:t>
+            </w:r>
+          </w:p>
+        </w:tc>
+        <w:tc>
+          <w:tcPr>
+            <w:tcW w:type="dxa" w:w="5446"/>
+            <w:tcBorders>
+              <w:top w:val="single" w:color="BFBFBF" w:sz="2"/>
+              <w:left w:val="single" w:color="BFBFBF" w:sz="2"/>
+              <w:bottom w:val="single" w:color="BFBFBF" w:sz="2"/>
+              <w:right w:val="single" w:color="BFBFBF" w:sz="2"/>
+            </w:tcBorders>
+            <w:shd w:fill="F2F2F2" w:val="clear"/>
+            <w:tcMar>
+              <w:top w:type="dxa" w:w="80"/>
+              <w:left w:type="dxa" w:w="120"/>
+              <w:bottom w:type="dxa" w:w="80"/>
+              <w:right w:type="dxa" w:w="120"/>
+            </w:tcMar>
+          </w:tcPr>
+          <w:p>
+            <w:pPr>
+              <w:jc w:val="left"/>
+            </w:pPr>
+            <w:r>
+              <w:rPr>
+                <w:b w:val="false"/>
+                <w:bCs w:val="false"/>
+                <w:sz w:val="19"/>
+                <w:szCs w:val="19"/>
+              </w:rPr>
+              <w:t xml:space="preserve">Point d’entrée HTTP (POST /webhook/recherche-documentaire), en mode responseNode — la réponse est renvoyée par un nœud dédié plus loin dans le flux, pas automatiquement.</w:t>
+            </w:r>
+          </w:p>
+        </w:tc>
+      </w:tr>
+      <w:tr>
+        <w:tc>
+          <w:tcPr>
+            <w:tcW w:type="dxa" w:w="500"/>
+            <w:tcBorders>
+              <w:top w:val="single" w:color="BFBFBF" w:sz="2"/>
+              <w:left w:val="single" w:color="BFBFBF" w:sz="2"/>
+              <w:bottom w:val="single" w:color="BFBFBF" w:sz="2"/>
+              <w:right w:val="single" w:color="BFBFBF" w:sz="2"/>
+            </w:tcBorders>
+            <w:tcMar>
+              <w:top w:type="dxa" w:w="80"/>
+              <w:left w:type="dxa" w:w="120"/>
+              <w:bottom w:type="dxa" w:w="80"/>
+              <w:right w:type="dxa" w:w="120"/>
+            </w:tcMar>
+          </w:tcPr>
+          <w:p>
+            <w:pPr>
+              <w:jc w:val="left"/>
+            </w:pPr>
+            <w:r>
+              <w:rPr>
+                <w:b/>
+                <w:bCs/>
+                <w:sz w:val="19"/>
+                <w:szCs w:val="19"/>
+              </w:rPr>
+              <w:t xml:space="preserve">2</w:t>
+            </w:r>
+          </w:p>
+        </w:tc>
+        <w:tc>
+          <w:tcPr>
+            <w:tcW w:type="dxa" w:w="2100"/>
+            <w:tcBorders>
+              <w:top w:val="single" w:color="BFBFBF" w:sz="2"/>
+              <w:left w:val="single" w:color="BFBFBF" w:sz="2"/>
+              <w:bottom w:val="single" w:color="BFBFBF" w:sz="2"/>
+              <w:right w:val="single" w:color="BFBFBF" w:sz="2"/>
+            </w:tcBorders>
+            <w:tcMar>
+              <w:top w:type="dxa" w:w="80"/>
+              <w:left w:type="dxa" w:w="120"/>
+              <w:bottom w:type="dxa" w:w="80"/>
+              <w:right w:type="dxa" w:w="120"/>
+            </w:tcMar>
+          </w:tcPr>
+          <w:p>
+            <w:pPr>
+              <w:jc w:val="left"/>
+            </w:pPr>
+            <w:r>
+              <w:rPr>
+                <w:b/>
+                <w:bCs/>
+                <w:sz w:val="19"/>
+                <w:szCs w:val="19"/>
+              </w:rPr>
+              <w:t xml:space="preserve">Extraire question</w:t>
+            </w:r>
+          </w:p>
+        </w:tc>
+        <w:tc>
+          <w:tcPr>
+            <w:tcW w:type="dxa" w:w="1700"/>
+            <w:tcBorders>
+              <w:top w:val="single" w:color="BFBFBF" w:sz="2"/>
+              <w:left w:val="single" w:color="BFBFBF" w:sz="2"/>
+              <w:bottom w:val="single" w:color="BFBFBF" w:sz="2"/>
+              <w:right w:val="single" w:color="BFBFBF" w:sz="2"/>
+            </w:tcBorders>
+            <w:tcMar>
+              <w:top w:type="dxa" w:w="80"/>
+              <w:left w:type="dxa" w:w="120"/>
+              <w:bottom w:type="dxa" w:w="80"/>
+              <w:right w:type="dxa" w:w="120"/>
+            </w:tcMar>
+          </w:tcPr>
+          <w:p>
+            <w:pPr>
+              <w:jc w:val="left"/>
+            </w:pPr>
+            <w:r>
+              <w:rPr>
+                <w:b w:val="false"/>
+                <w:bCs w:val="false"/>
+                <w:rFonts w:ascii="Courier New" w:cs="Courier New" w:eastAsia="Courier New" w:hAnsi="Courier New"/>
+                <w:sz w:val="17"/>
+                <w:szCs w:val="17"/>
+              </w:rPr>
+              <w:t xml:space="preserve">Code</w:t>
+            </w:r>
+          </w:p>
+        </w:tc>
+        <w:tc>
+          <w:tcPr>
+            <w:tcW w:type="dxa" w:w="5446"/>
+            <w:tcBorders>
+              <w:top w:val="single" w:color="BFBFBF" w:sz="2"/>
+              <w:left w:val="single" w:color="BFBFBF" w:sz="2"/>
+              <w:bottom w:val="single" w:color="BFBFBF" w:sz="2"/>
+              <w:right w:val="single" w:color="BFBFBF" w:sz="2"/>
+            </w:tcBorders>
+            <w:tcMar>
+              <w:top w:type="dxa" w:w="80"/>
+              <w:left w:type="dxa" w:w="120"/>
+              <w:bottom w:type="dxa" w:w="80"/>
+              <w:right w:type="dxa" w:w="120"/>
+            </w:tcMar>
+          </w:tcPr>
+          <w:p>
+            <w:pPr>
+              <w:jc w:val="left"/>
+            </w:pPr>
+            <w:r>
+              <w:rPr>
+                <w:b w:val="false"/>
+                <w:bCs w:val="false"/>
+                <w:sz w:val="19"/>
+                <w:szCs w:val="19"/>
+              </w:rPr>
+              <w:t xml:space="preserve">Extrait la question, l’utilisateur, le canal d’origine et l’identifiant de session depuis le corps de la requête entrante.</w:t>
+            </w:r>
+          </w:p>
+        </w:tc>
+      </w:tr>
+      <w:tr>
+        <w:tc>
+          <w:tcPr>
+            <w:tcW w:type="dxa" w:w="500"/>
+            <w:tcBorders>
+              <w:top w:val="single" w:color="BFBFBF" w:sz="2"/>
+              <w:left w:val="single" w:color="BFBFBF" w:sz="2"/>
+              <w:bottom w:val="single" w:color="BFBFBF" w:sz="2"/>
+              <w:right w:val="single" w:color="BFBFBF" w:sz="2"/>
+            </w:tcBorders>
+            <w:shd w:fill="F2F2F2" w:val="clear"/>
+            <w:tcMar>
+              <w:top w:type="dxa" w:w="80"/>
+              <w:left w:type="dxa" w:w="120"/>
+              <w:bottom w:type="dxa" w:w="80"/>
+              <w:right w:type="dxa" w:w="120"/>
+            </w:tcMar>
+          </w:tcPr>
+          <w:p>
+            <w:pPr>
+              <w:jc w:val="left"/>
+            </w:pPr>
+            <w:r>
+              <w:rPr>
+                <w:b/>
+                <w:bCs/>
+                <w:sz w:val="19"/>
+                <w:szCs w:val="19"/>
+              </w:rPr>
+              <w:t xml:space="preserve">3</w:t>
+            </w:r>
+          </w:p>
+        </w:tc>
+        <w:tc>
+          <w:tcPr>
+            <w:tcW w:type="dxa" w:w="2100"/>
+            <w:tcBorders>
+              <w:top w:val="single" w:color="BFBFBF" w:sz="2"/>
+              <w:left w:val="single" w:color="BFBFBF" w:sz="2"/>
+              <w:bottom w:val="single" w:color="BFBFBF" w:sz="2"/>
+              <w:right w:val="single" w:color="BFBFBF" w:sz="2"/>
+            </w:tcBorders>
+            <w:shd w:fill="F2F2F2" w:val="clear"/>
+            <w:tcMar>
+              <w:top w:type="dxa" w:w="80"/>
+              <w:left w:type="dxa" w:w="120"/>
+              <w:bottom w:type="dxa" w:w="80"/>
+              <w:right w:type="dxa" w:w="120"/>
+            </w:tcMar>
+          </w:tcPr>
+          <w:p>
+            <w:pPr>
+              <w:jc w:val="left"/>
+            </w:pPr>
+            <w:r>
+              <w:rPr>
+                <w:b/>
+                <w:bCs/>
+                <w:sz w:val="19"/>
+                <w:szCs w:val="19"/>
+              </w:rPr>
+              <w:t xml:space="preserve">Créer embedding question</w:t>
+            </w:r>
+          </w:p>
+        </w:tc>
+        <w:tc>
+          <w:tcPr>
+            <w:tcW w:type="dxa" w:w="1700"/>
+            <w:tcBorders>
+              <w:top w:val="single" w:color="BFBFBF" w:sz="2"/>
+              <w:left w:val="single" w:color="BFBFBF" w:sz="2"/>
+              <w:bottom w:val="single" w:color="BFBFBF" w:sz="2"/>
+              <w:right w:val="single" w:color="BFBFBF" w:sz="2"/>
+            </w:tcBorders>
+            <w:shd w:fill="F2F2F2" w:val="clear"/>
+            <w:tcMar>
+              <w:top w:type="dxa" w:w="80"/>
+              <w:left w:type="dxa" w:w="120"/>
+              <w:bottom w:type="dxa" w:w="80"/>
+              <w:right w:type="dxa" w:w="120"/>
+            </w:tcMar>
+          </w:tcPr>
+          <w:p>
+            <w:pPr>
+              <w:jc w:val="left"/>
+            </w:pPr>
+            <w:r>
+              <w:rPr>
+                <w:b w:val="false"/>
+                <w:bCs w:val="false"/>
+                <w:rFonts w:ascii="Courier New" w:cs="Courier New" w:eastAsia="Courier New" w:hAnsi="Courier New"/>
+                <w:sz w:val="17"/>
+                <w:szCs w:val="17"/>
+              </w:rPr>
+              <w:t xml:space="preserve">HTTP Request</w:t>
+            </w:r>
+          </w:p>
+        </w:tc>
+        <w:tc>
+          <w:tcPr>
+            <w:tcW w:type="dxa" w:w="5446"/>
+            <w:tcBorders>
+              <w:top w:val="single" w:color="BFBFBF" w:sz="2"/>
+              <w:left w:val="single" w:color="BFBFBF" w:sz="2"/>
+              <w:bottom w:val="single" w:color="BFBFBF" w:sz="2"/>
+              <w:right w:val="single" w:color="BFBFBF" w:sz="2"/>
+            </w:tcBorders>
+            <w:shd w:fill="F2F2F2" w:val="clear"/>
+            <w:tcMar>
+              <w:top w:type="dxa" w:w="80"/>
+              <w:left w:type="dxa" w:w="120"/>
+              <w:bottom w:type="dxa" w:w="80"/>
+              <w:right w:type="dxa" w:w="120"/>
+            </w:tcMar>
+          </w:tcPr>
+          <w:p>
+            <w:pPr>
+              <w:jc w:val="left"/>
+            </w:pPr>
+            <w:r>
+              <w:rPr>
+                <w:b w:val="false"/>
+                <w:bCs w:val="false"/>
+                <w:sz w:val="19"/>
+                <w:szCs w:val="19"/>
+              </w:rPr>
+              <w:t xml:space="preserve">Transforme la question posée en vecteur numérique via l’API OpenAI, de la même façon que les documents lors de l’ingestion.</w:t>
+            </w:r>
+          </w:p>
+        </w:tc>
+      </w:tr>
+      <w:tr>
+        <w:tc>
+          <w:tcPr>
+            <w:tcW w:type="dxa" w:w="500"/>
+            <w:tcBorders>
+              <w:top w:val="single" w:color="BFBFBF" w:sz="2"/>
+              <w:left w:val="single" w:color="BFBFBF" w:sz="2"/>
+              <w:bottom w:val="single" w:color="BFBFBF" w:sz="2"/>
+              <w:right w:val="single" w:color="BFBFBF" w:sz="2"/>
+            </w:tcBorders>
+            <w:tcMar>
+              <w:top w:type="dxa" w:w="80"/>
+              <w:left w:type="dxa" w:w="120"/>
+              <w:bottom w:type="dxa" w:w="80"/>
+              <w:right w:type="dxa" w:w="120"/>
+            </w:tcMar>
+          </w:tcPr>
+          <w:p>
+            <w:pPr>
+              <w:jc w:val="left"/>
+            </w:pPr>
+            <w:r>
+              <w:rPr>
+                <w:b/>
+                <w:bCs/>
+                <w:sz w:val="19"/>
+                <w:szCs w:val="19"/>
+              </w:rPr>
+              <w:t xml:space="preserve">4</w:t>
+            </w:r>
+          </w:p>
+        </w:tc>
+        <w:tc>
+          <w:tcPr>
+            <w:tcW w:type="dxa" w:w="2100"/>
+            <w:tcBorders>
+              <w:top w:val="single" w:color="BFBFBF" w:sz="2"/>
+              <w:left w:val="single" w:color="BFBFBF" w:sz="2"/>
+              <w:bottom w:val="single" w:color="BFBFBF" w:sz="2"/>
+              <w:right w:val="single" w:color="BFBFBF" w:sz="2"/>
+            </w:tcBorders>
+            <w:tcMar>
+              <w:top w:type="dxa" w:w="80"/>
+              <w:left w:type="dxa" w:w="120"/>
+              <w:bottom w:type="dxa" w:w="80"/>
+              <w:right w:type="dxa" w:w="120"/>
+            </w:tcMar>
+          </w:tcPr>
+          <w:p>
+            <w:pPr>
+              <w:jc w:val="left"/>
+            </w:pPr>
+            <w:r>
+              <w:rPr>
+                <w:b/>
+                <w:bCs/>
+                <w:sz w:val="19"/>
+                <w:szCs w:val="19"/>
+              </w:rPr>
+              <w:t xml:space="preserve">Recherche Supabase Vector</w:t>
+            </w:r>
+          </w:p>
+        </w:tc>
+        <w:tc>
+          <w:tcPr>
+            <w:tcW w:type="dxa" w:w="1700"/>
+            <w:tcBorders>
+              <w:top w:val="single" w:color="BFBFBF" w:sz="2"/>
+              <w:left w:val="single" w:color="BFBFBF" w:sz="2"/>
+              <w:bottom w:val="single" w:color="BFBFBF" w:sz="2"/>
+              <w:right w:val="single" w:color="BFBFBF" w:sz="2"/>
+            </w:tcBorders>
+            <w:tcMar>
+              <w:top w:type="dxa" w:w="80"/>
+              <w:left w:type="dxa" w:w="120"/>
+              <w:bottom w:type="dxa" w:w="80"/>
+              <w:right w:type="dxa" w:w="120"/>
+            </w:tcMar>
+          </w:tcPr>
+          <w:p>
+            <w:pPr>
+              <w:jc w:val="left"/>
+            </w:pPr>
+            <w:r>
+              <w:rPr>
+                <w:b w:val="false"/>
+                <w:bCs w:val="false"/>
+                <w:rFonts w:ascii="Courier New" w:cs="Courier New" w:eastAsia="Courier New" w:hAnsi="Courier New"/>
+                <w:sz w:val="17"/>
+                <w:szCs w:val="17"/>
+              </w:rPr>
+              <w:t xml:space="preserve">HTTP Request</w:t>
+            </w:r>
+          </w:p>
+        </w:tc>
+        <w:tc>
+          <w:tcPr>
+            <w:tcW w:type="dxa" w:w="5446"/>
+            <w:tcBorders>
+              <w:top w:val="single" w:color="BFBFBF" w:sz="2"/>
+              <w:left w:val="single" w:color="BFBFBF" w:sz="2"/>
+              <w:bottom w:val="single" w:color="BFBFBF" w:sz="2"/>
+              <w:right w:val="single" w:color="BFBFBF" w:sz="2"/>
+            </w:tcBorders>
+            <w:tcMar>
+              <w:top w:type="dxa" w:w="80"/>
+              <w:left w:type="dxa" w:w="120"/>
+              <w:bottom w:type="dxa" w:w="80"/>
+              <w:right w:type="dxa" w:w="120"/>
+            </w:tcMar>
+          </w:tcPr>
+          <w:p>
+            <w:pPr>
+              <w:jc w:val="left"/>
+            </w:pPr>
+            <w:r>
+              <w:rPr>
+                <w:b w:val="false"/>
+                <w:bCs w:val="false"/>
+                <w:sz w:val="19"/>
+                <w:szCs w:val="19"/>
+              </w:rPr>
+              <w:t xml:space="preserve">Interroge la fonction match_documents de Supabase (recherche vectorielle par similarité cosinus) avec un seuil de similarité de 0,5 et une limite de 5 résultats.</w:t>
+            </w:r>
+          </w:p>
+        </w:tc>
+      </w:tr>
+      <w:tr>
+        <w:tc>
+          <w:tcPr>
+            <w:tcW w:type="dxa" w:w="500"/>
+            <w:tcBorders>
+              <w:top w:val="single" w:color="BFBFBF" w:sz="2"/>
+              <w:left w:val="single" w:color="BFBFBF" w:sz="2"/>
+              <w:bottom w:val="single" w:color="BFBFBF" w:sz="2"/>
+              <w:right w:val="single" w:color="BFBFBF" w:sz="2"/>
+            </w:tcBorders>
+            <w:shd w:fill="F2F2F2" w:val="clear"/>
+            <w:tcMar>
+              <w:top w:type="dxa" w:w="80"/>
+              <w:left w:type="dxa" w:w="120"/>
+              <w:bottom w:type="dxa" w:w="80"/>
+              <w:right w:type="dxa" w:w="120"/>
+            </w:tcMar>
+          </w:tcPr>
+          <w:p>
+            <w:pPr>
+              <w:jc w:val="left"/>
+            </w:pPr>
+            <w:r>
+              <w:rPr>
+                <w:b/>
+                <w:bCs/>
+                <w:sz w:val="19"/>
+                <w:szCs w:val="19"/>
+              </w:rPr>
+              <w:t xml:space="preserve">5</w:t>
+            </w:r>
+          </w:p>
+        </w:tc>
+        <w:tc>
+          <w:tcPr>
+            <w:tcW w:type="dxa" w:w="2100"/>
+            <w:tcBorders>
+              <w:top w:val="single" w:color="BFBFBF" w:sz="2"/>
+              <w:left w:val="single" w:color="BFBFBF" w:sz="2"/>
+              <w:bottom w:val="single" w:color="BFBFBF" w:sz="2"/>
+              <w:right w:val="single" w:color="BFBFBF" w:sz="2"/>
+            </w:tcBorders>
+            <w:shd w:fill="F2F2F2" w:val="clear"/>
+            <w:tcMar>
+              <w:top w:type="dxa" w:w="80"/>
+              <w:left w:type="dxa" w:w="120"/>
+              <w:bottom w:type="dxa" w:w="80"/>
+              <w:right w:type="dxa" w:w="120"/>
+            </w:tcMar>
+          </w:tcPr>
+          <w:p>
+            <w:pPr>
+              <w:jc w:val="left"/>
+            </w:pPr>
+            <w:r>
+              <w:rPr>
+                <w:b/>
+                <w:bCs/>
+                <w:sz w:val="19"/>
+                <w:szCs w:val="19"/>
+              </w:rPr>
+              <w:t xml:space="preserve">Construire contexte RAG</w:t>
+            </w:r>
+          </w:p>
+        </w:tc>
+        <w:tc>
+          <w:tcPr>
+            <w:tcW w:type="dxa" w:w="1700"/>
+            <w:tcBorders>
+              <w:top w:val="single" w:color="BFBFBF" w:sz="2"/>
+              <w:left w:val="single" w:color="BFBFBF" w:sz="2"/>
+              <w:bottom w:val="single" w:color="BFBFBF" w:sz="2"/>
+              <w:right w:val="single" w:color="BFBFBF" w:sz="2"/>
+            </w:tcBorders>
+            <w:shd w:fill="F2F2F2" w:val="clear"/>
+            <w:tcMar>
+              <w:top w:type="dxa" w:w="80"/>
+              <w:left w:type="dxa" w:w="120"/>
+              <w:bottom w:type="dxa" w:w="80"/>
+              <w:right w:type="dxa" w:w="120"/>
+            </w:tcMar>
+          </w:tcPr>
+          <w:p>
+            <w:pPr>
+              <w:jc w:val="left"/>
+            </w:pPr>
+            <w:r>
+              <w:rPr>
+                <w:b w:val="false"/>
+                <w:bCs w:val="false"/>
+                <w:rFonts w:ascii="Courier New" w:cs="Courier New" w:eastAsia="Courier New" w:hAnsi="Courier New"/>
+                <w:sz w:val="17"/>
+                <w:szCs w:val="17"/>
+              </w:rPr>
+              <w:t xml:space="preserve">Code</w:t>
+            </w:r>
+          </w:p>
+        </w:tc>
+        <w:tc>
+          <w:tcPr>
+            <w:tcW w:type="dxa" w:w="5446"/>
+            <w:tcBorders>
+              <w:top w:val="single" w:color="BFBFBF" w:sz="2"/>
+              <w:left w:val="single" w:color="BFBFBF" w:sz="2"/>
+              <w:bottom w:val="single" w:color="BFBFBF" w:sz="2"/>
+              <w:right w:val="single" w:color="BFBFBF" w:sz="2"/>
+            </w:tcBorders>
+            <w:shd w:fill="F2F2F2" w:val="clear"/>
+            <w:tcMar>
+              <w:top w:type="dxa" w:w="80"/>
+              <w:left w:type="dxa" w:w="120"/>
+              <w:bottom w:type="dxa" w:w="80"/>
+              <w:right w:type="dxa" w:w="120"/>
+            </w:tcMar>
+          </w:tcPr>
+          <w:p>
+            <w:pPr>
+              <w:jc w:val="left"/>
+            </w:pPr>
+            <w:r>
+              <w:rPr>
+                <w:b w:val="false"/>
+                <w:bCs w:val="false"/>
+                <w:sz w:val="19"/>
+                <w:szCs w:val="19"/>
+              </w:rPr>
+              <w:t xml:space="preserve">Agrège tous les documents retournés (en filtrant les éventuels résultats vides) pour construire le contexte textuel transmis au modèle de langage, ainsi que la liste des sources.</w:t>
+            </w:r>
+          </w:p>
+        </w:tc>
+      </w:tr>
+      <w:tr>
+        <w:tc>
+          <w:tcPr>
+            <w:tcW w:type="dxa" w:w="500"/>
+            <w:tcBorders>
+              <w:top w:val="single" w:color="BFBFBF" w:sz="2"/>
+              <w:left w:val="single" w:color="BFBFBF" w:sz="2"/>
+              <w:bottom w:val="single" w:color="BFBFBF" w:sz="2"/>
+              <w:right w:val="single" w:color="BFBFBF" w:sz="2"/>
+            </w:tcBorders>
+            <w:tcMar>
+              <w:top w:type="dxa" w:w="80"/>
+              <w:left w:type="dxa" w:w="120"/>
+              <w:bottom w:type="dxa" w:w="80"/>
+              <w:right w:type="dxa" w:w="120"/>
+            </w:tcMar>
+          </w:tcPr>
+          <w:p>
+            <w:pPr>
+              <w:jc w:val="left"/>
+            </w:pPr>
+            <w:r>
+              <w:rPr>
+                <w:b/>
+                <w:bCs/>
+                <w:sz w:val="19"/>
+                <w:szCs w:val="19"/>
+              </w:rPr>
+              <w:t xml:space="preserve">6</w:t>
+            </w:r>
+          </w:p>
+        </w:tc>
+        <w:tc>
+          <w:tcPr>
+            <w:tcW w:type="dxa" w:w="2100"/>
+            <w:tcBorders>
+              <w:top w:val="single" w:color="BFBFBF" w:sz="2"/>
+              <w:left w:val="single" w:color="BFBFBF" w:sz="2"/>
+              <w:bottom w:val="single" w:color="BFBFBF" w:sz="2"/>
+              <w:right w:val="single" w:color="BFBFBF" w:sz="2"/>
+            </w:tcBorders>
+            <w:tcMar>
+              <w:top w:type="dxa" w:w="80"/>
+              <w:left w:type="dxa" w:w="120"/>
+              <w:bottom w:type="dxa" w:w="80"/>
+              <w:right w:type="dxa" w:w="120"/>
+            </w:tcMar>
+          </w:tcPr>
+          <w:p>
+            <w:pPr>
+              <w:jc w:val="left"/>
+            </w:pPr>
+            <w:r>
+              <w:rPr>
+                <w:b/>
+                <w:bCs/>
+                <w:sz w:val="19"/>
+                <w:szCs w:val="19"/>
+              </w:rPr>
+              <w:t xml:space="preserve">Résultats trouvés ?</w:t>
+            </w:r>
+          </w:p>
+        </w:tc>
+        <w:tc>
+          <w:tcPr>
+            <w:tcW w:type="dxa" w:w="1700"/>
+            <w:tcBorders>
+              <w:top w:val="single" w:color="BFBFBF" w:sz="2"/>
+              <w:left w:val="single" w:color="BFBFBF" w:sz="2"/>
+              <w:bottom w:val="single" w:color="BFBFBF" w:sz="2"/>
+              <w:right w:val="single" w:color="BFBFBF" w:sz="2"/>
+            </w:tcBorders>
+            <w:tcMar>
+              <w:top w:type="dxa" w:w="80"/>
+              <w:left w:type="dxa" w:w="120"/>
+              <w:bottom w:type="dxa" w:w="80"/>
+              <w:right w:type="dxa" w:w="120"/>
+            </w:tcMar>
+          </w:tcPr>
+          <w:p>
+            <w:pPr>
+              <w:jc w:val="left"/>
+            </w:pPr>
+            <w:r>
+              <w:rPr>
+                <w:b w:val="false"/>
+                <w:bCs w:val="false"/>
+                <w:rFonts w:ascii="Courier New" w:cs="Courier New" w:eastAsia="Courier New" w:hAnsi="Courier New"/>
+                <w:sz w:val="17"/>
+                <w:szCs w:val="17"/>
+              </w:rPr>
+              <w:t xml:space="preserve">IF</w:t>
+            </w:r>
+          </w:p>
+        </w:tc>
+        <w:tc>
+          <w:tcPr>
+            <w:tcW w:type="dxa" w:w="5446"/>
+            <w:tcBorders>
+              <w:top w:val="single" w:color="BFBFBF" w:sz="2"/>
+              <w:left w:val="single" w:color="BFBFBF" w:sz="2"/>
+              <w:bottom w:val="single" w:color="BFBFBF" w:sz="2"/>
+              <w:right w:val="single" w:color="BFBFBF" w:sz="2"/>
+            </w:tcBorders>
+            <w:tcMar>
+              <w:top w:type="dxa" w:w="80"/>
+              <w:left w:type="dxa" w:w="120"/>
+              <w:bottom w:type="dxa" w:w="80"/>
+              <w:right w:type="dxa" w:w="120"/>
+            </w:tcMar>
+          </w:tcPr>
+          <w:p>
+            <w:pPr>
+              <w:jc w:val="left"/>
+            </w:pPr>
+            <w:r>
+              <w:rPr>
+                <w:b w:val="false"/>
+                <w:bCs w:val="false"/>
+                <w:sz w:val="19"/>
+                <w:szCs w:val="19"/>
+              </w:rPr>
+              <w:t xml:space="preserve">Nœud de branchement : vérifie si au moins une source a été trouvée (has_results). Deux chemins possibles selon le résultat.</w:t>
+            </w:r>
+          </w:p>
+        </w:tc>
+      </w:tr>
+      <w:tr>
+        <w:tc>
+          <w:tcPr>
+            <w:tcW w:type="dxa" w:w="500"/>
+            <w:tcBorders>
+              <w:top w:val="single" w:color="BFBFBF" w:sz="2"/>
+              <w:left w:val="single" w:color="BFBFBF" w:sz="2"/>
+              <w:bottom w:val="single" w:color="BFBFBF" w:sz="2"/>
+              <w:right w:val="single" w:color="BFBFBF" w:sz="2"/>
+            </w:tcBorders>
+            <w:shd w:fill="F2F2F2" w:val="clear"/>
+            <w:tcMar>
+              <w:top w:type="dxa" w:w="80"/>
+              <w:left w:type="dxa" w:w="120"/>
+              <w:bottom w:type="dxa" w:w="80"/>
+              <w:right w:type="dxa" w:w="120"/>
+            </w:tcMar>
+          </w:tcPr>
+          <w:p>
+            <w:pPr>
+              <w:jc w:val="left"/>
+            </w:pPr>
+            <w:r>
+              <w:rPr>
+                <w:b/>
+                <w:bCs/>
+                <w:sz w:val="19"/>
+                <w:szCs w:val="19"/>
+              </w:rPr>
+              <w:t xml:space="preserve">7</w:t>
+            </w:r>
+          </w:p>
+        </w:tc>
+        <w:tc>
+          <w:tcPr>
+            <w:tcW w:type="dxa" w:w="2100"/>
+            <w:tcBorders>
+              <w:top w:val="single" w:color="BFBFBF" w:sz="2"/>
+              <w:left w:val="single" w:color="BFBFBF" w:sz="2"/>
+              <w:bottom w:val="single" w:color="BFBFBF" w:sz="2"/>
+              <w:right w:val="single" w:color="BFBFBF" w:sz="2"/>
+            </w:tcBorders>
+            <w:shd w:fill="F2F2F2" w:val="clear"/>
+            <w:tcMar>
+              <w:top w:type="dxa" w:w="80"/>
+              <w:left w:type="dxa" w:w="120"/>
+              <w:bottom w:type="dxa" w:w="80"/>
+              <w:right w:type="dxa" w:w="120"/>
+            </w:tcMar>
+          </w:tcPr>
+          <w:p>
+            <w:pPr>
+              <w:jc w:val="left"/>
+            </w:pPr>
+            <w:r>
+              <w:rPr>
+                <w:b/>
+                <w:bCs/>
+                <w:sz w:val="19"/>
+                <w:szCs w:val="19"/>
+              </w:rPr>
+              <w:t xml:space="preserve">Sanitize — Anonymiser contexte</w:t>
+            </w:r>
+          </w:p>
+        </w:tc>
+        <w:tc>
+          <w:tcPr>
+            <w:tcW w:type="dxa" w:w="1700"/>
+            <w:tcBorders>
+              <w:top w:val="single" w:color="BFBFBF" w:sz="2"/>
+              <w:left w:val="single" w:color="BFBFBF" w:sz="2"/>
+              <w:bottom w:val="single" w:color="BFBFBF" w:sz="2"/>
+              <w:right w:val="single" w:color="BFBFBF" w:sz="2"/>
+            </w:tcBorders>
+            <w:shd w:fill="F2F2F2" w:val="clear"/>
+            <w:tcMar>
+              <w:top w:type="dxa" w:w="80"/>
+              <w:left w:type="dxa" w:w="120"/>
+              <w:bottom w:type="dxa" w:w="80"/>
+              <w:right w:type="dxa" w:w="120"/>
+            </w:tcMar>
+          </w:tcPr>
+          <w:p>
+            <w:pPr>
+              <w:jc w:val="left"/>
+            </w:pPr>
+            <w:r>
+              <w:rPr>
+                <w:b w:val="false"/>
+                <w:bCs w:val="false"/>
+                <w:rFonts w:ascii="Courier New" w:cs="Courier New" w:eastAsia="Courier New" w:hAnsi="Courier New"/>
+                <w:sz w:val="17"/>
+                <w:szCs w:val="17"/>
+              </w:rPr>
+              <w:t xml:space="preserve">Code</w:t>
+            </w:r>
+          </w:p>
+        </w:tc>
+        <w:tc>
+          <w:tcPr>
+            <w:tcW w:type="dxa" w:w="5446"/>
+            <w:tcBorders>
+              <w:top w:val="single" w:color="BFBFBF" w:sz="2"/>
+              <w:left w:val="single" w:color="BFBFBF" w:sz="2"/>
+              <w:bottom w:val="single" w:color="BFBFBF" w:sz="2"/>
+              <w:right w:val="single" w:color="BFBFBF" w:sz="2"/>
+            </w:tcBorders>
+            <w:shd w:fill="F2F2F2" w:val="clear"/>
+            <w:tcMar>
+              <w:top w:type="dxa" w:w="80"/>
+              <w:left w:type="dxa" w:w="120"/>
+              <w:bottom w:type="dxa" w:w="80"/>
+              <w:right w:type="dxa" w:w="120"/>
+            </w:tcMar>
+          </w:tcPr>
+          <w:p>
+            <w:pPr>
+              <w:jc w:val="left"/>
+            </w:pPr>
+            <w:r>
+              <w:rPr>
+                <w:b w:val="false"/>
+                <w:bCs w:val="false"/>
+                <w:sz w:val="19"/>
+                <w:szCs w:val="19"/>
+              </w:rPr>
+              <w:t xml:space="preserve">Branche « oui ». Remplace, dans le contexte documentaire, toute donnée personnelle identifiable (noms, emails, téléphones, montants, entreprises, adresses) par des jetons anonymes, avant l’envoi au modèle de langage.</w:t>
+            </w:r>
+          </w:p>
+        </w:tc>
+      </w:tr>
+      <w:tr>
+        <w:tc>
+          <w:tcPr>
+            <w:tcW w:type="dxa" w:w="500"/>
+            <w:tcBorders>
+              <w:top w:val="single" w:color="BFBFBF" w:sz="2"/>
+              <w:left w:val="single" w:color="BFBFBF" w:sz="2"/>
+              <w:bottom w:val="single" w:color="BFBFBF" w:sz="2"/>
+              <w:right w:val="single" w:color="BFBFBF" w:sz="2"/>
+            </w:tcBorders>
+            <w:tcMar>
+              <w:top w:type="dxa" w:w="80"/>
+              <w:left w:type="dxa" w:w="120"/>
+              <w:bottom w:type="dxa" w:w="80"/>
+              <w:right w:type="dxa" w:w="120"/>
+            </w:tcMar>
+          </w:tcPr>
+          <w:p>
+            <w:pPr>
+              <w:jc w:val="left"/>
+            </w:pPr>
+            <w:r>
+              <w:rPr>
+                <w:b/>
+                <w:bCs/>
+                <w:sz w:val="19"/>
+                <w:szCs w:val="19"/>
+              </w:rPr>
+              <w:t xml:space="preserve">8</w:t>
+            </w:r>
+          </w:p>
+        </w:tc>
+        <w:tc>
+          <w:tcPr>
+            <w:tcW w:type="dxa" w:w="2100"/>
+            <w:tcBorders>
+              <w:top w:val="single" w:color="BFBFBF" w:sz="2"/>
+              <w:left w:val="single" w:color="BFBFBF" w:sz="2"/>
+              <w:bottom w:val="single" w:color="BFBFBF" w:sz="2"/>
+              <w:right w:val="single" w:color="BFBFBF" w:sz="2"/>
+            </w:tcBorders>
+            <w:tcMar>
+              <w:top w:type="dxa" w:w="80"/>
+              <w:left w:type="dxa" w:w="120"/>
+              <w:bottom w:type="dxa" w:w="80"/>
+              <w:right w:type="dxa" w:w="120"/>
+            </w:tcMar>
+          </w:tcPr>
+          <w:p>
+            <w:pPr>
+              <w:jc w:val="left"/>
+            </w:pPr>
+            <w:r>
+              <w:rPr>
+                <w:b/>
+                <w:bCs/>
+                <w:sz w:val="19"/>
+                <w:szCs w:val="19"/>
+              </w:rPr>
+              <w:t xml:space="preserve">Réponse IA avec sources</w:t>
+            </w:r>
+          </w:p>
+        </w:tc>
+        <w:tc>
+          <w:tcPr>
+            <w:tcW w:type="dxa" w:w="1700"/>
+            <w:tcBorders>
+              <w:top w:val="single" w:color="BFBFBF" w:sz="2"/>
+              <w:left w:val="single" w:color="BFBFBF" w:sz="2"/>
+              <w:bottom w:val="single" w:color="BFBFBF" w:sz="2"/>
+              <w:right w:val="single" w:color="BFBFBF" w:sz="2"/>
+            </w:tcBorders>
+            <w:tcMar>
+              <w:top w:type="dxa" w:w="80"/>
+              <w:left w:type="dxa" w:w="120"/>
+              <w:bottom w:type="dxa" w:w="80"/>
+              <w:right w:type="dxa" w:w="120"/>
+            </w:tcMar>
+          </w:tcPr>
+          <w:p>
+            <w:pPr>
+              <w:jc w:val="left"/>
+            </w:pPr>
+            <w:r>
+              <w:rPr>
+                <w:b w:val="false"/>
+                <w:bCs w:val="false"/>
+                <w:rFonts w:ascii="Courier New" w:cs="Courier New" w:eastAsia="Courier New" w:hAnsi="Courier New"/>
+                <w:sz w:val="17"/>
+                <w:szCs w:val="17"/>
+              </w:rPr>
+              <w:t xml:space="preserve">HTTP Request</w:t>
+            </w:r>
+          </w:p>
+        </w:tc>
+        <w:tc>
+          <w:tcPr>
+            <w:tcW w:type="dxa" w:w="5446"/>
+            <w:tcBorders>
+              <w:top w:val="single" w:color="BFBFBF" w:sz="2"/>
+              <w:left w:val="single" w:color="BFBFBF" w:sz="2"/>
+              <w:bottom w:val="single" w:color="BFBFBF" w:sz="2"/>
+              <w:right w:val="single" w:color="BFBFBF" w:sz="2"/>
+            </w:tcBorders>
+            <w:tcMar>
+              <w:top w:type="dxa" w:w="80"/>
+              <w:left w:type="dxa" w:w="120"/>
+              <w:bottom w:type="dxa" w:w="80"/>
+              <w:right w:type="dxa" w:w="120"/>
+            </w:tcMar>
+          </w:tcPr>
+          <w:p>
+            <w:pPr>
+              <w:jc w:val="left"/>
+            </w:pPr>
+            <w:r>
+              <w:rPr>
+                <w:b w:val="false"/>
+                <w:bCs w:val="false"/>
+                <w:sz w:val="19"/>
+                <w:szCs w:val="19"/>
+              </w:rPr>
+              <w:t xml:space="preserve">Appelle GPT-4o (POST /v1/chat/completions) avec le contexte anonymisé, en lui demandant une réponse structurée au format JSON, citant explicitement ses sources.</w:t>
+            </w:r>
+          </w:p>
+        </w:tc>
+      </w:tr>
+      <w:tr>
+        <w:tc>
+          <w:tcPr>
+            <w:tcW w:type="dxa" w:w="500"/>
+            <w:tcBorders>
+              <w:top w:val="single" w:color="BFBFBF" w:sz="2"/>
+              <w:left w:val="single" w:color="BFBFBF" w:sz="2"/>
+              <w:bottom w:val="single" w:color="BFBFBF" w:sz="2"/>
+              <w:right w:val="single" w:color="BFBFBF" w:sz="2"/>
+            </w:tcBorders>
+            <w:shd w:fill="F2F2F2" w:val="clear"/>
+            <w:tcMar>
+              <w:top w:type="dxa" w:w="80"/>
+              <w:left w:type="dxa" w:w="120"/>
+              <w:bottom w:type="dxa" w:w="80"/>
+              <w:right w:type="dxa" w:w="120"/>
+            </w:tcMar>
+          </w:tcPr>
+          <w:p>
+            <w:pPr>
+              <w:jc w:val="left"/>
+            </w:pPr>
+            <w:r>
+              <w:rPr>
+                <w:b/>
+                <w:bCs/>
+                <w:sz w:val="19"/>
+                <w:szCs w:val="19"/>
+              </w:rPr>
+              <w:t xml:space="preserve">9</w:t>
+            </w:r>
+          </w:p>
+        </w:tc>
+        <w:tc>
+          <w:tcPr>
+            <w:tcW w:type="dxa" w:w="2100"/>
+            <w:tcBorders>
+              <w:top w:val="single" w:color="BFBFBF" w:sz="2"/>
+              <w:left w:val="single" w:color="BFBFBF" w:sz="2"/>
+              <w:bottom w:val="single" w:color="BFBFBF" w:sz="2"/>
+              <w:right w:val="single" w:color="BFBFBF" w:sz="2"/>
+            </w:tcBorders>
+            <w:shd w:fill="F2F2F2" w:val="clear"/>
+            <w:tcMar>
+              <w:top w:type="dxa" w:w="80"/>
+              <w:left w:type="dxa" w:w="120"/>
+              <w:bottom w:type="dxa" w:w="80"/>
+              <w:right w:type="dxa" w:w="120"/>
+            </w:tcMar>
+          </w:tcPr>
+          <w:p>
+            <w:pPr>
+              <w:jc w:val="left"/>
+            </w:pPr>
+            <w:r>
+              <w:rPr>
+                <w:b/>
+                <w:bCs/>
+                <w:sz w:val="19"/>
+                <w:szCs w:val="19"/>
+              </w:rPr>
+              <w:t xml:space="preserve">Désanitize — Réinjecter données réelles</w:t>
+            </w:r>
+          </w:p>
+        </w:tc>
+        <w:tc>
+          <w:tcPr>
+            <w:tcW w:type="dxa" w:w="1700"/>
+            <w:tcBorders>
+              <w:top w:val="single" w:color="BFBFBF" w:sz="2"/>
+              <w:left w:val="single" w:color="BFBFBF" w:sz="2"/>
+              <w:bottom w:val="single" w:color="BFBFBF" w:sz="2"/>
+              <w:right w:val="single" w:color="BFBFBF" w:sz="2"/>
+            </w:tcBorders>
+            <w:shd w:fill="F2F2F2" w:val="clear"/>
+            <w:tcMar>
+              <w:top w:type="dxa" w:w="80"/>
+              <w:left w:type="dxa" w:w="120"/>
+              <w:bottom w:type="dxa" w:w="80"/>
+              <w:right w:type="dxa" w:w="120"/>
+            </w:tcMar>
+          </w:tcPr>
+          <w:p>
+            <w:pPr>
+              <w:jc w:val="left"/>
+            </w:pPr>
+            <w:r>
+              <w:rPr>
+                <w:b w:val="false"/>
+                <w:bCs w:val="false"/>
+                <w:rFonts w:ascii="Courier New" w:cs="Courier New" w:eastAsia="Courier New" w:hAnsi="Courier New"/>
+                <w:sz w:val="17"/>
+                <w:szCs w:val="17"/>
+              </w:rPr>
+              <w:t xml:space="preserve">Code</w:t>
+            </w:r>
+          </w:p>
+        </w:tc>
+        <w:tc>
+          <w:tcPr>
+            <w:tcW w:type="dxa" w:w="5446"/>
+            <w:tcBorders>
+              <w:top w:val="single" w:color="BFBFBF" w:sz="2"/>
+              <w:left w:val="single" w:color="BFBFBF" w:sz="2"/>
+              <w:bottom w:val="single" w:color="BFBFBF" w:sz="2"/>
+              <w:right w:val="single" w:color="BFBFBF" w:sz="2"/>
+            </w:tcBorders>
+            <w:shd w:fill="F2F2F2" w:val="clear"/>
+            <w:tcMar>
+              <w:top w:type="dxa" w:w="80"/>
+              <w:left w:type="dxa" w:w="120"/>
+              <w:bottom w:type="dxa" w:w="80"/>
+              <w:right w:type="dxa" w:w="120"/>
+            </w:tcMar>
+          </w:tcPr>
+          <w:p>
+            <w:pPr>
+              <w:jc w:val="left"/>
+            </w:pPr>
+            <w:r>
+              <w:rPr>
+                <w:b w:val="false"/>
+                <w:bCs w:val="false"/>
+                <w:sz w:val="19"/>
+                <w:szCs w:val="19"/>
+              </w:rPr>
+              <w:t xml:space="preserve">Remplace les jetons anonymisés par les données réelles dans la réponse générée, une fois celle-ci produite.</w:t>
+            </w:r>
+          </w:p>
+        </w:tc>
+      </w:tr>
+      <w:tr>
+        <w:tc>
+          <w:tcPr>
+            <w:tcW w:type="dxa" w:w="500"/>
+            <w:tcBorders>
+              <w:top w:val="single" w:color="BFBFBF" w:sz="2"/>
+              <w:left w:val="single" w:color="BFBFBF" w:sz="2"/>
+              <w:bottom w:val="single" w:color="BFBFBF" w:sz="2"/>
+              <w:right w:val="single" w:color="BFBFBF" w:sz="2"/>
+            </w:tcBorders>
+            <w:tcMar>
+              <w:top w:type="dxa" w:w="80"/>
+              <w:left w:type="dxa" w:w="120"/>
+              <w:bottom w:type="dxa" w:w="80"/>
+              <w:right w:type="dxa" w:w="120"/>
+            </w:tcMar>
+          </w:tcPr>
+          <w:p>
+            <w:pPr>
+              <w:jc w:val="left"/>
+            </w:pPr>
+            <w:r>
+              <w:rPr>
+                <w:b/>
+                <w:bCs/>
+                <w:sz w:val="19"/>
+                <w:szCs w:val="19"/>
+              </w:rPr>
+              <w:t xml:space="preserve">10</w:t>
+            </w:r>
+          </w:p>
+        </w:tc>
+        <w:tc>
+          <w:tcPr>
+            <w:tcW w:type="dxa" w:w="2100"/>
+            <w:tcBorders>
+              <w:top w:val="single" w:color="BFBFBF" w:sz="2"/>
+              <w:left w:val="single" w:color="BFBFBF" w:sz="2"/>
+              <w:bottom w:val="single" w:color="BFBFBF" w:sz="2"/>
+              <w:right w:val="single" w:color="BFBFBF" w:sz="2"/>
+            </w:tcBorders>
+            <w:tcMar>
+              <w:top w:type="dxa" w:w="80"/>
+              <w:left w:type="dxa" w:w="120"/>
+              <w:bottom w:type="dxa" w:w="80"/>
+              <w:right w:type="dxa" w:w="120"/>
+            </w:tcMar>
+          </w:tcPr>
+          <w:p>
+            <w:pPr>
+              <w:jc w:val="left"/>
+            </w:pPr>
+            <w:r>
+              <w:rPr>
+                <w:b/>
+                <w:bCs/>
+                <w:sz w:val="19"/>
+                <w:szCs w:val="19"/>
+              </w:rPr>
+              <w:t xml:space="preserve">Formater &amp; retourner réponse</w:t>
+            </w:r>
+          </w:p>
+        </w:tc>
+        <w:tc>
+          <w:tcPr>
+            <w:tcW w:type="dxa" w:w="1700"/>
+            <w:tcBorders>
+              <w:top w:val="single" w:color="BFBFBF" w:sz="2"/>
+              <w:left w:val="single" w:color="BFBFBF" w:sz="2"/>
+              <w:bottom w:val="single" w:color="BFBFBF" w:sz="2"/>
+              <w:right w:val="single" w:color="BFBFBF" w:sz="2"/>
+            </w:tcBorders>
+            <w:tcMar>
+              <w:top w:type="dxa" w:w="80"/>
+              <w:left w:type="dxa" w:w="120"/>
+              <w:bottom w:type="dxa" w:w="80"/>
+              <w:right w:type="dxa" w:w="120"/>
+            </w:tcMar>
+          </w:tcPr>
+          <w:p>
+            <w:pPr>
+              <w:jc w:val="left"/>
+            </w:pPr>
+            <w:r>
+              <w:rPr>
+                <w:b w:val="false"/>
+                <w:bCs w:val="false"/>
+                <w:rFonts w:ascii="Courier New" w:cs="Courier New" w:eastAsia="Courier New" w:hAnsi="Courier New"/>
+                <w:sz w:val="17"/>
+                <w:szCs w:val="17"/>
+              </w:rPr>
+              <w:t xml:space="preserve">Code</w:t>
+            </w:r>
+          </w:p>
+        </w:tc>
+        <w:tc>
+          <w:tcPr>
+            <w:tcW w:type="dxa" w:w="5446"/>
+            <w:tcBorders>
+              <w:top w:val="single" w:color="BFBFBF" w:sz="2"/>
+              <w:left w:val="single" w:color="BFBFBF" w:sz="2"/>
+              <w:bottom w:val="single" w:color="BFBFBF" w:sz="2"/>
+              <w:right w:val="single" w:color="BFBFBF" w:sz="2"/>
+            </w:tcBorders>
+            <w:tcMar>
+              <w:top w:type="dxa" w:w="80"/>
+              <w:left w:type="dxa" w:w="120"/>
+              <w:bottom w:type="dxa" w:w="80"/>
+              <w:right w:type="dxa" w:w="120"/>
+            </w:tcMar>
+          </w:tcPr>
+          <w:p>
+            <w:pPr>
+              <w:jc w:val="left"/>
+            </w:pPr>
+            <w:r>
+              <w:rPr>
+                <w:b w:val="false"/>
+                <w:bCs w:val="false"/>
+                <w:sz w:val="19"/>
+                <w:szCs w:val="19"/>
+              </w:rPr>
+              <w:t xml:space="preserve">Met en forme la réponse finale (question, réponse, sources, horodatage) dans une structure homogène.</w:t>
+            </w:r>
+          </w:p>
+        </w:tc>
+      </w:tr>
+      <w:tr>
+        <w:tc>
+          <w:tcPr>
+            <w:tcW w:type="dxa" w:w="500"/>
+            <w:tcBorders>
+              <w:top w:val="single" w:color="BFBFBF" w:sz="2"/>
+              <w:left w:val="single" w:color="BFBFBF" w:sz="2"/>
+              <w:bottom w:val="single" w:color="BFBFBF" w:sz="2"/>
+              <w:right w:val="single" w:color="BFBFBF" w:sz="2"/>
+            </w:tcBorders>
+            <w:shd w:fill="F2F2F2" w:val="clear"/>
+            <w:tcMar>
+              <w:top w:type="dxa" w:w="80"/>
+              <w:left w:type="dxa" w:w="120"/>
+              <w:bottom w:type="dxa" w:w="80"/>
+              <w:right w:type="dxa" w:w="120"/>
+            </w:tcMar>
+          </w:tcPr>
+          <w:p>
+            <w:pPr>
+              <w:jc w:val="left"/>
+            </w:pPr>
+            <w:r>
+              <w:rPr>
+                <w:b/>
+                <w:bCs/>
+                <w:sz w:val="19"/>
+                <w:szCs w:val="19"/>
+              </w:rPr>
+              <w:t xml:space="preserve">11</w:t>
+            </w:r>
+          </w:p>
+        </w:tc>
+        <w:tc>
+          <w:tcPr>
+            <w:tcW w:type="dxa" w:w="2100"/>
+            <w:tcBorders>
+              <w:top w:val="single" w:color="BFBFBF" w:sz="2"/>
+              <w:left w:val="single" w:color="BFBFBF" w:sz="2"/>
+              <w:bottom w:val="single" w:color="BFBFBF" w:sz="2"/>
+              <w:right w:val="single" w:color="BFBFBF" w:sz="2"/>
+            </w:tcBorders>
+            <w:shd w:fill="F2F2F2" w:val="clear"/>
+            <w:tcMar>
+              <w:top w:type="dxa" w:w="80"/>
+              <w:left w:type="dxa" w:w="120"/>
+              <w:bottom w:type="dxa" w:w="80"/>
+              <w:right w:type="dxa" w:w="120"/>
+            </w:tcMar>
+          </w:tcPr>
+          <w:p>
+            <w:pPr>
+              <w:jc w:val="left"/>
+            </w:pPr>
+            <w:r>
+              <w:rPr>
+                <w:b/>
+                <w:bCs/>
+                <w:sz w:val="19"/>
+                <w:szCs w:val="19"/>
+              </w:rPr>
+              <w:t xml:space="preserve">Journaliser dans Supabase</w:t>
+            </w:r>
+          </w:p>
+        </w:tc>
+        <w:tc>
+          <w:tcPr>
+            <w:tcW w:type="dxa" w:w="1700"/>
+            <w:tcBorders>
+              <w:top w:val="single" w:color="BFBFBF" w:sz="2"/>
+              <w:left w:val="single" w:color="BFBFBF" w:sz="2"/>
+              <w:bottom w:val="single" w:color="BFBFBF" w:sz="2"/>
+              <w:right w:val="single" w:color="BFBFBF" w:sz="2"/>
+            </w:tcBorders>
+            <w:shd w:fill="F2F2F2" w:val="clear"/>
+            <w:tcMar>
+              <w:top w:type="dxa" w:w="80"/>
+              <w:left w:type="dxa" w:w="120"/>
+              <w:bottom w:type="dxa" w:w="80"/>
+              <w:right w:type="dxa" w:w="120"/>
+            </w:tcMar>
+          </w:tcPr>
+          <w:p>
+            <w:pPr>
+              <w:jc w:val="left"/>
+            </w:pPr>
+            <w:r>
+              <w:rPr>
+                <w:b w:val="false"/>
+                <w:bCs w:val="false"/>
+                <w:rFonts w:ascii="Courier New" w:cs="Courier New" w:eastAsia="Courier New" w:hAnsi="Courier New"/>
+                <w:sz w:val="17"/>
+                <w:szCs w:val="17"/>
+              </w:rPr>
+              <w:t xml:space="preserve">HTTP Request</w:t>
+            </w:r>
+          </w:p>
+        </w:tc>
+        <w:tc>
+          <w:tcPr>
+            <w:tcW w:type="dxa" w:w="5446"/>
+            <w:tcBorders>
+              <w:top w:val="single" w:color="BFBFBF" w:sz="2"/>
+              <w:left w:val="single" w:color="BFBFBF" w:sz="2"/>
+              <w:bottom w:val="single" w:color="BFBFBF" w:sz="2"/>
+              <w:right w:val="single" w:color="BFBFBF" w:sz="2"/>
+            </w:tcBorders>
+            <w:shd w:fill="F2F2F2" w:val="clear"/>
+            <w:tcMar>
+              <w:top w:type="dxa" w:w="80"/>
+              <w:left w:type="dxa" w:w="120"/>
+              <w:bottom w:type="dxa" w:w="80"/>
+              <w:right w:type="dxa" w:w="120"/>
+            </w:tcMar>
+          </w:tcPr>
+          <w:p>
+            <w:pPr>
+              <w:jc w:val="left"/>
+            </w:pPr>
+            <w:r>
+              <w:rPr>
+                <w:b w:val="false"/>
+                <w:bCs w:val="false"/>
+                <w:sz w:val="19"/>
+                <w:szCs w:val="19"/>
+              </w:rPr>
+              <w:t xml:space="preserve">Enregistre l’échange complet dans la table rag_logs, à des fins de suivi et d’audit.</w:t>
+            </w:r>
+          </w:p>
+        </w:tc>
+      </w:tr>
+      <w:tr>
+        <w:tc>
+          <w:tcPr>
+            <w:tcW w:type="dxa" w:w="500"/>
+            <w:tcBorders>
+              <w:top w:val="single" w:color="BFBFBF" w:sz="2"/>
+              <w:left w:val="single" w:color="BFBFBF" w:sz="2"/>
+              <w:bottom w:val="single" w:color="BFBFBF" w:sz="2"/>
+              <w:right w:val="single" w:color="BFBFBF" w:sz="2"/>
+            </w:tcBorders>
+            <w:tcMar>
+              <w:top w:type="dxa" w:w="80"/>
+              <w:left w:type="dxa" w:w="120"/>
+              <w:bottom w:type="dxa" w:w="80"/>
+              <w:right w:type="dxa" w:w="120"/>
+            </w:tcMar>
+          </w:tcPr>
+          <w:p>
+            <w:pPr>
+              <w:jc w:val="left"/>
+            </w:pPr>
+            <w:r>
+              <w:rPr>
+                <w:b/>
+                <w:bCs/>
+                <w:sz w:val="19"/>
+                <w:szCs w:val="19"/>
+              </w:rPr>
+              <w:t xml:space="preserve">12</w:t>
+            </w:r>
+          </w:p>
+        </w:tc>
+        <w:tc>
+          <w:tcPr>
+            <w:tcW w:type="dxa" w:w="2100"/>
+            <w:tcBorders>
+              <w:top w:val="single" w:color="BFBFBF" w:sz="2"/>
+              <w:left w:val="single" w:color="BFBFBF" w:sz="2"/>
+              <w:bottom w:val="single" w:color="BFBFBF" w:sz="2"/>
+              <w:right w:val="single" w:color="BFBFBF" w:sz="2"/>
+            </w:tcBorders>
+            <w:tcMar>
+              <w:top w:type="dxa" w:w="80"/>
+              <w:left w:type="dxa" w:w="120"/>
+              <w:bottom w:type="dxa" w:w="80"/>
+              <w:right w:type="dxa" w:w="120"/>
+            </w:tcMar>
+          </w:tcPr>
+          <w:p>
+            <w:pPr>
+              <w:jc w:val="left"/>
+            </w:pPr>
+            <w:r>
+              <w:rPr>
+                <w:b/>
+                <w:bCs/>
+                <w:sz w:val="19"/>
+                <w:szCs w:val="19"/>
+              </w:rPr>
+              <w:t xml:space="preserve">Retourner réponse finale</w:t>
+            </w:r>
+          </w:p>
+        </w:tc>
+        <w:tc>
+          <w:tcPr>
+            <w:tcW w:type="dxa" w:w="1700"/>
+            <w:tcBorders>
+              <w:top w:val="single" w:color="BFBFBF" w:sz="2"/>
+              <w:left w:val="single" w:color="BFBFBF" w:sz="2"/>
+              <w:bottom w:val="single" w:color="BFBFBF" w:sz="2"/>
+              <w:right w:val="single" w:color="BFBFBF" w:sz="2"/>
+            </w:tcBorders>
+            <w:tcMar>
+              <w:top w:type="dxa" w:w="80"/>
+              <w:left w:type="dxa" w:w="120"/>
+              <w:bottom w:type="dxa" w:w="80"/>
+              <w:right w:type="dxa" w:w="120"/>
+            </w:tcMar>
+          </w:tcPr>
+          <w:p>
+            <w:pPr>
+              <w:jc w:val="left"/>
+            </w:pPr>
+            <w:r>
+              <w:rPr>
+                <w:b w:val="false"/>
+                <w:bCs w:val="false"/>
+                <w:rFonts w:ascii="Courier New" w:cs="Courier New" w:eastAsia="Courier New" w:hAnsi="Courier New"/>
+                <w:sz w:val="17"/>
+                <w:szCs w:val="17"/>
+              </w:rPr>
+              <w:t xml:space="preserve">Respond to Webhook</w:t>
+            </w:r>
+          </w:p>
+        </w:tc>
+        <w:tc>
+          <w:tcPr>
+            <w:tcW w:type="dxa" w:w="5446"/>
+            <w:tcBorders>
+              <w:top w:val="single" w:color="BFBFBF" w:sz="2"/>
+              <w:left w:val="single" w:color="BFBFBF" w:sz="2"/>
+              <w:bottom w:val="single" w:color="BFBFBF" w:sz="2"/>
+              <w:right w:val="single" w:color="BFBFBF" w:sz="2"/>
+            </w:tcBorders>
+            <w:tcMar>
+              <w:top w:type="dxa" w:w="80"/>
+              <w:left w:type="dxa" w:w="120"/>
+              <w:bottom w:type="dxa" w:w="80"/>
+              <w:right w:type="dxa" w:w="120"/>
+            </w:tcMar>
+          </w:tcPr>
+          <w:p>
+            <w:pPr>
+              <w:jc w:val="left"/>
+            </w:pPr>
+            <w:r>
+              <w:rPr>
+                <w:b w:val="false"/>
+                <w:bCs w:val="false"/>
+                <w:sz w:val="19"/>
+                <w:szCs w:val="19"/>
+              </w:rPr>
+              <w:t xml:space="preserve">Renvoie la réponse au format JSON à l’appelant du webhook.</w:t>
+            </w:r>
+          </w:p>
+        </w:tc>
+      </w:tr>
+      <w:tr>
+        <w:tc>
+          <w:tcPr>
+            <w:tcW w:type="dxa" w:w="500"/>
+            <w:tcBorders>
+              <w:top w:val="single" w:color="BFBFBF" w:sz="2"/>
+              <w:left w:val="single" w:color="BFBFBF" w:sz="2"/>
+              <w:bottom w:val="single" w:color="BFBFBF" w:sz="2"/>
+              <w:right w:val="single" w:color="BFBFBF" w:sz="2"/>
+            </w:tcBorders>
+            <w:shd w:fill="F2F2F2" w:val="clear"/>
+            <w:tcMar>
+              <w:top w:type="dxa" w:w="80"/>
+              <w:left w:type="dxa" w:w="120"/>
+              <w:bottom w:type="dxa" w:w="80"/>
+              <w:right w:type="dxa" w:w="120"/>
+            </w:tcMar>
+          </w:tcPr>
+          <w:p>
+            <w:pPr>
+              <w:jc w:val="left"/>
+            </w:pPr>
+            <w:r>
+              <w:rPr>
+                <w:b/>
+                <w:bCs/>
+                <w:sz w:val="19"/>
+                <w:szCs w:val="19"/>
+              </w:rPr>
+              <w:t xml:space="preserve">13</w:t>
+            </w:r>
+          </w:p>
+        </w:tc>
+        <w:tc>
+          <w:tcPr>
+            <w:tcW w:type="dxa" w:w="2100"/>
+            <w:tcBorders>
+              <w:top w:val="single" w:color="BFBFBF" w:sz="2"/>
+              <w:left w:val="single" w:color="BFBFBF" w:sz="2"/>
+              <w:bottom w:val="single" w:color="BFBFBF" w:sz="2"/>
+              <w:right w:val="single" w:color="BFBFBF" w:sz="2"/>
+            </w:tcBorders>
+            <w:shd w:fill="F2F2F2" w:val="clear"/>
+            <w:tcMar>
+              <w:top w:type="dxa" w:w="80"/>
+              <w:left w:type="dxa" w:w="120"/>
+              <w:bottom w:type="dxa" w:w="80"/>
+              <w:right w:type="dxa" w:w="120"/>
+            </w:tcMar>
+          </w:tcPr>
+          <w:p>
+            <w:pPr>
+              <w:jc w:val="left"/>
+            </w:pPr>
+            <w:r>
+              <w:rPr>
+                <w:b/>
+                <w:bCs/>
+                <w:sz w:val="19"/>
+                <w:szCs w:val="19"/>
+              </w:rPr>
+              <w:t xml:space="preserve">Chatwoot — Créer conversation escalade</w:t>
+            </w:r>
+          </w:p>
+        </w:tc>
+        <w:tc>
+          <w:tcPr>
+            <w:tcW w:type="dxa" w:w="1700"/>
+            <w:tcBorders>
+              <w:top w:val="single" w:color="BFBFBF" w:sz="2"/>
+              <w:left w:val="single" w:color="BFBFBF" w:sz="2"/>
+              <w:bottom w:val="single" w:color="BFBFBF" w:sz="2"/>
+              <w:right w:val="single" w:color="BFBFBF" w:sz="2"/>
+            </w:tcBorders>
+            <w:shd w:fill="F2F2F2" w:val="clear"/>
+            <w:tcMar>
+              <w:top w:type="dxa" w:w="80"/>
+              <w:left w:type="dxa" w:w="120"/>
+              <w:bottom w:type="dxa" w:w="80"/>
+              <w:right w:type="dxa" w:w="120"/>
+            </w:tcMar>
+          </w:tcPr>
+          <w:p>
+            <w:pPr>
+              <w:jc w:val="left"/>
+            </w:pPr>
+            <w:r>
+              <w:rPr>
+                <w:b w:val="false"/>
+                <w:bCs w:val="false"/>
+                <w:rFonts w:ascii="Courier New" w:cs="Courier New" w:eastAsia="Courier New" w:hAnsi="Courier New"/>
+                <w:sz w:val="17"/>
+                <w:szCs w:val="17"/>
+              </w:rPr>
+              <w:t xml:space="preserve">HTTP Request</w:t>
+            </w:r>
+          </w:p>
+        </w:tc>
+        <w:tc>
+          <w:tcPr>
+            <w:tcW w:type="dxa" w:w="5446"/>
+            <w:tcBorders>
+              <w:top w:val="single" w:color="BFBFBF" w:sz="2"/>
+              <w:left w:val="single" w:color="BFBFBF" w:sz="2"/>
+              <w:bottom w:val="single" w:color="BFBFBF" w:sz="2"/>
+              <w:right w:val="single" w:color="BFBFBF" w:sz="2"/>
+            </w:tcBorders>
+            <w:shd w:fill="F2F2F2" w:val="clear"/>
+            <w:tcMar>
+              <w:top w:type="dxa" w:w="80"/>
+              <w:left w:type="dxa" w:w="120"/>
+              <w:bottom w:type="dxa" w:w="80"/>
+              <w:right w:type="dxa" w:w="120"/>
+            </w:tcMar>
+          </w:tcPr>
+          <w:p>
+            <w:pPr>
+              <w:jc w:val="left"/>
+            </w:pPr>
+            <w:r>
+              <w:rPr>
+                <w:b w:val="false"/>
+                <w:bCs w:val="false"/>
+                <w:sz w:val="19"/>
+                <w:szCs w:val="19"/>
+              </w:rPr>
+              <w:t xml:space="preserve">Branche « non ». Crée une nouvelle conversation dans Chatwoot (inbox et contact dédiés aux escalades système) lorsqu’aucune source pertinente n’a été trouvée.</w:t>
+            </w:r>
+          </w:p>
+        </w:tc>
+      </w:tr>
+      <w:tr>
+        <w:tc>
+          <w:tcPr>
+            <w:tcW w:type="dxa" w:w="500"/>
+            <w:tcBorders>
+              <w:top w:val="single" w:color="BFBFBF" w:sz="2"/>
+              <w:left w:val="single" w:color="BFBFBF" w:sz="2"/>
+              <w:bottom w:val="single" w:color="BFBFBF" w:sz="2"/>
+              <w:right w:val="single" w:color="BFBFBF" w:sz="2"/>
+            </w:tcBorders>
+            <w:tcMar>
+              <w:top w:type="dxa" w:w="80"/>
+              <w:left w:type="dxa" w:w="120"/>
+              <w:bottom w:type="dxa" w:w="80"/>
+              <w:right w:type="dxa" w:w="120"/>
+            </w:tcMar>
+          </w:tcPr>
+          <w:p>
+            <w:pPr>
+              <w:jc w:val="left"/>
+            </w:pPr>
+            <w:r>
+              <w:rPr>
+                <w:b/>
+                <w:bCs/>
+                <w:sz w:val="19"/>
+                <w:szCs w:val="19"/>
+              </w:rPr>
+              <w:t xml:space="preserve">14</w:t>
+            </w:r>
+          </w:p>
+        </w:tc>
+        <w:tc>
+          <w:tcPr>
+            <w:tcW w:type="dxa" w:w="2100"/>
+            <w:tcBorders>
+              <w:top w:val="single" w:color="BFBFBF" w:sz="2"/>
+              <w:left w:val="single" w:color="BFBFBF" w:sz="2"/>
+              <w:bottom w:val="single" w:color="BFBFBF" w:sz="2"/>
+              <w:right w:val="single" w:color="BFBFBF" w:sz="2"/>
+            </w:tcBorders>
+            <w:tcMar>
+              <w:top w:type="dxa" w:w="80"/>
+              <w:left w:type="dxa" w:w="120"/>
+              <w:bottom w:type="dxa" w:w="80"/>
+              <w:right w:type="dxa" w:w="120"/>
+            </w:tcMar>
+          </w:tcPr>
+          <w:p>
+            <w:pPr>
+              <w:jc w:val="left"/>
+            </w:pPr>
+            <w:r>
+              <w:rPr>
+                <w:b/>
+                <w:bCs/>
+                <w:sz w:val="19"/>
+                <w:szCs w:val="19"/>
+              </w:rPr>
+              <w:t xml:space="preserve">Chatwoot — Envoyer message escalade</w:t>
+            </w:r>
+          </w:p>
+        </w:tc>
+        <w:tc>
+          <w:tcPr>
+            <w:tcW w:type="dxa" w:w="1700"/>
+            <w:tcBorders>
+              <w:top w:val="single" w:color="BFBFBF" w:sz="2"/>
+              <w:left w:val="single" w:color="BFBFBF" w:sz="2"/>
+              <w:bottom w:val="single" w:color="BFBFBF" w:sz="2"/>
+              <w:right w:val="single" w:color="BFBFBF" w:sz="2"/>
+            </w:tcBorders>
+            <w:tcMar>
+              <w:top w:type="dxa" w:w="80"/>
+              <w:left w:type="dxa" w:w="120"/>
+              <w:bottom w:type="dxa" w:w="80"/>
+              <w:right w:type="dxa" w:w="120"/>
+            </w:tcMar>
+          </w:tcPr>
+          <w:p>
+            <w:pPr>
+              <w:jc w:val="left"/>
+            </w:pPr>
+            <w:r>
+              <w:rPr>
+                <w:b w:val="false"/>
+                <w:bCs w:val="false"/>
+                <w:rFonts w:ascii="Courier New" w:cs="Courier New" w:eastAsia="Courier New" w:hAnsi="Courier New"/>
+                <w:sz w:val="17"/>
+                <w:szCs w:val="17"/>
+              </w:rPr>
+              <w:t xml:space="preserve">HTTP Request</w:t>
+            </w:r>
+          </w:p>
+        </w:tc>
+        <w:tc>
+          <w:tcPr>
+            <w:tcW w:type="dxa" w:w="5446"/>
+            <w:tcBorders>
+              <w:top w:val="single" w:color="BFBFBF" w:sz="2"/>
+              <w:left w:val="single" w:color="BFBFBF" w:sz="2"/>
+              <w:bottom w:val="single" w:color="BFBFBF" w:sz="2"/>
+              <w:right w:val="single" w:color="BFBFBF" w:sz="2"/>
+            </w:tcBorders>
+            <w:tcMar>
+              <w:top w:type="dxa" w:w="80"/>
+              <w:left w:type="dxa" w:w="120"/>
+              <w:bottom w:type="dxa" w:w="80"/>
+              <w:right w:type="dxa" w:w="120"/>
+            </w:tcMar>
+          </w:tcPr>
+          <w:p>
+            <w:pPr>
+              <w:jc w:val="left"/>
+            </w:pPr>
+            <w:r>
+              <w:rPr>
+                <w:b w:val="false"/>
+                <w:bCs w:val="false"/>
+                <w:sz w:val="19"/>
+                <w:szCs w:val="19"/>
+              </w:rPr>
+              <w:t xml:space="preserve">Poste dans cette conversation un message d’alerte interne (privé) résumant la question sans réponse, à l’attention d’un conseiller humain.</w:t>
+            </w:r>
+          </w:p>
+        </w:tc>
+      </w:tr>
+      <w:tr>
+        <w:tc>
+          <w:tcPr>
+            <w:tcW w:type="dxa" w:w="500"/>
+            <w:tcBorders>
+              <w:top w:val="single" w:color="BFBFBF" w:sz="2"/>
+              <w:left w:val="single" w:color="BFBFBF" w:sz="2"/>
+              <w:bottom w:val="single" w:color="BFBFBF" w:sz="2"/>
+              <w:right w:val="single" w:color="BFBFBF" w:sz="2"/>
+            </w:tcBorders>
+            <w:shd w:fill="F2F2F2" w:val="clear"/>
+            <w:tcMar>
+              <w:top w:type="dxa" w:w="80"/>
+              <w:left w:type="dxa" w:w="120"/>
+              <w:bottom w:type="dxa" w:w="80"/>
+              <w:right w:type="dxa" w:w="120"/>
+            </w:tcMar>
+          </w:tcPr>
+          <w:p>
+            <w:pPr>
+              <w:jc w:val="left"/>
+            </w:pPr>
+            <w:r>
+              <w:rPr>
+                <w:b/>
+                <w:bCs/>
+                <w:sz w:val="19"/>
+                <w:szCs w:val="19"/>
+              </w:rPr>
+              <w:t xml:space="preserve">15</w:t>
+            </w:r>
+          </w:p>
+        </w:tc>
+        <w:tc>
+          <w:tcPr>
+            <w:tcW w:type="dxa" w:w="2100"/>
+            <w:tcBorders>
+              <w:top w:val="single" w:color="BFBFBF" w:sz="2"/>
+              <w:left w:val="single" w:color="BFBFBF" w:sz="2"/>
+              <w:bottom w:val="single" w:color="BFBFBF" w:sz="2"/>
+              <w:right w:val="single" w:color="BFBFBF" w:sz="2"/>
+            </w:tcBorders>
+            <w:shd w:fill="F2F2F2" w:val="clear"/>
+            <w:tcMar>
+              <w:top w:type="dxa" w:w="80"/>
+              <w:left w:type="dxa" w:w="120"/>
+              <w:bottom w:type="dxa" w:w="80"/>
+              <w:right w:type="dxa" w:w="120"/>
+            </w:tcMar>
+          </w:tcPr>
+          <w:p>
+            <w:pPr>
+              <w:jc w:val="left"/>
+            </w:pPr>
+            <w:r>
+              <w:rPr>
+                <w:b/>
+                <w:bCs/>
+                <w:sz w:val="19"/>
+                <w:szCs w:val="19"/>
+              </w:rPr>
+              <w:t xml:space="preserve">Journaliser escalade Supabase</w:t>
+            </w:r>
+          </w:p>
+        </w:tc>
+        <w:tc>
+          <w:tcPr>
+            <w:tcW w:type="dxa" w:w="1700"/>
+            <w:tcBorders>
+              <w:top w:val="single" w:color="BFBFBF" w:sz="2"/>
+              <w:left w:val="single" w:color="BFBFBF" w:sz="2"/>
+              <w:bottom w:val="single" w:color="BFBFBF" w:sz="2"/>
+              <w:right w:val="single" w:color="BFBFBF" w:sz="2"/>
+            </w:tcBorders>
+            <w:shd w:fill="F2F2F2" w:val="clear"/>
+            <w:tcMar>
+              <w:top w:type="dxa" w:w="80"/>
+              <w:left w:type="dxa" w:w="120"/>
+              <w:bottom w:type="dxa" w:w="80"/>
+              <w:right w:type="dxa" w:w="120"/>
+            </w:tcMar>
+          </w:tcPr>
+          <w:p>
+            <w:pPr>
+              <w:jc w:val="left"/>
+            </w:pPr>
+            <w:r>
+              <w:rPr>
+                <w:b w:val="false"/>
+                <w:bCs w:val="false"/>
+                <w:rFonts w:ascii="Courier New" w:cs="Courier New" w:eastAsia="Courier New" w:hAnsi="Courier New"/>
+                <w:sz w:val="17"/>
+                <w:szCs w:val="17"/>
+              </w:rPr>
+              <w:t xml:space="preserve">HTTP Request</w:t>
+            </w:r>
+          </w:p>
+        </w:tc>
+        <w:tc>
+          <w:tcPr>
+            <w:tcW w:type="dxa" w:w="5446"/>
+            <w:tcBorders>
+              <w:top w:val="single" w:color="BFBFBF" w:sz="2"/>
+              <w:left w:val="single" w:color="BFBFBF" w:sz="2"/>
+              <w:bottom w:val="single" w:color="BFBFBF" w:sz="2"/>
+              <w:right w:val="single" w:color="BFBFBF" w:sz="2"/>
+            </w:tcBorders>
+            <w:shd w:fill="F2F2F2" w:val="clear"/>
+            <w:tcMar>
+              <w:top w:type="dxa" w:w="80"/>
+              <w:left w:type="dxa" w:w="120"/>
+              <w:bottom w:type="dxa" w:w="80"/>
+              <w:right w:type="dxa" w:w="120"/>
+            </w:tcMar>
+          </w:tcPr>
+          <w:p>
+            <w:pPr>
+              <w:jc w:val="left"/>
+            </w:pPr>
+            <w:r>
+              <w:rPr>
+                <w:b w:val="false"/>
+                <w:bCs w:val="false"/>
+                <w:sz w:val="19"/>
+                <w:szCs w:val="19"/>
+              </w:rPr>
+              <w:t xml:space="preserve">Enregistre l’escalade dans rag_logs, marquée sans source trouvée.</w:t>
+            </w:r>
+          </w:p>
+        </w:tc>
+      </w:tr>
+      <w:tr>
+        <w:tc>
+          <w:tcPr>
+            <w:tcW w:type="dxa" w:w="500"/>
+            <w:tcBorders>
+              <w:top w:val="single" w:color="BFBFBF" w:sz="2"/>
+              <w:left w:val="single" w:color="BFBFBF" w:sz="2"/>
+              <w:bottom w:val="single" w:color="BFBFBF" w:sz="2"/>
+              <w:right w:val="single" w:color="BFBFBF" w:sz="2"/>
+            </w:tcBorders>
+            <w:tcMar>
+              <w:top w:type="dxa" w:w="80"/>
+              <w:left w:type="dxa" w:w="120"/>
+              <w:bottom w:type="dxa" w:w="80"/>
+              <w:right w:type="dxa" w:w="120"/>
+            </w:tcMar>
+          </w:tcPr>
+          <w:p>
+            <w:pPr>
+              <w:jc w:val="left"/>
+            </w:pPr>
+            <w:r>
+              <w:rPr>
+                <w:b/>
+                <w:bCs/>
+                <w:sz w:val="19"/>
+                <w:szCs w:val="19"/>
+              </w:rPr>
+              <w:t xml:space="preserve">16</w:t>
+            </w:r>
+          </w:p>
+        </w:tc>
+        <w:tc>
+          <w:tcPr>
+            <w:tcW w:type="dxa" w:w="2100"/>
+            <w:tcBorders>
+              <w:top w:val="single" w:color="BFBFBF" w:sz="2"/>
+              <w:left w:val="single" w:color="BFBFBF" w:sz="2"/>
+              <w:bottom w:val="single" w:color="BFBFBF" w:sz="2"/>
+              <w:right w:val="single" w:color="BFBFBF" w:sz="2"/>
+            </w:tcBorders>
+            <w:tcMar>
+              <w:top w:type="dxa" w:w="80"/>
+              <w:left w:type="dxa" w:w="120"/>
+              <w:bottom w:type="dxa" w:w="80"/>
+              <w:right w:type="dxa" w:w="120"/>
+            </w:tcMar>
+          </w:tcPr>
+          <w:p>
+            <w:pPr>
+              <w:jc w:val="left"/>
+            </w:pPr>
+            <w:r>
+              <w:rPr>
+                <w:b/>
+                <w:bCs/>
+                <w:sz w:val="19"/>
+                <w:szCs w:val="19"/>
+              </w:rPr>
+              <w:t xml:space="preserve">Retourner réponse escalade</w:t>
+            </w:r>
+          </w:p>
+        </w:tc>
+        <w:tc>
+          <w:tcPr>
+            <w:tcW w:type="dxa" w:w="1700"/>
+            <w:tcBorders>
+              <w:top w:val="single" w:color="BFBFBF" w:sz="2"/>
+              <w:left w:val="single" w:color="BFBFBF" w:sz="2"/>
+              <w:bottom w:val="single" w:color="BFBFBF" w:sz="2"/>
+              <w:right w:val="single" w:color="BFBFBF" w:sz="2"/>
+            </w:tcBorders>
+            <w:tcMar>
+              <w:top w:type="dxa" w:w="80"/>
+              <w:left w:type="dxa" w:w="120"/>
+              <w:bottom w:type="dxa" w:w="80"/>
+              <w:right w:type="dxa" w:w="120"/>
+            </w:tcMar>
+          </w:tcPr>
+          <w:p>
+            <w:pPr>
+              <w:jc w:val="left"/>
+            </w:pPr>
+            <w:r>
+              <w:rPr>
+                <w:b w:val="false"/>
+                <w:bCs w:val="false"/>
+                <w:rFonts w:ascii="Courier New" w:cs="Courier New" w:eastAsia="Courier New" w:hAnsi="Courier New"/>
+                <w:sz w:val="17"/>
+                <w:szCs w:val="17"/>
+              </w:rPr>
+              <w:t xml:space="preserve">Respond to Webhook</w:t>
+            </w:r>
+          </w:p>
+        </w:tc>
+        <w:tc>
+          <w:tcPr>
+            <w:tcW w:type="dxa" w:w="5446"/>
+            <w:tcBorders>
+              <w:top w:val="single" w:color="BFBFBF" w:sz="2"/>
+              <w:left w:val="single" w:color="BFBFBF" w:sz="2"/>
+              <w:bottom w:val="single" w:color="BFBFBF" w:sz="2"/>
+              <w:right w:val="single" w:color="BFBFBF" w:sz="2"/>
+            </w:tcBorders>
+            <w:tcMar>
+              <w:top w:type="dxa" w:w="80"/>
+              <w:left w:type="dxa" w:w="120"/>
+              <w:bottom w:type="dxa" w:w="80"/>
+              <w:right w:type="dxa" w:w="120"/>
+            </w:tcMar>
+          </w:tcPr>
+          <w:p>
+            <w:pPr>
+              <w:jc w:val="left"/>
+            </w:pPr>
+            <w:r>
+              <w:rPr>
+                <w:b w:val="false"/>
+                <w:bCs w:val="false"/>
+                <w:sz w:val="19"/>
+                <w:szCs w:val="19"/>
+              </w:rPr>
+              <w:t xml:space="preserve">Renvoie à l’appelant un message clair indiquant qu’un conseiller humain a été notifié, plutôt que de laisser la requête sans réponse.</w:t>
+            </w:r>
+          </w:p>
+        </w:tc>
+      </w:tr>
+    </w:tbl>
+    <w:p>
+      <w:pPr>
+        <w:pStyle w:val="Heading2"/>
+      </w:pPr>
+      <w:r>
+        <w:t xml:space="preserve">5.3  Recherche_Documentaire_RAG — Canal interne (usage collègues)</w:t>
+      </w:r>
+    </w:p>
+    <w:p>
+      <w:pPr>
+        <w:spacing w:after="160"/>
+      </w:pPr>
+      <w:r>
+        <w:t xml:space="preserve">Déclenchement instantané par webhook. Rôle : même moteur de recherche que le canal externe, simplifié pour un usage strictement interne.</w:t>
+      </w:r>
+    </w:p>
+    <w:tbl>
+      <w:tblPr>
+        <w:tblW w:type="dxa" w:w="9746"/>
+        <w:tblBorders>
+          <w:top w:val="single" w:color="auto" w:sz="4"/>
+          <w:left w:val="single" w:color="auto" w:sz="4"/>
+          <w:bottom w:val="single" w:color="auto" w:sz="4"/>
+          <w:right w:val="single" w:color="auto" w:sz="4"/>
+          <w:insideH w:val="single" w:color="auto" w:sz="4"/>
+          <w:insideV w:val="single" w:color="auto" w:sz="4"/>
+        </w:tblBorders>
+      </w:tblPr>
+      <w:tblGrid>
+        <w:gridCol w:w="500"/>
+        <w:gridCol w:w="2100"/>
+        <w:gridCol w:w="1700"/>
+        <w:gridCol w:w="5446"/>
+      </w:tblGrid>
+      <w:tr>
+        <w:trPr>
+          <w:tblHeader/>
+        </w:trPr>
+        <w:tc>
+          <w:tcPr>
+            <w:tcW w:type="dxa" w:w="500"/>
+            <w:tcBorders>
+              <w:top w:val="single" w:color="BFBFBF" w:sz="2"/>
+              <w:left w:val="single" w:color="BFBFBF" w:sz="2"/>
+              <w:bottom w:val="single" w:color="BFBFBF" w:sz="2"/>
+              <w:right w:val="single" w:color="BFBFBF" w:sz="2"/>
+            </w:tcBorders>
+            <w:shd w:fill="10213D" w:val="clear"/>
+            <w:tcMar>
+              <w:top w:type="dxa" w:w="100"/>
+              <w:left w:type="dxa" w:w="120"/>
+              <w:bottom w:type="dxa" w:w="100"/>
+              <w:right w:type="dxa" w:w="120"/>
+            </w:tcMar>
+            <w:vAlign w:val="center"/>
+          </w:tcPr>
+          <w:p>
+            <w:r>
+              <w:rPr>
+                <w:b/>
+                <w:bCs/>
+                <w:color w:val="FFFFFF"/>
+              </w:rPr>
+              <w:t xml:space="preserve">#</w:t>
+            </w:r>
+          </w:p>
+        </w:tc>
+        <w:tc>
+          <w:tcPr>
+            <w:tcW w:type="dxa" w:w="2100"/>
+            <w:tcBorders>
+              <w:top w:val="single" w:color="BFBFBF" w:sz="2"/>
+              <w:left w:val="single" w:color="BFBFBF" w:sz="2"/>
+              <w:bottom w:val="single" w:color="BFBFBF" w:sz="2"/>
+              <w:right w:val="single" w:color="BFBFBF" w:sz="2"/>
+            </w:tcBorders>
+            <w:shd w:fill="10213D" w:val="clear"/>
+            <w:tcMar>
+              <w:top w:type="dxa" w:w="100"/>
+              <w:left w:type="dxa" w:w="120"/>
+              <w:bottom w:type="dxa" w:w="100"/>
+              <w:right w:type="dxa" w:w="120"/>
+            </w:tcMar>
+            <w:vAlign w:val="center"/>
+          </w:tcPr>
+          <w:p>
+            <w:r>
+              <w:rPr>
+                <w:b/>
+                <w:bCs/>
+                <w:color w:val="FFFFFF"/>
+              </w:rPr>
+              <w:t xml:space="preserve">Nœud</w:t>
+            </w:r>
+          </w:p>
+        </w:tc>
+        <w:tc>
+          <w:tcPr>
+            <w:tcW w:type="dxa" w:w="1700"/>
+            <w:tcBorders>
+              <w:top w:val="single" w:color="BFBFBF" w:sz="2"/>
+              <w:left w:val="single" w:color="BFBFBF" w:sz="2"/>
+              <w:bottom w:val="single" w:color="BFBFBF" w:sz="2"/>
+              <w:right w:val="single" w:color="BFBFBF" w:sz="2"/>
+            </w:tcBorders>
+            <w:shd w:fill="10213D" w:val="clear"/>
+            <w:tcMar>
+              <w:top w:type="dxa" w:w="100"/>
+              <w:left w:type="dxa" w:w="120"/>
+              <w:bottom w:type="dxa" w:w="100"/>
+              <w:right w:type="dxa" w:w="120"/>
+            </w:tcMar>
+            <w:vAlign w:val="center"/>
+          </w:tcPr>
+          <w:p>
+            <w:r>
+              <w:rPr>
+                <w:b/>
+                <w:bCs/>
+                <w:color w:val="FFFFFF"/>
+              </w:rPr>
+              <w:t xml:space="preserve">Type</w:t>
+            </w:r>
+          </w:p>
+        </w:tc>
+        <w:tc>
+          <w:tcPr>
+            <w:tcW w:type="dxa" w:w="5446"/>
+            <w:tcBorders>
+              <w:top w:val="single" w:color="BFBFBF" w:sz="2"/>
+              <w:left w:val="single" w:color="BFBFBF" w:sz="2"/>
+              <w:bottom w:val="single" w:color="BFBFBF" w:sz="2"/>
+              <w:right w:val="single" w:color="BFBFBF" w:sz="2"/>
+            </w:tcBorders>
+            <w:shd w:fill="10213D" w:val="clear"/>
+            <w:tcMar>
+              <w:top w:type="dxa" w:w="100"/>
+              <w:left w:type="dxa" w:w="120"/>
+              <w:bottom w:type="dxa" w:w="100"/>
+              <w:right w:type="dxa" w:w="120"/>
+            </w:tcMar>
+            <w:vAlign w:val="center"/>
+          </w:tcPr>
+          <w:p>
+            <w:r>
+              <w:rPr>
+                <w:b/>
+                <w:bCs/>
+                <w:color w:val="FFFFFF"/>
+              </w:rPr>
+              <w:t xml:space="preserve">Rôle et configuration</w:t>
+            </w:r>
+          </w:p>
+        </w:tc>
+      </w:tr>
+      <w:tr>
+        <w:tc>
+          <w:tcPr>
+            <w:tcW w:type="dxa" w:w="500"/>
+            <w:tcBorders>
+              <w:top w:val="single" w:color="BFBFBF" w:sz="2"/>
+              <w:left w:val="single" w:color="BFBFBF" w:sz="2"/>
+              <w:bottom w:val="single" w:color="BFBFBF" w:sz="2"/>
+              <w:right w:val="single" w:color="BFBFBF" w:sz="2"/>
+            </w:tcBorders>
+            <w:shd w:fill="F2F2F2" w:val="clear"/>
+            <w:tcMar>
+              <w:top w:type="dxa" w:w="80"/>
+              <w:left w:type="dxa" w:w="120"/>
+              <w:bottom w:type="dxa" w:w="80"/>
+              <w:right w:type="dxa" w:w="120"/>
+            </w:tcMar>
+          </w:tcPr>
+          <w:p>
+            <w:pPr>
+              <w:jc w:val="left"/>
+            </w:pPr>
+            <w:r>
+              <w:rPr>
+                <w:b/>
+                <w:bCs/>
+                <w:sz w:val="19"/>
+                <w:szCs w:val="19"/>
+              </w:rPr>
+              <w:t xml:space="preserve">1</w:t>
+            </w:r>
+          </w:p>
+        </w:tc>
+        <w:tc>
+          <w:tcPr>
+            <w:tcW w:type="dxa" w:w="2100"/>
+            <w:tcBorders>
+              <w:top w:val="single" w:color="BFBFBF" w:sz="2"/>
+              <w:left w:val="single" w:color="BFBFBF" w:sz="2"/>
+              <w:bottom w:val="single" w:color="BFBFBF" w:sz="2"/>
+              <w:right w:val="single" w:color="BFBFBF" w:sz="2"/>
+            </w:tcBorders>
+            <w:shd w:fill="F2F2F2" w:val="clear"/>
+            <w:tcMar>
+              <w:top w:type="dxa" w:w="80"/>
+              <w:left w:type="dxa" w:w="120"/>
+              <w:bottom w:type="dxa" w:w="80"/>
+              <w:right w:type="dxa" w:w="120"/>
+            </w:tcMar>
+          </w:tcPr>
+          <w:p>
+            <w:pPr>
+              <w:jc w:val="left"/>
+            </w:pPr>
+            <w:r>
+              <w:rPr>
+                <w:b/>
+                <w:bCs/>
+                <w:sz w:val="19"/>
+                <w:szCs w:val="19"/>
+              </w:rPr>
+              <w:t xml:space="preserve">Trigger — Question utilisateur</w:t>
+            </w:r>
+          </w:p>
+        </w:tc>
+        <w:tc>
+          <w:tcPr>
+            <w:tcW w:type="dxa" w:w="1700"/>
+            <w:tcBorders>
+              <w:top w:val="single" w:color="BFBFBF" w:sz="2"/>
+              <w:left w:val="single" w:color="BFBFBF" w:sz="2"/>
+              <w:bottom w:val="single" w:color="BFBFBF" w:sz="2"/>
+              <w:right w:val="single" w:color="BFBFBF" w:sz="2"/>
+            </w:tcBorders>
+            <w:shd w:fill="F2F2F2" w:val="clear"/>
+            <w:tcMar>
+              <w:top w:type="dxa" w:w="80"/>
+              <w:left w:type="dxa" w:w="120"/>
+              <w:bottom w:type="dxa" w:w="80"/>
+              <w:right w:type="dxa" w:w="120"/>
+            </w:tcMar>
+          </w:tcPr>
+          <w:p>
+            <w:pPr>
+              <w:jc w:val="left"/>
+            </w:pPr>
+            <w:r>
+              <w:rPr>
+                <w:b w:val="false"/>
+                <w:bCs w:val="false"/>
+                <w:rFonts w:ascii="Courier New" w:cs="Courier New" w:eastAsia="Courier New" w:hAnsi="Courier New"/>
+                <w:sz w:val="17"/>
+                <w:szCs w:val="17"/>
+              </w:rPr>
+              <w:t xml:space="preserve">Webhook</w:t>
+            </w:r>
+          </w:p>
+        </w:tc>
+        <w:tc>
+          <w:tcPr>
+            <w:tcW w:type="dxa" w:w="5446"/>
+            <w:tcBorders>
+              <w:top w:val="single" w:color="BFBFBF" w:sz="2"/>
+              <w:left w:val="single" w:color="BFBFBF" w:sz="2"/>
+              <w:bottom w:val="single" w:color="BFBFBF" w:sz="2"/>
+              <w:right w:val="single" w:color="BFBFBF" w:sz="2"/>
+            </w:tcBorders>
+            <w:shd w:fill="F2F2F2" w:val="clear"/>
+            <w:tcMar>
+              <w:top w:type="dxa" w:w="80"/>
+              <w:left w:type="dxa" w:w="120"/>
+              <w:bottom w:type="dxa" w:w="80"/>
+              <w:right w:type="dxa" w:w="120"/>
+            </w:tcMar>
+          </w:tcPr>
+          <w:p>
+            <w:pPr>
+              <w:jc w:val="left"/>
+            </w:pPr>
+            <w:r>
+              <w:rPr>
+                <w:b w:val="false"/>
+                <w:bCs w:val="false"/>
+                <w:sz w:val="19"/>
+                <w:szCs w:val="19"/>
+              </w:rPr>
+              <w:t xml:space="preserve">Point d’entrée dédié (POST /webhook/recherche-documentaire-interne), distinct du canal externe pour éviter tout conflit de route.</w:t>
+            </w:r>
+          </w:p>
+        </w:tc>
+      </w:tr>
+      <w:tr>
+        <w:tc>
+          <w:tcPr>
+            <w:tcW w:type="dxa" w:w="500"/>
+            <w:tcBorders>
+              <w:top w:val="single" w:color="BFBFBF" w:sz="2"/>
+              <w:left w:val="single" w:color="BFBFBF" w:sz="2"/>
+              <w:bottom w:val="single" w:color="BFBFBF" w:sz="2"/>
+              <w:right w:val="single" w:color="BFBFBF" w:sz="2"/>
+            </w:tcBorders>
+            <w:tcMar>
+              <w:top w:type="dxa" w:w="80"/>
+              <w:left w:type="dxa" w:w="120"/>
+              <w:bottom w:type="dxa" w:w="80"/>
+              <w:right w:type="dxa" w:w="120"/>
+            </w:tcMar>
+          </w:tcPr>
+          <w:p>
+            <w:pPr>
+              <w:jc w:val="left"/>
+            </w:pPr>
+            <w:r>
+              <w:rPr>
+                <w:b/>
+                <w:bCs/>
+                <w:sz w:val="19"/>
+                <w:szCs w:val="19"/>
+              </w:rPr>
+              <w:t xml:space="preserve">2</w:t>
+            </w:r>
+          </w:p>
+        </w:tc>
+        <w:tc>
+          <w:tcPr>
+            <w:tcW w:type="dxa" w:w="2100"/>
+            <w:tcBorders>
+              <w:top w:val="single" w:color="BFBFBF" w:sz="2"/>
+              <w:left w:val="single" w:color="BFBFBF" w:sz="2"/>
+              <w:bottom w:val="single" w:color="BFBFBF" w:sz="2"/>
+              <w:right w:val="single" w:color="BFBFBF" w:sz="2"/>
+            </w:tcBorders>
+            <w:tcMar>
+              <w:top w:type="dxa" w:w="80"/>
+              <w:left w:type="dxa" w:w="120"/>
+              <w:bottom w:type="dxa" w:w="80"/>
+              <w:right w:type="dxa" w:w="120"/>
+            </w:tcMar>
+          </w:tcPr>
+          <w:p>
+            <w:pPr>
+              <w:jc w:val="left"/>
+            </w:pPr>
+            <w:r>
+              <w:rPr>
+                <w:b/>
+                <w:bCs/>
+                <w:sz w:val="19"/>
+                <w:szCs w:val="19"/>
+              </w:rPr>
+              <w:t xml:space="preserve">Extraire question</w:t>
+            </w:r>
+          </w:p>
+        </w:tc>
+        <w:tc>
+          <w:tcPr>
+            <w:tcW w:type="dxa" w:w="1700"/>
+            <w:tcBorders>
+              <w:top w:val="single" w:color="BFBFBF" w:sz="2"/>
+              <w:left w:val="single" w:color="BFBFBF" w:sz="2"/>
+              <w:bottom w:val="single" w:color="BFBFBF" w:sz="2"/>
+              <w:right w:val="single" w:color="BFBFBF" w:sz="2"/>
+            </w:tcBorders>
+            <w:tcMar>
+              <w:top w:type="dxa" w:w="80"/>
+              <w:left w:type="dxa" w:w="120"/>
+              <w:bottom w:type="dxa" w:w="80"/>
+              <w:right w:type="dxa" w:w="120"/>
+            </w:tcMar>
+          </w:tcPr>
+          <w:p>
+            <w:pPr>
+              <w:jc w:val="left"/>
+            </w:pPr>
+            <w:r>
+              <w:rPr>
+                <w:b w:val="false"/>
+                <w:bCs w:val="false"/>
+                <w:rFonts w:ascii="Courier New" w:cs="Courier New" w:eastAsia="Courier New" w:hAnsi="Courier New"/>
+                <w:sz w:val="17"/>
+                <w:szCs w:val="17"/>
+              </w:rPr>
+              <w:t xml:space="preserve">Code</w:t>
+            </w:r>
+          </w:p>
+        </w:tc>
+        <w:tc>
+          <w:tcPr>
+            <w:tcW w:type="dxa" w:w="5446"/>
+            <w:tcBorders>
+              <w:top w:val="single" w:color="BFBFBF" w:sz="2"/>
+              <w:left w:val="single" w:color="BFBFBF" w:sz="2"/>
+              <w:bottom w:val="single" w:color="BFBFBF" w:sz="2"/>
+              <w:right w:val="single" w:color="BFBFBF" w:sz="2"/>
+            </w:tcBorders>
+            <w:tcMar>
+              <w:top w:type="dxa" w:w="80"/>
+              <w:left w:type="dxa" w:w="120"/>
+              <w:bottom w:type="dxa" w:w="80"/>
+              <w:right w:type="dxa" w:w="120"/>
+            </w:tcMar>
+          </w:tcPr>
+          <w:p>
+            <w:pPr>
+              <w:jc w:val="left"/>
+            </w:pPr>
+            <w:r>
+              <w:rPr>
+                <w:b w:val="false"/>
+                <w:bCs w:val="false"/>
+                <w:sz w:val="19"/>
+                <w:szCs w:val="19"/>
+              </w:rPr>
+              <w:t xml:space="preserve">Extrait la question et les métadonnées de la requête, avec une tolérance sur plusieurs noms de champs possibles (question, query, message).</w:t>
+            </w:r>
+          </w:p>
+        </w:tc>
+      </w:tr>
+      <w:tr>
+        <w:tc>
+          <w:tcPr>
+            <w:tcW w:type="dxa" w:w="500"/>
+            <w:tcBorders>
+              <w:top w:val="single" w:color="BFBFBF" w:sz="2"/>
+              <w:left w:val="single" w:color="BFBFBF" w:sz="2"/>
+              <w:bottom w:val="single" w:color="BFBFBF" w:sz="2"/>
+              <w:right w:val="single" w:color="BFBFBF" w:sz="2"/>
+            </w:tcBorders>
+            <w:shd w:fill="F2F2F2" w:val="clear"/>
+            <w:tcMar>
+              <w:top w:type="dxa" w:w="80"/>
+              <w:left w:type="dxa" w:w="120"/>
+              <w:bottom w:type="dxa" w:w="80"/>
+              <w:right w:type="dxa" w:w="120"/>
+            </w:tcMar>
+          </w:tcPr>
+          <w:p>
+            <w:pPr>
+              <w:jc w:val="left"/>
+            </w:pPr>
+            <w:r>
+              <w:rPr>
+                <w:b/>
+                <w:bCs/>
+                <w:sz w:val="19"/>
+                <w:szCs w:val="19"/>
+              </w:rPr>
+              <w:t xml:space="preserve">3</w:t>
+            </w:r>
+          </w:p>
+        </w:tc>
+        <w:tc>
+          <w:tcPr>
+            <w:tcW w:type="dxa" w:w="2100"/>
+            <w:tcBorders>
+              <w:top w:val="single" w:color="BFBFBF" w:sz="2"/>
+              <w:left w:val="single" w:color="BFBFBF" w:sz="2"/>
+              <w:bottom w:val="single" w:color="BFBFBF" w:sz="2"/>
+              <w:right w:val="single" w:color="BFBFBF" w:sz="2"/>
+            </w:tcBorders>
+            <w:shd w:fill="F2F2F2" w:val="clear"/>
+            <w:tcMar>
+              <w:top w:type="dxa" w:w="80"/>
+              <w:left w:type="dxa" w:w="120"/>
+              <w:bottom w:type="dxa" w:w="80"/>
+              <w:right w:type="dxa" w:w="120"/>
+            </w:tcMar>
+          </w:tcPr>
+          <w:p>
+            <w:pPr>
+              <w:jc w:val="left"/>
+            </w:pPr>
+            <w:r>
+              <w:rPr>
+                <w:b/>
+                <w:bCs/>
+                <w:sz w:val="19"/>
+                <w:szCs w:val="19"/>
+              </w:rPr>
+              <w:t xml:space="preserve">Créer embedding question</w:t>
+            </w:r>
+          </w:p>
+        </w:tc>
+        <w:tc>
+          <w:tcPr>
+            <w:tcW w:type="dxa" w:w="1700"/>
+            <w:tcBorders>
+              <w:top w:val="single" w:color="BFBFBF" w:sz="2"/>
+              <w:left w:val="single" w:color="BFBFBF" w:sz="2"/>
+              <w:bottom w:val="single" w:color="BFBFBF" w:sz="2"/>
+              <w:right w:val="single" w:color="BFBFBF" w:sz="2"/>
+            </w:tcBorders>
+            <w:shd w:fill="F2F2F2" w:val="clear"/>
+            <w:tcMar>
+              <w:top w:type="dxa" w:w="80"/>
+              <w:left w:type="dxa" w:w="120"/>
+              <w:bottom w:type="dxa" w:w="80"/>
+              <w:right w:type="dxa" w:w="120"/>
+            </w:tcMar>
+          </w:tcPr>
+          <w:p>
+            <w:pPr>
+              <w:jc w:val="left"/>
+            </w:pPr>
+            <w:r>
+              <w:rPr>
+                <w:b w:val="false"/>
+                <w:bCs w:val="false"/>
+                <w:rFonts w:ascii="Courier New" w:cs="Courier New" w:eastAsia="Courier New" w:hAnsi="Courier New"/>
+                <w:sz w:val="17"/>
+                <w:szCs w:val="17"/>
+              </w:rPr>
+              <w:t xml:space="preserve">HTTP Request</w:t>
+            </w:r>
+          </w:p>
+        </w:tc>
+        <w:tc>
+          <w:tcPr>
+            <w:tcW w:type="dxa" w:w="5446"/>
+            <w:tcBorders>
+              <w:top w:val="single" w:color="BFBFBF" w:sz="2"/>
+              <w:left w:val="single" w:color="BFBFBF" w:sz="2"/>
+              <w:bottom w:val="single" w:color="BFBFBF" w:sz="2"/>
+              <w:right w:val="single" w:color="BFBFBF" w:sz="2"/>
+            </w:tcBorders>
+            <w:shd w:fill="F2F2F2" w:val="clear"/>
+            <w:tcMar>
+              <w:top w:type="dxa" w:w="80"/>
+              <w:left w:type="dxa" w:w="120"/>
+              <w:bottom w:type="dxa" w:w="80"/>
+              <w:right w:type="dxa" w:w="120"/>
+            </w:tcMar>
+          </w:tcPr>
+          <w:p>
+            <w:pPr>
+              <w:jc w:val="left"/>
+            </w:pPr>
+            <w:r>
+              <w:rPr>
+                <w:b w:val="false"/>
+                <w:bCs w:val="false"/>
+                <w:sz w:val="19"/>
+                <w:szCs w:val="19"/>
+              </w:rPr>
+              <w:t xml:space="preserve">Identique au canal externe : vectorisation de la question via OpenAI.</w:t>
+            </w:r>
+          </w:p>
+        </w:tc>
+      </w:tr>
+      <w:tr>
+        <w:tc>
+          <w:tcPr>
+            <w:tcW w:type="dxa" w:w="500"/>
+            <w:tcBorders>
+              <w:top w:val="single" w:color="BFBFBF" w:sz="2"/>
+              <w:left w:val="single" w:color="BFBFBF" w:sz="2"/>
+              <w:bottom w:val="single" w:color="BFBFBF" w:sz="2"/>
+              <w:right w:val="single" w:color="BFBFBF" w:sz="2"/>
+            </w:tcBorders>
+            <w:tcMar>
+              <w:top w:type="dxa" w:w="80"/>
+              <w:left w:type="dxa" w:w="120"/>
+              <w:bottom w:type="dxa" w:w="80"/>
+              <w:right w:type="dxa" w:w="120"/>
+            </w:tcMar>
+          </w:tcPr>
+          <w:p>
+            <w:pPr>
+              <w:jc w:val="left"/>
+            </w:pPr>
+            <w:r>
+              <w:rPr>
+                <w:b/>
+                <w:bCs/>
+                <w:sz w:val="19"/>
+                <w:szCs w:val="19"/>
+              </w:rPr>
+              <w:t xml:space="preserve">4</w:t>
+            </w:r>
+          </w:p>
+        </w:tc>
+        <w:tc>
+          <w:tcPr>
+            <w:tcW w:type="dxa" w:w="2100"/>
+            <w:tcBorders>
+              <w:top w:val="single" w:color="BFBFBF" w:sz="2"/>
+              <w:left w:val="single" w:color="BFBFBF" w:sz="2"/>
+              <w:bottom w:val="single" w:color="BFBFBF" w:sz="2"/>
+              <w:right w:val="single" w:color="BFBFBF" w:sz="2"/>
+            </w:tcBorders>
+            <w:tcMar>
+              <w:top w:type="dxa" w:w="80"/>
+              <w:left w:type="dxa" w:w="120"/>
+              <w:bottom w:type="dxa" w:w="80"/>
+              <w:right w:type="dxa" w:w="120"/>
+            </w:tcMar>
+          </w:tcPr>
+          <w:p>
+            <w:pPr>
+              <w:jc w:val="left"/>
+            </w:pPr>
+            <w:r>
+              <w:rPr>
+                <w:b/>
+                <w:bCs/>
+                <w:sz w:val="19"/>
+                <w:szCs w:val="19"/>
+              </w:rPr>
+              <w:t xml:space="preserve">Recherche Supabase Vector</w:t>
+            </w:r>
+          </w:p>
+        </w:tc>
+        <w:tc>
+          <w:tcPr>
+            <w:tcW w:type="dxa" w:w="1700"/>
+            <w:tcBorders>
+              <w:top w:val="single" w:color="BFBFBF" w:sz="2"/>
+              <w:left w:val="single" w:color="BFBFBF" w:sz="2"/>
+              <w:bottom w:val="single" w:color="BFBFBF" w:sz="2"/>
+              <w:right w:val="single" w:color="BFBFBF" w:sz="2"/>
+            </w:tcBorders>
+            <w:tcMar>
+              <w:top w:type="dxa" w:w="80"/>
+              <w:left w:type="dxa" w:w="120"/>
+              <w:bottom w:type="dxa" w:w="80"/>
+              <w:right w:type="dxa" w:w="120"/>
+            </w:tcMar>
+          </w:tcPr>
+          <w:p>
+            <w:pPr>
+              <w:jc w:val="left"/>
+            </w:pPr>
+            <w:r>
+              <w:rPr>
+                <w:b w:val="false"/>
+                <w:bCs w:val="false"/>
+                <w:rFonts w:ascii="Courier New" w:cs="Courier New" w:eastAsia="Courier New" w:hAnsi="Courier New"/>
+                <w:sz w:val="17"/>
+                <w:szCs w:val="17"/>
+              </w:rPr>
+              <w:t xml:space="preserve">HTTP Request</w:t>
+            </w:r>
+          </w:p>
+        </w:tc>
+        <w:tc>
+          <w:tcPr>
+            <w:tcW w:type="dxa" w:w="5446"/>
+            <w:tcBorders>
+              <w:top w:val="single" w:color="BFBFBF" w:sz="2"/>
+              <w:left w:val="single" w:color="BFBFBF" w:sz="2"/>
+              <w:bottom w:val="single" w:color="BFBFBF" w:sz="2"/>
+              <w:right w:val="single" w:color="BFBFBF" w:sz="2"/>
+            </w:tcBorders>
+            <w:tcMar>
+              <w:top w:type="dxa" w:w="80"/>
+              <w:left w:type="dxa" w:w="120"/>
+              <w:bottom w:type="dxa" w:w="80"/>
+              <w:right w:type="dxa" w:w="120"/>
+            </w:tcMar>
+          </w:tcPr>
+          <w:p>
+            <w:pPr>
+              <w:jc w:val="left"/>
+            </w:pPr>
+            <w:r>
+              <w:rPr>
+                <w:b w:val="false"/>
+                <w:bCs w:val="false"/>
+                <w:sz w:val="19"/>
+                <w:szCs w:val="19"/>
+              </w:rPr>
+              <w:t xml:space="preserve">Interroge match_documents avec le même seuil de 0,5. Ce nœud a la propriété « Always Output Data » activée, afin de garantir qu’un résultat (même vide) soit toujours transmis en aval, même en l’absence de correspondance.</w:t>
+            </w:r>
+          </w:p>
+        </w:tc>
+      </w:tr>
+      <w:tr>
+        <w:tc>
+          <w:tcPr>
+            <w:tcW w:type="dxa" w:w="500"/>
+            <w:tcBorders>
+              <w:top w:val="single" w:color="BFBFBF" w:sz="2"/>
+              <w:left w:val="single" w:color="BFBFBF" w:sz="2"/>
+              <w:bottom w:val="single" w:color="BFBFBF" w:sz="2"/>
+              <w:right w:val="single" w:color="BFBFBF" w:sz="2"/>
+            </w:tcBorders>
+            <w:shd w:fill="F2F2F2" w:val="clear"/>
+            <w:tcMar>
+              <w:top w:type="dxa" w:w="80"/>
+              <w:left w:type="dxa" w:w="120"/>
+              <w:bottom w:type="dxa" w:w="80"/>
+              <w:right w:type="dxa" w:w="120"/>
+            </w:tcMar>
+          </w:tcPr>
+          <w:p>
+            <w:pPr>
+              <w:jc w:val="left"/>
+            </w:pPr>
+            <w:r>
+              <w:rPr>
+                <w:b/>
+                <w:bCs/>
+                <w:sz w:val="19"/>
+                <w:szCs w:val="19"/>
+              </w:rPr>
+              <w:t xml:space="preserve">5</w:t>
+            </w:r>
+          </w:p>
+        </w:tc>
+        <w:tc>
+          <w:tcPr>
+            <w:tcW w:type="dxa" w:w="2100"/>
+            <w:tcBorders>
+              <w:top w:val="single" w:color="BFBFBF" w:sz="2"/>
+              <w:left w:val="single" w:color="BFBFBF" w:sz="2"/>
+              <w:bottom w:val="single" w:color="BFBFBF" w:sz="2"/>
+              <w:right w:val="single" w:color="BFBFBF" w:sz="2"/>
+            </w:tcBorders>
+            <w:shd w:fill="F2F2F2" w:val="clear"/>
+            <w:tcMar>
+              <w:top w:type="dxa" w:w="80"/>
+              <w:left w:type="dxa" w:w="120"/>
+              <w:bottom w:type="dxa" w:w="80"/>
+              <w:right w:type="dxa" w:w="120"/>
+            </w:tcMar>
+          </w:tcPr>
+          <w:p>
+            <w:pPr>
+              <w:jc w:val="left"/>
+            </w:pPr>
+            <w:r>
+              <w:rPr>
+                <w:b/>
+                <w:bCs/>
+                <w:sz w:val="19"/>
+                <w:szCs w:val="19"/>
+              </w:rPr>
+              <w:t xml:space="preserve">Construire contexte RAG</w:t>
+            </w:r>
+          </w:p>
+        </w:tc>
+        <w:tc>
+          <w:tcPr>
+            <w:tcW w:type="dxa" w:w="1700"/>
+            <w:tcBorders>
+              <w:top w:val="single" w:color="BFBFBF" w:sz="2"/>
+              <w:left w:val="single" w:color="BFBFBF" w:sz="2"/>
+              <w:bottom w:val="single" w:color="BFBFBF" w:sz="2"/>
+              <w:right w:val="single" w:color="BFBFBF" w:sz="2"/>
+            </w:tcBorders>
+            <w:shd w:fill="F2F2F2" w:val="clear"/>
+            <w:tcMar>
+              <w:top w:type="dxa" w:w="80"/>
+              <w:left w:type="dxa" w:w="120"/>
+              <w:bottom w:type="dxa" w:w="80"/>
+              <w:right w:type="dxa" w:w="120"/>
+            </w:tcMar>
+          </w:tcPr>
+          <w:p>
+            <w:pPr>
+              <w:jc w:val="left"/>
+            </w:pPr>
+            <w:r>
+              <w:rPr>
+                <w:b w:val="false"/>
+                <w:bCs w:val="false"/>
+                <w:rFonts w:ascii="Courier New" w:cs="Courier New" w:eastAsia="Courier New" w:hAnsi="Courier New"/>
+                <w:sz w:val="17"/>
+                <w:szCs w:val="17"/>
+              </w:rPr>
+              <w:t xml:space="preserve">Code</w:t>
+            </w:r>
+          </w:p>
+        </w:tc>
+        <w:tc>
+          <w:tcPr>
+            <w:tcW w:type="dxa" w:w="5446"/>
+            <w:tcBorders>
+              <w:top w:val="single" w:color="BFBFBF" w:sz="2"/>
+              <w:left w:val="single" w:color="BFBFBF" w:sz="2"/>
+              <w:bottom w:val="single" w:color="BFBFBF" w:sz="2"/>
+              <w:right w:val="single" w:color="BFBFBF" w:sz="2"/>
+            </w:tcBorders>
+            <w:shd w:fill="F2F2F2" w:val="clear"/>
+            <w:tcMar>
+              <w:top w:type="dxa" w:w="80"/>
+              <w:left w:type="dxa" w:w="120"/>
+              <w:bottom w:type="dxa" w:w="80"/>
+              <w:right w:type="dxa" w:w="120"/>
+            </w:tcMar>
+          </w:tcPr>
+          <w:p>
+            <w:pPr>
+              <w:jc w:val="left"/>
+            </w:pPr>
+            <w:r>
+              <w:rPr>
+                <w:b w:val="false"/>
+                <w:bCs w:val="false"/>
+                <w:sz w:val="19"/>
+                <w:szCs w:val="19"/>
+              </w:rPr>
+              <w:t xml:space="preserve">Construit le contexte documentaire à partir des résultats trouvés.</w:t>
+            </w:r>
+          </w:p>
+        </w:tc>
+      </w:tr>
+      <w:tr>
+        <w:tc>
+          <w:tcPr>
+            <w:tcW w:type="dxa" w:w="500"/>
+            <w:tcBorders>
+              <w:top w:val="single" w:color="BFBFBF" w:sz="2"/>
+              <w:left w:val="single" w:color="BFBFBF" w:sz="2"/>
+              <w:bottom w:val="single" w:color="BFBFBF" w:sz="2"/>
+              <w:right w:val="single" w:color="BFBFBF" w:sz="2"/>
+            </w:tcBorders>
+            <w:tcMar>
+              <w:top w:type="dxa" w:w="80"/>
+              <w:left w:type="dxa" w:w="120"/>
+              <w:bottom w:type="dxa" w:w="80"/>
+              <w:right w:type="dxa" w:w="120"/>
+            </w:tcMar>
+          </w:tcPr>
+          <w:p>
+            <w:pPr>
+              <w:jc w:val="left"/>
+            </w:pPr>
+            <w:r>
+              <w:rPr>
+                <w:b/>
+                <w:bCs/>
+                <w:sz w:val="19"/>
+                <w:szCs w:val="19"/>
+              </w:rPr>
+              <w:t xml:space="preserve">6</w:t>
+            </w:r>
+          </w:p>
+        </w:tc>
+        <w:tc>
+          <w:tcPr>
+            <w:tcW w:type="dxa" w:w="2100"/>
+            <w:tcBorders>
+              <w:top w:val="single" w:color="BFBFBF" w:sz="2"/>
+              <w:left w:val="single" w:color="BFBFBF" w:sz="2"/>
+              <w:bottom w:val="single" w:color="BFBFBF" w:sz="2"/>
+              <w:right w:val="single" w:color="BFBFBF" w:sz="2"/>
+            </w:tcBorders>
+            <w:tcMar>
+              <w:top w:type="dxa" w:w="80"/>
+              <w:left w:type="dxa" w:w="120"/>
+              <w:bottom w:type="dxa" w:w="80"/>
+              <w:right w:type="dxa" w:w="120"/>
+            </w:tcMar>
+          </w:tcPr>
+          <w:p>
+            <w:pPr>
+              <w:jc w:val="left"/>
+            </w:pPr>
+            <w:r>
+              <w:rPr>
+                <w:b/>
+                <w:bCs/>
+                <w:sz w:val="19"/>
+                <w:szCs w:val="19"/>
+              </w:rPr>
+              <w:t xml:space="preserve">Réponse IA avec sources</w:t>
+            </w:r>
+          </w:p>
+        </w:tc>
+        <w:tc>
+          <w:tcPr>
+            <w:tcW w:type="dxa" w:w="1700"/>
+            <w:tcBorders>
+              <w:top w:val="single" w:color="BFBFBF" w:sz="2"/>
+              <w:left w:val="single" w:color="BFBFBF" w:sz="2"/>
+              <w:bottom w:val="single" w:color="BFBFBF" w:sz="2"/>
+              <w:right w:val="single" w:color="BFBFBF" w:sz="2"/>
+            </w:tcBorders>
+            <w:tcMar>
+              <w:top w:type="dxa" w:w="80"/>
+              <w:left w:type="dxa" w:w="120"/>
+              <w:bottom w:type="dxa" w:w="80"/>
+              <w:right w:type="dxa" w:w="120"/>
+            </w:tcMar>
+          </w:tcPr>
+          <w:p>
+            <w:pPr>
+              <w:jc w:val="left"/>
+            </w:pPr>
+            <w:r>
+              <w:rPr>
+                <w:b w:val="false"/>
+                <w:bCs w:val="false"/>
+                <w:rFonts w:ascii="Courier New" w:cs="Courier New" w:eastAsia="Courier New" w:hAnsi="Courier New"/>
+                <w:sz w:val="17"/>
+                <w:szCs w:val="17"/>
+              </w:rPr>
+              <w:t xml:space="preserve">HTTP Request</w:t>
+            </w:r>
+          </w:p>
+        </w:tc>
+        <w:tc>
+          <w:tcPr>
+            <w:tcW w:type="dxa" w:w="5446"/>
+            <w:tcBorders>
+              <w:top w:val="single" w:color="BFBFBF" w:sz="2"/>
+              <w:left w:val="single" w:color="BFBFBF" w:sz="2"/>
+              <w:bottom w:val="single" w:color="BFBFBF" w:sz="2"/>
+              <w:right w:val="single" w:color="BFBFBF" w:sz="2"/>
+            </w:tcBorders>
+            <w:tcMar>
+              <w:top w:type="dxa" w:w="80"/>
+              <w:left w:type="dxa" w:w="120"/>
+              <w:bottom w:type="dxa" w:w="80"/>
+              <w:right w:type="dxa" w:w="120"/>
+            </w:tcMar>
+          </w:tcPr>
+          <w:p>
+            <w:pPr>
+              <w:jc w:val="left"/>
+            </w:pPr>
+            <w:r>
+              <w:rPr>
+                <w:b w:val="false"/>
+                <w:bCs w:val="false"/>
+                <w:sz w:val="19"/>
+                <w:szCs w:val="19"/>
+              </w:rPr>
+              <w:t xml:space="preserve">Appelle GPT-4o avec un prompt système adapté à un usage interne (pas de contrainte d’anonymisation, le public étant déjà interne à l’entreprise).</w:t>
+            </w:r>
+          </w:p>
+        </w:tc>
+      </w:tr>
+      <w:tr>
+        <w:tc>
+          <w:tcPr>
+            <w:tcW w:type="dxa" w:w="500"/>
+            <w:tcBorders>
+              <w:top w:val="single" w:color="BFBFBF" w:sz="2"/>
+              <w:left w:val="single" w:color="BFBFBF" w:sz="2"/>
+              <w:bottom w:val="single" w:color="BFBFBF" w:sz="2"/>
+              <w:right w:val="single" w:color="BFBFBF" w:sz="2"/>
+            </w:tcBorders>
+            <w:shd w:fill="F2F2F2" w:val="clear"/>
+            <w:tcMar>
+              <w:top w:type="dxa" w:w="80"/>
+              <w:left w:type="dxa" w:w="120"/>
+              <w:bottom w:type="dxa" w:w="80"/>
+              <w:right w:type="dxa" w:w="120"/>
+            </w:tcMar>
+          </w:tcPr>
+          <w:p>
+            <w:pPr>
+              <w:jc w:val="left"/>
+            </w:pPr>
+            <w:r>
+              <w:rPr>
+                <w:b/>
+                <w:bCs/>
+                <w:sz w:val="19"/>
+                <w:szCs w:val="19"/>
+              </w:rPr>
+              <w:t xml:space="preserve">7</w:t>
+            </w:r>
+          </w:p>
+        </w:tc>
+        <w:tc>
+          <w:tcPr>
+            <w:tcW w:type="dxa" w:w="2100"/>
+            <w:tcBorders>
+              <w:top w:val="single" w:color="BFBFBF" w:sz="2"/>
+              <w:left w:val="single" w:color="BFBFBF" w:sz="2"/>
+              <w:bottom w:val="single" w:color="BFBFBF" w:sz="2"/>
+              <w:right w:val="single" w:color="BFBFBF" w:sz="2"/>
+            </w:tcBorders>
+            <w:shd w:fill="F2F2F2" w:val="clear"/>
+            <w:tcMar>
+              <w:top w:type="dxa" w:w="80"/>
+              <w:left w:type="dxa" w:w="120"/>
+              <w:bottom w:type="dxa" w:w="80"/>
+              <w:right w:type="dxa" w:w="120"/>
+            </w:tcMar>
+          </w:tcPr>
+          <w:p>
+            <w:pPr>
+              <w:jc w:val="left"/>
+            </w:pPr>
+            <w:r>
+              <w:rPr>
+                <w:b/>
+                <w:bCs/>
+                <w:sz w:val="19"/>
+                <w:szCs w:val="19"/>
+              </w:rPr>
+              <w:t xml:space="preserve">Formater &amp; retourner réponse</w:t>
+            </w:r>
+          </w:p>
+        </w:tc>
+        <w:tc>
+          <w:tcPr>
+            <w:tcW w:type="dxa" w:w="1700"/>
+            <w:tcBorders>
+              <w:top w:val="single" w:color="BFBFBF" w:sz="2"/>
+              <w:left w:val="single" w:color="BFBFBF" w:sz="2"/>
+              <w:bottom w:val="single" w:color="BFBFBF" w:sz="2"/>
+              <w:right w:val="single" w:color="BFBFBF" w:sz="2"/>
+            </w:tcBorders>
+            <w:shd w:fill="F2F2F2" w:val="clear"/>
+            <w:tcMar>
+              <w:top w:type="dxa" w:w="80"/>
+              <w:left w:type="dxa" w:w="120"/>
+              <w:bottom w:type="dxa" w:w="80"/>
+              <w:right w:type="dxa" w:w="120"/>
+            </w:tcMar>
+          </w:tcPr>
+          <w:p>
+            <w:pPr>
+              <w:jc w:val="left"/>
+            </w:pPr>
+            <w:r>
+              <w:rPr>
+                <w:b w:val="false"/>
+                <w:bCs w:val="false"/>
+                <w:rFonts w:ascii="Courier New" w:cs="Courier New" w:eastAsia="Courier New" w:hAnsi="Courier New"/>
+                <w:sz w:val="17"/>
+                <w:szCs w:val="17"/>
+              </w:rPr>
+              <w:t xml:space="preserve">Code</w:t>
+            </w:r>
+          </w:p>
+        </w:tc>
+        <w:tc>
+          <w:tcPr>
+            <w:tcW w:type="dxa" w:w="5446"/>
+            <w:tcBorders>
+              <w:top w:val="single" w:color="BFBFBF" w:sz="2"/>
+              <w:left w:val="single" w:color="BFBFBF" w:sz="2"/>
+              <w:bottom w:val="single" w:color="BFBFBF" w:sz="2"/>
+              <w:right w:val="single" w:color="BFBFBF" w:sz="2"/>
+            </w:tcBorders>
+            <w:shd w:fill="F2F2F2" w:val="clear"/>
+            <w:tcMar>
+              <w:top w:type="dxa" w:w="80"/>
+              <w:left w:type="dxa" w:w="120"/>
+              <w:bottom w:type="dxa" w:w="80"/>
+              <w:right w:type="dxa" w:w="120"/>
+            </w:tcMar>
+          </w:tcPr>
+          <w:p>
+            <w:pPr>
+              <w:jc w:val="left"/>
+            </w:pPr>
+            <w:r>
+              <w:rPr>
+                <w:b w:val="false"/>
+                <w:bCs w:val="false"/>
+                <w:sz w:val="19"/>
+                <w:szCs w:val="19"/>
+              </w:rPr>
+              <w:t xml:space="preserve">Met en forme la réponse finale.</w:t>
+            </w:r>
+          </w:p>
+        </w:tc>
+      </w:tr>
+      <w:tr>
+        <w:tc>
+          <w:tcPr>
+            <w:tcW w:type="dxa" w:w="500"/>
+            <w:tcBorders>
+              <w:top w:val="single" w:color="BFBFBF" w:sz="2"/>
+              <w:left w:val="single" w:color="BFBFBF" w:sz="2"/>
+              <w:bottom w:val="single" w:color="BFBFBF" w:sz="2"/>
+              <w:right w:val="single" w:color="BFBFBF" w:sz="2"/>
+            </w:tcBorders>
+            <w:tcMar>
+              <w:top w:type="dxa" w:w="80"/>
+              <w:left w:type="dxa" w:w="120"/>
+              <w:bottom w:type="dxa" w:w="80"/>
+              <w:right w:type="dxa" w:w="120"/>
+            </w:tcMar>
+          </w:tcPr>
+          <w:p>
+            <w:pPr>
+              <w:jc w:val="left"/>
+            </w:pPr>
+            <w:r>
+              <w:rPr>
+                <w:b/>
+                <w:bCs/>
+                <w:sz w:val="19"/>
+                <w:szCs w:val="19"/>
+              </w:rPr>
+              <w:t xml:space="preserve">8</w:t>
+            </w:r>
+          </w:p>
+        </w:tc>
+        <w:tc>
+          <w:tcPr>
+            <w:tcW w:type="dxa" w:w="2100"/>
+            <w:tcBorders>
+              <w:top w:val="single" w:color="BFBFBF" w:sz="2"/>
+              <w:left w:val="single" w:color="BFBFBF" w:sz="2"/>
+              <w:bottom w:val="single" w:color="BFBFBF" w:sz="2"/>
+              <w:right w:val="single" w:color="BFBFBF" w:sz="2"/>
+            </w:tcBorders>
+            <w:tcMar>
+              <w:top w:type="dxa" w:w="80"/>
+              <w:left w:type="dxa" w:w="120"/>
+              <w:bottom w:type="dxa" w:w="80"/>
+              <w:right w:type="dxa" w:w="120"/>
+            </w:tcMar>
+          </w:tcPr>
+          <w:p>
+            <w:pPr>
+              <w:jc w:val="left"/>
+            </w:pPr>
+            <w:r>
+              <w:rPr>
+                <w:b/>
+                <w:bCs/>
+                <w:sz w:val="19"/>
+                <w:szCs w:val="19"/>
+              </w:rPr>
+              <w:t xml:space="preserve">Journaliser dans Supabase</w:t>
+            </w:r>
+          </w:p>
+        </w:tc>
+        <w:tc>
+          <w:tcPr>
+            <w:tcW w:type="dxa" w:w="1700"/>
+            <w:tcBorders>
+              <w:top w:val="single" w:color="BFBFBF" w:sz="2"/>
+              <w:left w:val="single" w:color="BFBFBF" w:sz="2"/>
+              <w:bottom w:val="single" w:color="BFBFBF" w:sz="2"/>
+              <w:right w:val="single" w:color="BFBFBF" w:sz="2"/>
+            </w:tcBorders>
+            <w:tcMar>
+              <w:top w:type="dxa" w:w="80"/>
+              <w:left w:type="dxa" w:w="120"/>
+              <w:bottom w:type="dxa" w:w="80"/>
+              <w:right w:type="dxa" w:w="120"/>
+            </w:tcMar>
+          </w:tcPr>
+          <w:p>
+            <w:pPr>
+              <w:jc w:val="left"/>
+            </w:pPr>
+            <w:r>
+              <w:rPr>
+                <w:b w:val="false"/>
+                <w:bCs w:val="false"/>
+                <w:rFonts w:ascii="Courier New" w:cs="Courier New" w:eastAsia="Courier New" w:hAnsi="Courier New"/>
+                <w:sz w:val="17"/>
+                <w:szCs w:val="17"/>
+              </w:rPr>
+              <w:t xml:space="preserve">HTTP Request</w:t>
+            </w:r>
+          </w:p>
+        </w:tc>
+        <w:tc>
+          <w:tcPr>
+            <w:tcW w:type="dxa" w:w="5446"/>
+            <w:tcBorders>
+              <w:top w:val="single" w:color="BFBFBF" w:sz="2"/>
+              <w:left w:val="single" w:color="BFBFBF" w:sz="2"/>
+              <w:bottom w:val="single" w:color="BFBFBF" w:sz="2"/>
+              <w:right w:val="single" w:color="BFBFBF" w:sz="2"/>
+            </w:tcBorders>
+            <w:tcMar>
+              <w:top w:type="dxa" w:w="80"/>
+              <w:left w:type="dxa" w:w="120"/>
+              <w:bottom w:type="dxa" w:w="80"/>
+              <w:right w:type="dxa" w:w="120"/>
+            </w:tcMar>
+          </w:tcPr>
+          <w:p>
+            <w:pPr>
+              <w:jc w:val="left"/>
+            </w:pPr>
+            <w:r>
+              <w:rPr>
+                <w:b w:val="false"/>
+                <w:bCs w:val="false"/>
+                <w:sz w:val="19"/>
+                <w:szCs w:val="19"/>
+              </w:rPr>
+              <w:t xml:space="preserve">Enregistre l’échange dans rag_logs, avec le canal identifié comme web-interne.</w:t>
+            </w:r>
+          </w:p>
+        </w:tc>
+      </w:tr>
+      <w:tr>
+        <w:tc>
+          <w:tcPr>
+            <w:tcW w:type="dxa" w:w="500"/>
+            <w:tcBorders>
+              <w:top w:val="single" w:color="BFBFBF" w:sz="2"/>
+              <w:left w:val="single" w:color="BFBFBF" w:sz="2"/>
+              <w:bottom w:val="single" w:color="BFBFBF" w:sz="2"/>
+              <w:right w:val="single" w:color="BFBFBF" w:sz="2"/>
+            </w:tcBorders>
+            <w:shd w:fill="F2F2F2" w:val="clear"/>
+            <w:tcMar>
+              <w:top w:type="dxa" w:w="80"/>
+              <w:left w:type="dxa" w:w="120"/>
+              <w:bottom w:type="dxa" w:w="80"/>
+              <w:right w:type="dxa" w:w="120"/>
+            </w:tcMar>
+          </w:tcPr>
+          <w:p>
+            <w:pPr>
+              <w:jc w:val="left"/>
+            </w:pPr>
+            <w:r>
+              <w:rPr>
+                <w:b/>
+                <w:bCs/>
+                <w:sz w:val="19"/>
+                <w:szCs w:val="19"/>
+              </w:rPr>
+              <w:t xml:space="preserve">9</w:t>
+            </w:r>
+          </w:p>
+        </w:tc>
+        <w:tc>
+          <w:tcPr>
+            <w:tcW w:type="dxa" w:w="2100"/>
+            <w:tcBorders>
+              <w:top w:val="single" w:color="BFBFBF" w:sz="2"/>
+              <w:left w:val="single" w:color="BFBFBF" w:sz="2"/>
+              <w:bottom w:val="single" w:color="BFBFBF" w:sz="2"/>
+              <w:right w:val="single" w:color="BFBFBF" w:sz="2"/>
+            </w:tcBorders>
+            <w:shd w:fill="F2F2F2" w:val="clear"/>
+            <w:tcMar>
+              <w:top w:type="dxa" w:w="80"/>
+              <w:left w:type="dxa" w:w="120"/>
+              <w:bottom w:type="dxa" w:w="80"/>
+              <w:right w:type="dxa" w:w="120"/>
+            </w:tcMar>
+          </w:tcPr>
+          <w:p>
+            <w:pPr>
+              <w:jc w:val="left"/>
+            </w:pPr>
+            <w:r>
+              <w:rPr>
+                <w:b/>
+                <w:bCs/>
+                <w:sz w:val="19"/>
+                <w:szCs w:val="19"/>
+              </w:rPr>
+              <w:t xml:space="preserve">Retourner réponse finale</w:t>
+            </w:r>
+          </w:p>
+        </w:tc>
+        <w:tc>
+          <w:tcPr>
+            <w:tcW w:type="dxa" w:w="1700"/>
+            <w:tcBorders>
+              <w:top w:val="single" w:color="BFBFBF" w:sz="2"/>
+              <w:left w:val="single" w:color="BFBFBF" w:sz="2"/>
+              <w:bottom w:val="single" w:color="BFBFBF" w:sz="2"/>
+              <w:right w:val="single" w:color="BFBFBF" w:sz="2"/>
+            </w:tcBorders>
+            <w:shd w:fill="F2F2F2" w:val="clear"/>
+            <w:tcMar>
+              <w:top w:type="dxa" w:w="80"/>
+              <w:left w:type="dxa" w:w="120"/>
+              <w:bottom w:type="dxa" w:w="80"/>
+              <w:right w:type="dxa" w:w="120"/>
+            </w:tcMar>
+          </w:tcPr>
+          <w:p>
+            <w:pPr>
+              <w:jc w:val="left"/>
+            </w:pPr>
+            <w:r>
+              <w:rPr>
+                <w:b w:val="false"/>
+                <w:bCs w:val="false"/>
+                <w:rFonts w:ascii="Courier New" w:cs="Courier New" w:eastAsia="Courier New" w:hAnsi="Courier New"/>
+                <w:sz w:val="17"/>
+                <w:szCs w:val="17"/>
+              </w:rPr>
+              <w:t xml:space="preserve">Respond to Webhook</w:t>
+            </w:r>
+          </w:p>
+        </w:tc>
+        <w:tc>
+          <w:tcPr>
+            <w:tcW w:type="dxa" w:w="5446"/>
+            <w:tcBorders>
+              <w:top w:val="single" w:color="BFBFBF" w:sz="2"/>
+              <w:left w:val="single" w:color="BFBFBF" w:sz="2"/>
+              <w:bottom w:val="single" w:color="BFBFBF" w:sz="2"/>
+              <w:right w:val="single" w:color="BFBFBF" w:sz="2"/>
+            </w:tcBorders>
+            <w:shd w:fill="F2F2F2" w:val="clear"/>
+            <w:tcMar>
+              <w:top w:type="dxa" w:w="80"/>
+              <w:left w:type="dxa" w:w="120"/>
+              <w:bottom w:type="dxa" w:w="80"/>
+              <w:right w:type="dxa" w:w="120"/>
+            </w:tcMar>
+          </w:tcPr>
+          <w:p>
+            <w:pPr>
+              <w:jc w:val="left"/>
+            </w:pPr>
+            <w:r>
+              <w:rPr>
+                <w:b w:val="false"/>
+                <w:bCs w:val="false"/>
+                <w:sz w:val="19"/>
+                <w:szCs w:val="19"/>
+              </w:rPr>
+              <w:t xml:space="preserve">Renvoie la réponse au format JSON. Contrairement au canal externe, il n’existe pas de branche d’escalade Chatwoot : en l’absence de source, le système indique simplement qu’il n’a pas trouvé l’information.</w:t>
+            </w:r>
+          </w:p>
+        </w:tc>
+      </w:tr>
+    </w:tbl>
+    <w:p>
+      <w:pPr>
+        <w:pStyle w:val="Heading2"/>
+      </w:pPr>
+      <w:r>
+        <w:t xml:space="preserve">5.4  TransferAI Chatwoot Auto Reply V6 — Agent conversationnel (WhatsApp et chat du site)</w:t>
+      </w:r>
+    </w:p>
+    <w:p>
+      <w:pPr>
+        <w:spacing w:after="160"/>
+      </w:pPr>
+      <w:r>
+        <w:t xml:space="preserve">Déclenché par le webhook Chatwoot à chaque message entrant, sur l’ensemble du compte (WhatsApp et widget web). Rôle : agent commercial conversationnel, enrichi par le RAG, avec qualification automatique et escalade vers un agent humain.</w:t>
+      </w:r>
+    </w:p>
+    <w:tbl>
+      <w:tblPr>
+        <w:tblW w:type="dxa" w:w="9746"/>
+        <w:tblBorders>
+          <w:top w:val="single" w:color="auto" w:sz="4"/>
+          <w:left w:val="single" w:color="auto" w:sz="4"/>
+          <w:bottom w:val="single" w:color="auto" w:sz="4"/>
+          <w:right w:val="single" w:color="auto" w:sz="4"/>
+          <w:insideH w:val="single" w:color="auto" w:sz="4"/>
+          <w:insideV w:val="single" w:color="auto" w:sz="4"/>
+        </w:tblBorders>
+      </w:tblPr>
+      <w:tblGrid>
+        <w:gridCol w:w="500"/>
+        <w:gridCol w:w="2100"/>
+        <w:gridCol w:w="1700"/>
+        <w:gridCol w:w="5446"/>
+      </w:tblGrid>
+      <w:tr>
+        <w:trPr>
+          <w:tblHeader/>
+        </w:trPr>
+        <w:tc>
+          <w:tcPr>
+            <w:tcW w:type="dxa" w:w="500"/>
+            <w:tcBorders>
+              <w:top w:val="single" w:color="BFBFBF" w:sz="2"/>
+              <w:left w:val="single" w:color="BFBFBF" w:sz="2"/>
+              <w:bottom w:val="single" w:color="BFBFBF" w:sz="2"/>
+              <w:right w:val="single" w:color="BFBFBF" w:sz="2"/>
+            </w:tcBorders>
+            <w:shd w:fill="10213D" w:val="clear"/>
+            <w:tcMar>
+              <w:top w:type="dxa" w:w="100"/>
+              <w:left w:type="dxa" w:w="120"/>
+              <w:bottom w:type="dxa" w:w="100"/>
+              <w:right w:type="dxa" w:w="120"/>
+            </w:tcMar>
+            <w:vAlign w:val="center"/>
+          </w:tcPr>
+          <w:p>
+            <w:r>
+              <w:rPr>
+                <w:b/>
+                <w:bCs/>
+                <w:color w:val="FFFFFF"/>
+              </w:rPr>
+              <w:t xml:space="preserve">#</w:t>
+            </w:r>
+          </w:p>
+        </w:tc>
+        <w:tc>
+          <w:tcPr>
+            <w:tcW w:type="dxa" w:w="2100"/>
+            <w:tcBorders>
+              <w:top w:val="single" w:color="BFBFBF" w:sz="2"/>
+              <w:left w:val="single" w:color="BFBFBF" w:sz="2"/>
+              <w:bottom w:val="single" w:color="BFBFBF" w:sz="2"/>
+              <w:right w:val="single" w:color="BFBFBF" w:sz="2"/>
+            </w:tcBorders>
+            <w:shd w:fill="10213D" w:val="clear"/>
+            <w:tcMar>
+              <w:top w:type="dxa" w:w="100"/>
+              <w:left w:type="dxa" w:w="120"/>
+              <w:bottom w:type="dxa" w:w="100"/>
+              <w:right w:type="dxa" w:w="120"/>
+            </w:tcMar>
+            <w:vAlign w:val="center"/>
+          </w:tcPr>
+          <w:p>
+            <w:r>
+              <w:rPr>
+                <w:b/>
+                <w:bCs/>
+                <w:color w:val="FFFFFF"/>
+              </w:rPr>
+              <w:t xml:space="preserve">Nœud</w:t>
+            </w:r>
+          </w:p>
+        </w:tc>
+        <w:tc>
+          <w:tcPr>
+            <w:tcW w:type="dxa" w:w="1700"/>
+            <w:tcBorders>
+              <w:top w:val="single" w:color="BFBFBF" w:sz="2"/>
+              <w:left w:val="single" w:color="BFBFBF" w:sz="2"/>
+              <w:bottom w:val="single" w:color="BFBFBF" w:sz="2"/>
+              <w:right w:val="single" w:color="BFBFBF" w:sz="2"/>
+            </w:tcBorders>
+            <w:shd w:fill="10213D" w:val="clear"/>
+            <w:tcMar>
+              <w:top w:type="dxa" w:w="100"/>
+              <w:left w:type="dxa" w:w="120"/>
+              <w:bottom w:type="dxa" w:w="100"/>
+              <w:right w:type="dxa" w:w="120"/>
+            </w:tcMar>
+            <w:vAlign w:val="center"/>
+          </w:tcPr>
+          <w:p>
+            <w:r>
+              <w:rPr>
+                <w:b/>
+                <w:bCs/>
+                <w:color w:val="FFFFFF"/>
+              </w:rPr>
+              <w:t xml:space="preserve">Type</w:t>
+            </w:r>
+          </w:p>
+        </w:tc>
+        <w:tc>
+          <w:tcPr>
+            <w:tcW w:type="dxa" w:w="5446"/>
+            <w:tcBorders>
+              <w:top w:val="single" w:color="BFBFBF" w:sz="2"/>
+              <w:left w:val="single" w:color="BFBFBF" w:sz="2"/>
+              <w:bottom w:val="single" w:color="BFBFBF" w:sz="2"/>
+              <w:right w:val="single" w:color="BFBFBF" w:sz="2"/>
+            </w:tcBorders>
+            <w:shd w:fill="10213D" w:val="clear"/>
+            <w:tcMar>
+              <w:top w:type="dxa" w:w="100"/>
+              <w:left w:type="dxa" w:w="120"/>
+              <w:bottom w:type="dxa" w:w="100"/>
+              <w:right w:type="dxa" w:w="120"/>
+            </w:tcMar>
+            <w:vAlign w:val="center"/>
+          </w:tcPr>
+          <w:p>
+            <w:r>
+              <w:rPr>
+                <w:b/>
+                <w:bCs/>
+                <w:color w:val="FFFFFF"/>
+              </w:rPr>
+              <w:t xml:space="preserve">Rôle et configuration</w:t>
+            </w:r>
+          </w:p>
+        </w:tc>
+      </w:tr>
+      <w:tr>
+        <w:tc>
+          <w:tcPr>
+            <w:tcW w:type="dxa" w:w="500"/>
+            <w:tcBorders>
+              <w:top w:val="single" w:color="BFBFBF" w:sz="2"/>
+              <w:left w:val="single" w:color="BFBFBF" w:sz="2"/>
+              <w:bottom w:val="single" w:color="BFBFBF" w:sz="2"/>
+              <w:right w:val="single" w:color="BFBFBF" w:sz="2"/>
+            </w:tcBorders>
+            <w:shd w:fill="F2F2F2" w:val="clear"/>
+            <w:tcMar>
+              <w:top w:type="dxa" w:w="80"/>
+              <w:left w:type="dxa" w:w="120"/>
+              <w:bottom w:type="dxa" w:w="80"/>
+              <w:right w:type="dxa" w:w="120"/>
+            </w:tcMar>
+          </w:tcPr>
+          <w:p>
+            <w:pPr>
+              <w:jc w:val="left"/>
+            </w:pPr>
+            <w:r>
+              <w:rPr>
+                <w:b/>
+                <w:bCs/>
+                <w:sz w:val="19"/>
+                <w:szCs w:val="19"/>
+              </w:rPr>
+              <w:t xml:space="preserve">1</w:t>
+            </w:r>
+          </w:p>
+        </w:tc>
+        <w:tc>
+          <w:tcPr>
+            <w:tcW w:type="dxa" w:w="2100"/>
+            <w:tcBorders>
+              <w:top w:val="single" w:color="BFBFBF" w:sz="2"/>
+              <w:left w:val="single" w:color="BFBFBF" w:sz="2"/>
+              <w:bottom w:val="single" w:color="BFBFBF" w:sz="2"/>
+              <w:right w:val="single" w:color="BFBFBF" w:sz="2"/>
+            </w:tcBorders>
+            <w:shd w:fill="F2F2F2" w:val="clear"/>
+            <w:tcMar>
+              <w:top w:type="dxa" w:w="80"/>
+              <w:left w:type="dxa" w:w="120"/>
+              <w:bottom w:type="dxa" w:w="80"/>
+              <w:right w:type="dxa" w:w="120"/>
+            </w:tcMar>
+          </w:tcPr>
+          <w:p>
+            <w:pPr>
+              <w:jc w:val="left"/>
+            </w:pPr>
+            <w:r>
+              <w:rPr>
+                <w:b/>
+                <w:bCs/>
+                <w:sz w:val="19"/>
+                <w:szCs w:val="19"/>
+              </w:rPr>
+              <w:t xml:space="preserve">Chatwoot Webhook V6</w:t>
+            </w:r>
+          </w:p>
+        </w:tc>
+        <w:tc>
+          <w:tcPr>
+            <w:tcW w:type="dxa" w:w="1700"/>
+            <w:tcBorders>
+              <w:top w:val="single" w:color="BFBFBF" w:sz="2"/>
+              <w:left w:val="single" w:color="BFBFBF" w:sz="2"/>
+              <w:bottom w:val="single" w:color="BFBFBF" w:sz="2"/>
+              <w:right w:val="single" w:color="BFBFBF" w:sz="2"/>
+            </w:tcBorders>
+            <w:shd w:fill="F2F2F2" w:val="clear"/>
+            <w:tcMar>
+              <w:top w:type="dxa" w:w="80"/>
+              <w:left w:type="dxa" w:w="120"/>
+              <w:bottom w:type="dxa" w:w="80"/>
+              <w:right w:type="dxa" w:w="120"/>
+            </w:tcMar>
+          </w:tcPr>
+          <w:p>
+            <w:pPr>
+              <w:jc w:val="left"/>
+            </w:pPr>
+            <w:r>
+              <w:rPr>
+                <w:b w:val="false"/>
+                <w:bCs w:val="false"/>
+                <w:rFonts w:ascii="Courier New" w:cs="Courier New" w:eastAsia="Courier New" w:hAnsi="Courier New"/>
+                <w:sz w:val="17"/>
+                <w:szCs w:val="17"/>
+              </w:rPr>
+              <w:t xml:space="preserve">Webhook</w:t>
+            </w:r>
+          </w:p>
+        </w:tc>
+        <w:tc>
+          <w:tcPr>
+            <w:tcW w:type="dxa" w:w="5446"/>
+            <w:tcBorders>
+              <w:top w:val="single" w:color="BFBFBF" w:sz="2"/>
+              <w:left w:val="single" w:color="BFBFBF" w:sz="2"/>
+              <w:bottom w:val="single" w:color="BFBFBF" w:sz="2"/>
+              <w:right w:val="single" w:color="BFBFBF" w:sz="2"/>
+            </w:tcBorders>
+            <w:shd w:fill="F2F2F2" w:val="clear"/>
+            <w:tcMar>
+              <w:top w:type="dxa" w:w="80"/>
+              <w:left w:type="dxa" w:w="120"/>
+              <w:bottom w:type="dxa" w:w="80"/>
+              <w:right w:type="dxa" w:w="120"/>
+            </w:tcMar>
+          </w:tcPr>
+          <w:p>
+            <w:pPr>
+              <w:jc w:val="left"/>
+            </w:pPr>
+            <w:r>
+              <w:rPr>
+                <w:b w:val="false"/>
+                <w:bCs w:val="false"/>
+                <w:sz w:val="19"/>
+                <w:szCs w:val="19"/>
+              </w:rPr>
+              <w:t xml:space="preserve">Point d’entrée (POST /webhook/chatwoot-inbound-v6) recevant tous les événements du compte Chatwoot 163278.</w:t>
+            </w:r>
+          </w:p>
+        </w:tc>
+      </w:tr>
+      <w:tr>
+        <w:tc>
+          <w:tcPr>
+            <w:tcW w:type="dxa" w:w="500"/>
+            <w:tcBorders>
+              <w:top w:val="single" w:color="BFBFBF" w:sz="2"/>
+              <w:left w:val="single" w:color="BFBFBF" w:sz="2"/>
+              <w:bottom w:val="single" w:color="BFBFBF" w:sz="2"/>
+              <w:right w:val="single" w:color="BFBFBF" w:sz="2"/>
+            </w:tcBorders>
+            <w:tcMar>
+              <w:top w:type="dxa" w:w="80"/>
+              <w:left w:type="dxa" w:w="120"/>
+              <w:bottom w:type="dxa" w:w="80"/>
+              <w:right w:type="dxa" w:w="120"/>
+            </w:tcMar>
+          </w:tcPr>
+          <w:p>
+            <w:pPr>
+              <w:jc w:val="left"/>
+            </w:pPr>
+            <w:r>
+              <w:rPr>
+                <w:b/>
+                <w:bCs/>
+                <w:sz w:val="19"/>
+                <w:szCs w:val="19"/>
+              </w:rPr>
+              <w:t xml:space="preserve">2</w:t>
+            </w:r>
+          </w:p>
+        </w:tc>
+        <w:tc>
+          <w:tcPr>
+            <w:tcW w:type="dxa" w:w="2100"/>
+            <w:tcBorders>
+              <w:top w:val="single" w:color="BFBFBF" w:sz="2"/>
+              <w:left w:val="single" w:color="BFBFBF" w:sz="2"/>
+              <w:bottom w:val="single" w:color="BFBFBF" w:sz="2"/>
+              <w:right w:val="single" w:color="BFBFBF" w:sz="2"/>
+            </w:tcBorders>
+            <w:tcMar>
+              <w:top w:type="dxa" w:w="80"/>
+              <w:left w:type="dxa" w:w="120"/>
+              <w:bottom w:type="dxa" w:w="80"/>
+              <w:right w:type="dxa" w:w="120"/>
+            </w:tcMar>
+          </w:tcPr>
+          <w:p>
+            <w:pPr>
+              <w:jc w:val="left"/>
+            </w:pPr>
+            <w:r>
+              <w:rPr>
+                <w:b/>
+                <w:bCs/>
+                <w:sz w:val="19"/>
+                <w:szCs w:val="19"/>
+              </w:rPr>
+              <w:t xml:space="preserve">Filter Chatwoot event</w:t>
+            </w:r>
+          </w:p>
+        </w:tc>
+        <w:tc>
+          <w:tcPr>
+            <w:tcW w:type="dxa" w:w="1700"/>
+            <w:tcBorders>
+              <w:top w:val="single" w:color="BFBFBF" w:sz="2"/>
+              <w:left w:val="single" w:color="BFBFBF" w:sz="2"/>
+              <w:bottom w:val="single" w:color="BFBFBF" w:sz="2"/>
+              <w:right w:val="single" w:color="BFBFBF" w:sz="2"/>
+            </w:tcBorders>
+            <w:tcMar>
+              <w:top w:type="dxa" w:w="80"/>
+              <w:left w:type="dxa" w:w="120"/>
+              <w:bottom w:type="dxa" w:w="80"/>
+              <w:right w:type="dxa" w:w="120"/>
+            </w:tcMar>
+          </w:tcPr>
+          <w:p>
+            <w:pPr>
+              <w:jc w:val="left"/>
+            </w:pPr>
+            <w:r>
+              <w:rPr>
+                <w:b w:val="false"/>
+                <w:bCs w:val="false"/>
+                <w:rFonts w:ascii="Courier New" w:cs="Courier New" w:eastAsia="Courier New" w:hAnsi="Courier New"/>
+                <w:sz w:val="17"/>
+                <w:szCs w:val="17"/>
+              </w:rPr>
+              <w:t xml:space="preserve">Code</w:t>
+            </w:r>
+          </w:p>
+        </w:tc>
+        <w:tc>
+          <w:tcPr>
+            <w:tcW w:type="dxa" w:w="5446"/>
+            <w:tcBorders>
+              <w:top w:val="single" w:color="BFBFBF" w:sz="2"/>
+              <w:left w:val="single" w:color="BFBFBF" w:sz="2"/>
+              <w:bottom w:val="single" w:color="BFBFBF" w:sz="2"/>
+              <w:right w:val="single" w:color="BFBFBF" w:sz="2"/>
+            </w:tcBorders>
+            <w:tcMar>
+              <w:top w:type="dxa" w:w="80"/>
+              <w:left w:type="dxa" w:w="120"/>
+              <w:bottom w:type="dxa" w:w="80"/>
+              <w:right w:type="dxa" w:w="120"/>
+            </w:tcMar>
+          </w:tcPr>
+          <w:p>
+            <w:pPr>
+              <w:jc w:val="left"/>
+            </w:pPr>
+            <w:r>
+              <w:rPr>
+                <w:b w:val="false"/>
+                <w:bCs w:val="false"/>
+                <w:sz w:val="19"/>
+                <w:szCs w:val="19"/>
+              </w:rPr>
+              <w:t xml:space="preserve">Ne conserve que les événements de type « nouveau message entrant » (message_created, message_type: incoming) — filtre les accusés de réception, messages sortants et autres événements non pertinents.</w:t>
+            </w:r>
+          </w:p>
+        </w:tc>
+      </w:tr>
+      <w:tr>
+        <w:tc>
+          <w:tcPr>
+            <w:tcW w:type="dxa" w:w="500"/>
+            <w:tcBorders>
+              <w:top w:val="single" w:color="BFBFBF" w:sz="2"/>
+              <w:left w:val="single" w:color="BFBFBF" w:sz="2"/>
+              <w:bottom w:val="single" w:color="BFBFBF" w:sz="2"/>
+              <w:right w:val="single" w:color="BFBFBF" w:sz="2"/>
+            </w:tcBorders>
+            <w:shd w:fill="F2F2F2" w:val="clear"/>
+            <w:tcMar>
+              <w:top w:type="dxa" w:w="80"/>
+              <w:left w:type="dxa" w:w="120"/>
+              <w:bottom w:type="dxa" w:w="80"/>
+              <w:right w:type="dxa" w:w="120"/>
+            </w:tcMar>
+          </w:tcPr>
+          <w:p>
+            <w:pPr>
+              <w:jc w:val="left"/>
+            </w:pPr>
+            <w:r>
+              <w:rPr>
+                <w:b/>
+                <w:bCs/>
+                <w:sz w:val="19"/>
+                <w:szCs w:val="19"/>
+              </w:rPr>
+              <w:t xml:space="preserve">3</w:t>
+            </w:r>
+          </w:p>
+        </w:tc>
+        <w:tc>
+          <w:tcPr>
+            <w:tcW w:type="dxa" w:w="2100"/>
+            <w:tcBorders>
+              <w:top w:val="single" w:color="BFBFBF" w:sz="2"/>
+              <w:left w:val="single" w:color="BFBFBF" w:sz="2"/>
+              <w:bottom w:val="single" w:color="BFBFBF" w:sz="2"/>
+              <w:right w:val="single" w:color="BFBFBF" w:sz="2"/>
+            </w:tcBorders>
+            <w:shd w:fill="F2F2F2" w:val="clear"/>
+            <w:tcMar>
+              <w:top w:type="dxa" w:w="80"/>
+              <w:left w:type="dxa" w:w="120"/>
+              <w:bottom w:type="dxa" w:w="80"/>
+              <w:right w:type="dxa" w:w="120"/>
+            </w:tcMar>
+          </w:tcPr>
+          <w:p>
+            <w:pPr>
+              <w:jc w:val="left"/>
+            </w:pPr>
+            <w:r>
+              <w:rPr>
+                <w:b/>
+                <w:bCs/>
+                <w:sz w:val="19"/>
+                <w:szCs w:val="19"/>
+              </w:rPr>
+              <w:t xml:space="preserve">Fetch conversation history</w:t>
+            </w:r>
+          </w:p>
+        </w:tc>
+        <w:tc>
+          <w:tcPr>
+            <w:tcW w:type="dxa" w:w="1700"/>
+            <w:tcBorders>
+              <w:top w:val="single" w:color="BFBFBF" w:sz="2"/>
+              <w:left w:val="single" w:color="BFBFBF" w:sz="2"/>
+              <w:bottom w:val="single" w:color="BFBFBF" w:sz="2"/>
+              <w:right w:val="single" w:color="BFBFBF" w:sz="2"/>
+            </w:tcBorders>
+            <w:shd w:fill="F2F2F2" w:val="clear"/>
+            <w:tcMar>
+              <w:top w:type="dxa" w:w="80"/>
+              <w:left w:type="dxa" w:w="120"/>
+              <w:bottom w:type="dxa" w:w="80"/>
+              <w:right w:type="dxa" w:w="120"/>
+            </w:tcMar>
+          </w:tcPr>
+          <w:p>
+            <w:pPr>
+              <w:jc w:val="left"/>
+            </w:pPr>
+            <w:r>
+              <w:rPr>
+                <w:b w:val="false"/>
+                <w:bCs w:val="false"/>
+                <w:rFonts w:ascii="Courier New" w:cs="Courier New" w:eastAsia="Courier New" w:hAnsi="Courier New"/>
+                <w:sz w:val="17"/>
+                <w:szCs w:val="17"/>
+              </w:rPr>
+              <w:t xml:space="preserve">HTTP Request</w:t>
+            </w:r>
+          </w:p>
+        </w:tc>
+        <w:tc>
+          <w:tcPr>
+            <w:tcW w:type="dxa" w:w="5446"/>
+            <w:tcBorders>
+              <w:top w:val="single" w:color="BFBFBF" w:sz="2"/>
+              <w:left w:val="single" w:color="BFBFBF" w:sz="2"/>
+              <w:bottom w:val="single" w:color="BFBFBF" w:sz="2"/>
+              <w:right w:val="single" w:color="BFBFBF" w:sz="2"/>
+            </w:tcBorders>
+            <w:shd w:fill="F2F2F2" w:val="clear"/>
+            <w:tcMar>
+              <w:top w:type="dxa" w:w="80"/>
+              <w:left w:type="dxa" w:w="120"/>
+              <w:bottom w:type="dxa" w:w="80"/>
+              <w:right w:type="dxa" w:w="120"/>
+            </w:tcMar>
+          </w:tcPr>
+          <w:p>
+            <w:pPr>
+              <w:jc w:val="left"/>
+            </w:pPr>
+            <w:r>
+              <w:rPr>
+                <w:b w:val="false"/>
+                <w:bCs w:val="false"/>
+                <w:sz w:val="19"/>
+                <w:szCs w:val="19"/>
+              </w:rPr>
+              <w:t xml:space="preserve">Récupère l’historique récent de la conversation Chatwoot concernée, afin de donner du contexte conversationnel à l’IA.</w:t>
+            </w:r>
+          </w:p>
+        </w:tc>
+      </w:tr>
+      <w:tr>
+        <w:tc>
+          <w:tcPr>
+            <w:tcW w:type="dxa" w:w="500"/>
+            <w:tcBorders>
+              <w:top w:val="single" w:color="BFBFBF" w:sz="2"/>
+              <w:left w:val="single" w:color="BFBFBF" w:sz="2"/>
+              <w:bottom w:val="single" w:color="BFBFBF" w:sz="2"/>
+              <w:right w:val="single" w:color="BFBFBF" w:sz="2"/>
+            </w:tcBorders>
+            <w:tcMar>
+              <w:top w:type="dxa" w:w="80"/>
+              <w:left w:type="dxa" w:w="120"/>
+              <w:bottom w:type="dxa" w:w="80"/>
+              <w:right w:type="dxa" w:w="120"/>
+            </w:tcMar>
+          </w:tcPr>
+          <w:p>
+            <w:pPr>
+              <w:jc w:val="left"/>
+            </w:pPr>
+            <w:r>
+              <w:rPr>
+                <w:b/>
+                <w:bCs/>
+                <w:sz w:val="19"/>
+                <w:szCs w:val="19"/>
+              </w:rPr>
+              <w:t xml:space="preserve">4</w:t>
+            </w:r>
+          </w:p>
+        </w:tc>
+        <w:tc>
+          <w:tcPr>
+            <w:tcW w:type="dxa" w:w="2100"/>
+            <w:tcBorders>
+              <w:top w:val="single" w:color="BFBFBF" w:sz="2"/>
+              <w:left w:val="single" w:color="BFBFBF" w:sz="2"/>
+              <w:bottom w:val="single" w:color="BFBFBF" w:sz="2"/>
+              <w:right w:val="single" w:color="BFBFBF" w:sz="2"/>
+            </w:tcBorders>
+            <w:tcMar>
+              <w:top w:type="dxa" w:w="80"/>
+              <w:left w:type="dxa" w:w="120"/>
+              <w:bottom w:type="dxa" w:w="80"/>
+              <w:right w:type="dxa" w:w="120"/>
+            </w:tcMar>
+          </w:tcPr>
+          <w:p>
+            <w:pPr>
+              <w:jc w:val="left"/>
+            </w:pPr>
+            <w:r>
+              <w:rPr>
+                <w:b/>
+                <w:bCs/>
+                <w:sz w:val="19"/>
+                <w:szCs w:val="19"/>
+              </w:rPr>
+              <w:t xml:space="preserve">Créer embedding message</w:t>
+            </w:r>
+          </w:p>
+        </w:tc>
+        <w:tc>
+          <w:tcPr>
+            <w:tcW w:type="dxa" w:w="1700"/>
+            <w:tcBorders>
+              <w:top w:val="single" w:color="BFBFBF" w:sz="2"/>
+              <w:left w:val="single" w:color="BFBFBF" w:sz="2"/>
+              <w:bottom w:val="single" w:color="BFBFBF" w:sz="2"/>
+              <w:right w:val="single" w:color="BFBFBF" w:sz="2"/>
+            </w:tcBorders>
+            <w:tcMar>
+              <w:top w:type="dxa" w:w="80"/>
+              <w:left w:type="dxa" w:w="120"/>
+              <w:bottom w:type="dxa" w:w="80"/>
+              <w:right w:type="dxa" w:w="120"/>
+            </w:tcMar>
+          </w:tcPr>
+          <w:p>
+            <w:pPr>
+              <w:jc w:val="left"/>
+            </w:pPr>
+            <w:r>
+              <w:rPr>
+                <w:b w:val="false"/>
+                <w:bCs w:val="false"/>
+                <w:rFonts w:ascii="Courier New" w:cs="Courier New" w:eastAsia="Courier New" w:hAnsi="Courier New"/>
+                <w:sz w:val="17"/>
+                <w:szCs w:val="17"/>
+              </w:rPr>
+              <w:t xml:space="preserve">HTTP Request</w:t>
+            </w:r>
+          </w:p>
+        </w:tc>
+        <w:tc>
+          <w:tcPr>
+            <w:tcW w:type="dxa" w:w="5446"/>
+            <w:tcBorders>
+              <w:top w:val="single" w:color="BFBFBF" w:sz="2"/>
+              <w:left w:val="single" w:color="BFBFBF" w:sz="2"/>
+              <w:bottom w:val="single" w:color="BFBFBF" w:sz="2"/>
+              <w:right w:val="single" w:color="BFBFBF" w:sz="2"/>
+            </w:tcBorders>
+            <w:tcMar>
+              <w:top w:type="dxa" w:w="80"/>
+              <w:left w:type="dxa" w:w="120"/>
+              <w:bottom w:type="dxa" w:w="80"/>
+              <w:right w:type="dxa" w:w="120"/>
+            </w:tcMar>
+          </w:tcPr>
+          <w:p>
+            <w:pPr>
+              <w:jc w:val="left"/>
+            </w:pPr>
+            <w:r>
+              <w:rPr>
+                <w:b w:val="false"/>
+                <w:bCs w:val="false"/>
+                <w:sz w:val="19"/>
+                <w:szCs w:val="19"/>
+              </w:rPr>
+              <w:t xml:space="preserve">Brique RAG. Vectorise le message entrant du prospect via OpenAI.</w:t>
+            </w:r>
+          </w:p>
+        </w:tc>
+      </w:tr>
+      <w:tr>
+        <w:tc>
+          <w:tcPr>
+            <w:tcW w:type="dxa" w:w="500"/>
+            <w:tcBorders>
+              <w:top w:val="single" w:color="BFBFBF" w:sz="2"/>
+              <w:left w:val="single" w:color="BFBFBF" w:sz="2"/>
+              <w:bottom w:val="single" w:color="BFBFBF" w:sz="2"/>
+              <w:right w:val="single" w:color="BFBFBF" w:sz="2"/>
+            </w:tcBorders>
+            <w:shd w:fill="F2F2F2" w:val="clear"/>
+            <w:tcMar>
+              <w:top w:type="dxa" w:w="80"/>
+              <w:left w:type="dxa" w:w="120"/>
+              <w:bottom w:type="dxa" w:w="80"/>
+              <w:right w:type="dxa" w:w="120"/>
+            </w:tcMar>
+          </w:tcPr>
+          <w:p>
+            <w:pPr>
+              <w:jc w:val="left"/>
+            </w:pPr>
+            <w:r>
+              <w:rPr>
+                <w:b/>
+                <w:bCs/>
+                <w:sz w:val="19"/>
+                <w:szCs w:val="19"/>
+              </w:rPr>
+              <w:t xml:space="preserve">5</w:t>
+            </w:r>
+          </w:p>
+        </w:tc>
+        <w:tc>
+          <w:tcPr>
+            <w:tcW w:type="dxa" w:w="2100"/>
+            <w:tcBorders>
+              <w:top w:val="single" w:color="BFBFBF" w:sz="2"/>
+              <w:left w:val="single" w:color="BFBFBF" w:sz="2"/>
+              <w:bottom w:val="single" w:color="BFBFBF" w:sz="2"/>
+              <w:right w:val="single" w:color="BFBFBF" w:sz="2"/>
+            </w:tcBorders>
+            <w:shd w:fill="F2F2F2" w:val="clear"/>
+            <w:tcMar>
+              <w:top w:type="dxa" w:w="80"/>
+              <w:left w:type="dxa" w:w="120"/>
+              <w:bottom w:type="dxa" w:w="80"/>
+              <w:right w:type="dxa" w:w="120"/>
+            </w:tcMar>
+          </w:tcPr>
+          <w:p>
+            <w:pPr>
+              <w:jc w:val="left"/>
+            </w:pPr>
+            <w:r>
+              <w:rPr>
+                <w:b/>
+                <w:bCs/>
+                <w:sz w:val="19"/>
+                <w:szCs w:val="19"/>
+              </w:rPr>
+              <w:t xml:space="preserve">Recherche RAG documents</w:t>
+            </w:r>
+          </w:p>
+        </w:tc>
+        <w:tc>
+          <w:tcPr>
+            <w:tcW w:type="dxa" w:w="1700"/>
+            <w:tcBorders>
+              <w:top w:val="single" w:color="BFBFBF" w:sz="2"/>
+              <w:left w:val="single" w:color="BFBFBF" w:sz="2"/>
+              <w:bottom w:val="single" w:color="BFBFBF" w:sz="2"/>
+              <w:right w:val="single" w:color="BFBFBF" w:sz="2"/>
+            </w:tcBorders>
+            <w:shd w:fill="F2F2F2" w:val="clear"/>
+            <w:tcMar>
+              <w:top w:type="dxa" w:w="80"/>
+              <w:left w:type="dxa" w:w="120"/>
+              <w:bottom w:type="dxa" w:w="80"/>
+              <w:right w:type="dxa" w:w="120"/>
+            </w:tcMar>
+          </w:tcPr>
+          <w:p>
+            <w:pPr>
+              <w:jc w:val="left"/>
+            </w:pPr>
+            <w:r>
+              <w:rPr>
+                <w:b w:val="false"/>
+                <w:bCs w:val="false"/>
+                <w:rFonts w:ascii="Courier New" w:cs="Courier New" w:eastAsia="Courier New" w:hAnsi="Courier New"/>
+                <w:sz w:val="17"/>
+                <w:szCs w:val="17"/>
+              </w:rPr>
+              <w:t xml:space="preserve">HTTP Request</w:t>
+            </w:r>
+          </w:p>
+        </w:tc>
+        <w:tc>
+          <w:tcPr>
+            <w:tcW w:type="dxa" w:w="5446"/>
+            <w:tcBorders>
+              <w:top w:val="single" w:color="BFBFBF" w:sz="2"/>
+              <w:left w:val="single" w:color="BFBFBF" w:sz="2"/>
+              <w:bottom w:val="single" w:color="BFBFBF" w:sz="2"/>
+              <w:right w:val="single" w:color="BFBFBF" w:sz="2"/>
+            </w:tcBorders>
+            <w:shd w:fill="F2F2F2" w:val="clear"/>
+            <w:tcMar>
+              <w:top w:type="dxa" w:w="80"/>
+              <w:left w:type="dxa" w:w="120"/>
+              <w:bottom w:type="dxa" w:w="80"/>
+              <w:right w:type="dxa" w:w="120"/>
+            </w:tcMar>
+          </w:tcPr>
+          <w:p>
+            <w:pPr>
+              <w:jc w:val="left"/>
+            </w:pPr>
+            <w:r>
+              <w:rPr>
+                <w:b w:val="false"/>
+                <w:bCs w:val="false"/>
+                <w:sz w:val="19"/>
+                <w:szCs w:val="19"/>
+              </w:rPr>
+              <w:t xml:space="preserve">Brique RAG. Interroge match_documents avec le seuil harmonisé à 0,5.</w:t>
+            </w:r>
+          </w:p>
+        </w:tc>
+      </w:tr>
+      <w:tr>
+        <w:tc>
+          <w:tcPr>
+            <w:tcW w:type="dxa" w:w="500"/>
+            <w:tcBorders>
+              <w:top w:val="single" w:color="BFBFBF" w:sz="2"/>
+              <w:left w:val="single" w:color="BFBFBF" w:sz="2"/>
+              <w:bottom w:val="single" w:color="BFBFBF" w:sz="2"/>
+              <w:right w:val="single" w:color="BFBFBF" w:sz="2"/>
+            </w:tcBorders>
+            <w:tcMar>
+              <w:top w:type="dxa" w:w="80"/>
+              <w:left w:type="dxa" w:w="120"/>
+              <w:bottom w:type="dxa" w:w="80"/>
+              <w:right w:type="dxa" w:w="120"/>
+            </w:tcMar>
+          </w:tcPr>
+          <w:p>
+            <w:pPr>
+              <w:jc w:val="left"/>
+            </w:pPr>
+            <w:r>
+              <w:rPr>
+                <w:b/>
+                <w:bCs/>
+                <w:sz w:val="19"/>
+                <w:szCs w:val="19"/>
+              </w:rPr>
+              <w:t xml:space="preserve">6</w:t>
+            </w:r>
+          </w:p>
+        </w:tc>
+        <w:tc>
+          <w:tcPr>
+            <w:tcW w:type="dxa" w:w="2100"/>
+            <w:tcBorders>
+              <w:top w:val="single" w:color="BFBFBF" w:sz="2"/>
+              <w:left w:val="single" w:color="BFBFBF" w:sz="2"/>
+              <w:bottom w:val="single" w:color="BFBFBF" w:sz="2"/>
+              <w:right w:val="single" w:color="BFBFBF" w:sz="2"/>
+            </w:tcBorders>
+            <w:tcMar>
+              <w:top w:type="dxa" w:w="80"/>
+              <w:left w:type="dxa" w:w="120"/>
+              <w:bottom w:type="dxa" w:w="80"/>
+              <w:right w:type="dxa" w:w="120"/>
+            </w:tcMar>
+          </w:tcPr>
+          <w:p>
+            <w:pPr>
+              <w:jc w:val="left"/>
+            </w:pPr>
+            <w:r>
+              <w:rPr>
+                <w:b/>
+                <w:bCs/>
+                <w:sz w:val="19"/>
+                <w:szCs w:val="19"/>
+              </w:rPr>
+              <w:t xml:space="preserve">Build OpenAI reply payload</w:t>
+            </w:r>
+          </w:p>
+        </w:tc>
+        <w:tc>
+          <w:tcPr>
+            <w:tcW w:type="dxa" w:w="1700"/>
+            <w:tcBorders>
+              <w:top w:val="single" w:color="BFBFBF" w:sz="2"/>
+              <w:left w:val="single" w:color="BFBFBF" w:sz="2"/>
+              <w:bottom w:val="single" w:color="BFBFBF" w:sz="2"/>
+              <w:right w:val="single" w:color="BFBFBF" w:sz="2"/>
+            </w:tcBorders>
+            <w:tcMar>
+              <w:top w:type="dxa" w:w="80"/>
+              <w:left w:type="dxa" w:w="120"/>
+              <w:bottom w:type="dxa" w:w="80"/>
+              <w:right w:type="dxa" w:w="120"/>
+            </w:tcMar>
+          </w:tcPr>
+          <w:p>
+            <w:pPr>
+              <w:jc w:val="left"/>
+            </w:pPr>
+            <w:r>
+              <w:rPr>
+                <w:b w:val="false"/>
+                <w:bCs w:val="false"/>
+                <w:rFonts w:ascii="Courier New" w:cs="Courier New" w:eastAsia="Courier New" w:hAnsi="Courier New"/>
+                <w:sz w:val="17"/>
+                <w:szCs w:val="17"/>
+              </w:rPr>
+              <w:t xml:space="preserve">Code</w:t>
+            </w:r>
+          </w:p>
+        </w:tc>
+        <w:tc>
+          <w:tcPr>
+            <w:tcW w:type="dxa" w:w="5446"/>
+            <w:tcBorders>
+              <w:top w:val="single" w:color="BFBFBF" w:sz="2"/>
+              <w:left w:val="single" w:color="BFBFBF" w:sz="2"/>
+              <w:bottom w:val="single" w:color="BFBFBF" w:sz="2"/>
+              <w:right w:val="single" w:color="BFBFBF" w:sz="2"/>
+            </w:tcBorders>
+            <w:tcMar>
+              <w:top w:type="dxa" w:w="80"/>
+              <w:left w:type="dxa" w:w="120"/>
+              <w:bottom w:type="dxa" w:w="80"/>
+              <w:right w:type="dxa" w:w="120"/>
+            </w:tcMar>
+          </w:tcPr>
+          <w:p>
+            <w:pPr>
+              <w:jc w:val="left"/>
+            </w:pPr>
+            <w:r>
+              <w:rPr>
+                <w:b w:val="false"/>
+                <w:bCs w:val="false"/>
+                <w:sz w:val="19"/>
+                <w:szCs w:val="19"/>
+              </w:rPr>
+              <w:t xml:space="preserve">Construit le prompt final envoyé à GPT : historique de conversation, règle de proposition du lien Calendly, et — si des documents pertinents ont été trouvés — le contexte RAG correspondant, injecté dans le prompt système. Lit l’intégralité des résultats de recherche (.all()), et non uniquement le premier.</w:t>
+            </w:r>
+          </w:p>
+        </w:tc>
+      </w:tr>
+      <w:tr>
+        <w:tc>
+          <w:tcPr>
+            <w:tcW w:type="dxa" w:w="500"/>
+            <w:tcBorders>
+              <w:top w:val="single" w:color="BFBFBF" w:sz="2"/>
+              <w:left w:val="single" w:color="BFBFBF" w:sz="2"/>
+              <w:bottom w:val="single" w:color="BFBFBF" w:sz="2"/>
+              <w:right w:val="single" w:color="BFBFBF" w:sz="2"/>
+            </w:tcBorders>
+            <w:shd w:fill="F2F2F2" w:val="clear"/>
+            <w:tcMar>
+              <w:top w:type="dxa" w:w="80"/>
+              <w:left w:type="dxa" w:w="120"/>
+              <w:bottom w:type="dxa" w:w="80"/>
+              <w:right w:type="dxa" w:w="120"/>
+            </w:tcMar>
+          </w:tcPr>
+          <w:p>
+            <w:pPr>
+              <w:jc w:val="left"/>
+            </w:pPr>
+            <w:r>
+              <w:rPr>
+                <w:b/>
+                <w:bCs/>
+                <w:sz w:val="19"/>
+                <w:szCs w:val="19"/>
+              </w:rPr>
+              <w:t xml:space="preserve">7</w:t>
+            </w:r>
+          </w:p>
+        </w:tc>
+        <w:tc>
+          <w:tcPr>
+            <w:tcW w:type="dxa" w:w="2100"/>
+            <w:tcBorders>
+              <w:top w:val="single" w:color="BFBFBF" w:sz="2"/>
+              <w:left w:val="single" w:color="BFBFBF" w:sz="2"/>
+              <w:bottom w:val="single" w:color="BFBFBF" w:sz="2"/>
+              <w:right w:val="single" w:color="BFBFBF" w:sz="2"/>
+            </w:tcBorders>
+            <w:shd w:fill="F2F2F2" w:val="clear"/>
+            <w:tcMar>
+              <w:top w:type="dxa" w:w="80"/>
+              <w:left w:type="dxa" w:w="120"/>
+              <w:bottom w:type="dxa" w:w="80"/>
+              <w:right w:type="dxa" w:w="120"/>
+            </w:tcMar>
+          </w:tcPr>
+          <w:p>
+            <w:pPr>
+              <w:jc w:val="left"/>
+            </w:pPr>
+            <w:r>
+              <w:rPr>
+                <w:b/>
+                <w:bCs/>
+                <w:sz w:val="19"/>
+                <w:szCs w:val="19"/>
+              </w:rPr>
+              <w:t xml:space="preserve">OpenAI Chat Completions (reply)</w:t>
+            </w:r>
+          </w:p>
+        </w:tc>
+        <w:tc>
+          <w:tcPr>
+            <w:tcW w:type="dxa" w:w="1700"/>
+            <w:tcBorders>
+              <w:top w:val="single" w:color="BFBFBF" w:sz="2"/>
+              <w:left w:val="single" w:color="BFBFBF" w:sz="2"/>
+              <w:bottom w:val="single" w:color="BFBFBF" w:sz="2"/>
+              <w:right w:val="single" w:color="BFBFBF" w:sz="2"/>
+            </w:tcBorders>
+            <w:shd w:fill="F2F2F2" w:val="clear"/>
+            <w:tcMar>
+              <w:top w:type="dxa" w:w="80"/>
+              <w:left w:type="dxa" w:w="120"/>
+              <w:bottom w:type="dxa" w:w="80"/>
+              <w:right w:type="dxa" w:w="120"/>
+            </w:tcMar>
+          </w:tcPr>
+          <w:p>
+            <w:pPr>
+              <w:jc w:val="left"/>
+            </w:pPr>
+            <w:r>
+              <w:rPr>
+                <w:b w:val="false"/>
+                <w:bCs w:val="false"/>
+                <w:rFonts w:ascii="Courier New" w:cs="Courier New" w:eastAsia="Courier New" w:hAnsi="Courier New"/>
+                <w:sz w:val="17"/>
+                <w:szCs w:val="17"/>
+              </w:rPr>
+              <w:t xml:space="preserve">HTTP Request</w:t>
+            </w:r>
+          </w:p>
+        </w:tc>
+        <w:tc>
+          <w:tcPr>
+            <w:tcW w:type="dxa" w:w="5446"/>
+            <w:tcBorders>
+              <w:top w:val="single" w:color="BFBFBF" w:sz="2"/>
+              <w:left w:val="single" w:color="BFBFBF" w:sz="2"/>
+              <w:bottom w:val="single" w:color="BFBFBF" w:sz="2"/>
+              <w:right w:val="single" w:color="BFBFBF" w:sz="2"/>
+            </w:tcBorders>
+            <w:shd w:fill="F2F2F2" w:val="clear"/>
+            <w:tcMar>
+              <w:top w:type="dxa" w:w="80"/>
+              <w:left w:type="dxa" w:w="120"/>
+              <w:bottom w:type="dxa" w:w="80"/>
+              <w:right w:type="dxa" w:w="120"/>
+            </w:tcMar>
+          </w:tcPr>
+          <w:p>
+            <w:pPr>
+              <w:jc w:val="left"/>
+            </w:pPr>
+            <w:r>
+              <w:rPr>
+                <w:b w:val="false"/>
+                <w:bCs w:val="false"/>
+                <w:sz w:val="19"/>
+                <w:szCs w:val="19"/>
+              </w:rPr>
+              <w:t xml:space="preserve">Génère la réponse conversationnelle (modèle gpt-4.1-mini).</w:t>
+            </w:r>
+          </w:p>
+        </w:tc>
+      </w:tr>
+      <w:tr>
+        <w:tc>
+          <w:tcPr>
+            <w:tcW w:type="dxa" w:w="500"/>
+            <w:tcBorders>
+              <w:top w:val="single" w:color="BFBFBF" w:sz="2"/>
+              <w:left w:val="single" w:color="BFBFBF" w:sz="2"/>
+              <w:bottom w:val="single" w:color="BFBFBF" w:sz="2"/>
+              <w:right w:val="single" w:color="BFBFBF" w:sz="2"/>
+            </w:tcBorders>
+            <w:tcMar>
+              <w:top w:type="dxa" w:w="80"/>
+              <w:left w:type="dxa" w:w="120"/>
+              <w:bottom w:type="dxa" w:w="80"/>
+              <w:right w:type="dxa" w:w="120"/>
+            </w:tcMar>
+          </w:tcPr>
+          <w:p>
+            <w:pPr>
+              <w:jc w:val="left"/>
+            </w:pPr>
+            <w:r>
+              <w:rPr>
+                <w:b/>
+                <w:bCs/>
+                <w:sz w:val="19"/>
+                <w:szCs w:val="19"/>
+              </w:rPr>
+              <w:t xml:space="preserve">8</w:t>
+            </w:r>
+          </w:p>
+        </w:tc>
+        <w:tc>
+          <w:tcPr>
+            <w:tcW w:type="dxa" w:w="2100"/>
+            <w:tcBorders>
+              <w:top w:val="single" w:color="BFBFBF" w:sz="2"/>
+              <w:left w:val="single" w:color="BFBFBF" w:sz="2"/>
+              <w:bottom w:val="single" w:color="BFBFBF" w:sz="2"/>
+              <w:right w:val="single" w:color="BFBFBF" w:sz="2"/>
+            </w:tcBorders>
+            <w:tcMar>
+              <w:top w:type="dxa" w:w="80"/>
+              <w:left w:type="dxa" w:w="120"/>
+              <w:bottom w:type="dxa" w:w="80"/>
+              <w:right w:type="dxa" w:w="120"/>
+            </w:tcMar>
+          </w:tcPr>
+          <w:p>
+            <w:pPr>
+              <w:jc w:val="left"/>
+            </w:pPr>
+            <w:r>
+              <w:rPr>
+                <w:b/>
+                <w:bCs/>
+                <w:sz w:val="19"/>
+                <w:szCs w:val="19"/>
+              </w:rPr>
+              <w:t xml:space="preserve">Format AI reply</w:t>
+            </w:r>
+          </w:p>
+        </w:tc>
+        <w:tc>
+          <w:tcPr>
+            <w:tcW w:type="dxa" w:w="1700"/>
+            <w:tcBorders>
+              <w:top w:val="single" w:color="BFBFBF" w:sz="2"/>
+              <w:left w:val="single" w:color="BFBFBF" w:sz="2"/>
+              <w:bottom w:val="single" w:color="BFBFBF" w:sz="2"/>
+              <w:right w:val="single" w:color="BFBFBF" w:sz="2"/>
+            </w:tcBorders>
+            <w:tcMar>
+              <w:top w:type="dxa" w:w="80"/>
+              <w:left w:type="dxa" w:w="120"/>
+              <w:bottom w:type="dxa" w:w="80"/>
+              <w:right w:type="dxa" w:w="120"/>
+            </w:tcMar>
+          </w:tcPr>
+          <w:p>
+            <w:pPr>
+              <w:jc w:val="left"/>
+            </w:pPr>
+            <w:r>
+              <w:rPr>
+                <w:b w:val="false"/>
+                <w:bCs w:val="false"/>
+                <w:rFonts w:ascii="Courier New" w:cs="Courier New" w:eastAsia="Courier New" w:hAnsi="Courier New"/>
+                <w:sz w:val="17"/>
+                <w:szCs w:val="17"/>
+              </w:rPr>
+              <w:t xml:space="preserve">Code</w:t>
+            </w:r>
+          </w:p>
+        </w:tc>
+        <w:tc>
+          <w:tcPr>
+            <w:tcW w:type="dxa" w:w="5446"/>
+            <w:tcBorders>
+              <w:top w:val="single" w:color="BFBFBF" w:sz="2"/>
+              <w:left w:val="single" w:color="BFBFBF" w:sz="2"/>
+              <w:bottom w:val="single" w:color="BFBFBF" w:sz="2"/>
+              <w:right w:val="single" w:color="BFBFBF" w:sz="2"/>
+            </w:tcBorders>
+            <w:tcMar>
+              <w:top w:type="dxa" w:w="80"/>
+              <w:left w:type="dxa" w:w="120"/>
+              <w:bottom w:type="dxa" w:w="80"/>
+              <w:right w:type="dxa" w:w="120"/>
+            </w:tcMar>
+          </w:tcPr>
+          <w:p>
+            <w:pPr>
+              <w:jc w:val="left"/>
+            </w:pPr>
+            <w:r>
+              <w:rPr>
+                <w:b w:val="false"/>
+                <w:bCs w:val="false"/>
+                <w:sz w:val="19"/>
+                <w:szCs w:val="19"/>
+              </w:rPr>
+              <w:t xml:space="preserve">Extrait le texte de la réponse, avec un message de repli si l’appel échoue.</w:t>
+            </w:r>
+          </w:p>
+        </w:tc>
+      </w:tr>
+      <w:tr>
+        <w:tc>
+          <w:tcPr>
+            <w:tcW w:type="dxa" w:w="500"/>
+            <w:tcBorders>
+              <w:top w:val="single" w:color="BFBFBF" w:sz="2"/>
+              <w:left w:val="single" w:color="BFBFBF" w:sz="2"/>
+              <w:bottom w:val="single" w:color="BFBFBF" w:sz="2"/>
+              <w:right w:val="single" w:color="BFBFBF" w:sz="2"/>
+            </w:tcBorders>
+            <w:shd w:fill="F2F2F2" w:val="clear"/>
+            <w:tcMar>
+              <w:top w:type="dxa" w:w="80"/>
+              <w:left w:type="dxa" w:w="120"/>
+              <w:bottom w:type="dxa" w:w="80"/>
+              <w:right w:type="dxa" w:w="120"/>
+            </w:tcMar>
+          </w:tcPr>
+          <w:p>
+            <w:pPr>
+              <w:jc w:val="left"/>
+            </w:pPr>
+            <w:r>
+              <w:rPr>
+                <w:b/>
+                <w:bCs/>
+                <w:sz w:val="19"/>
+                <w:szCs w:val="19"/>
+              </w:rPr>
+              <w:t xml:space="preserve">9</w:t>
+            </w:r>
+          </w:p>
+        </w:tc>
+        <w:tc>
+          <w:tcPr>
+            <w:tcW w:type="dxa" w:w="2100"/>
+            <w:tcBorders>
+              <w:top w:val="single" w:color="BFBFBF" w:sz="2"/>
+              <w:left w:val="single" w:color="BFBFBF" w:sz="2"/>
+              <w:bottom w:val="single" w:color="BFBFBF" w:sz="2"/>
+              <w:right w:val="single" w:color="BFBFBF" w:sz="2"/>
+            </w:tcBorders>
+            <w:shd w:fill="F2F2F2" w:val="clear"/>
+            <w:tcMar>
+              <w:top w:type="dxa" w:w="80"/>
+              <w:left w:type="dxa" w:w="120"/>
+              <w:bottom w:type="dxa" w:w="80"/>
+              <w:right w:type="dxa" w:w="120"/>
+            </w:tcMar>
+          </w:tcPr>
+          <w:p>
+            <w:pPr>
+              <w:jc w:val="left"/>
+            </w:pPr>
+            <w:r>
+              <w:rPr>
+                <w:b/>
+                <w:bCs/>
+                <w:sz w:val="19"/>
+                <w:szCs w:val="19"/>
+              </w:rPr>
+              <w:t xml:space="preserve">Send reply to Chatwoot</w:t>
+            </w:r>
+          </w:p>
+        </w:tc>
+        <w:tc>
+          <w:tcPr>
+            <w:tcW w:type="dxa" w:w="1700"/>
+            <w:tcBorders>
+              <w:top w:val="single" w:color="BFBFBF" w:sz="2"/>
+              <w:left w:val="single" w:color="BFBFBF" w:sz="2"/>
+              <w:bottom w:val="single" w:color="BFBFBF" w:sz="2"/>
+              <w:right w:val="single" w:color="BFBFBF" w:sz="2"/>
+            </w:tcBorders>
+            <w:shd w:fill="F2F2F2" w:val="clear"/>
+            <w:tcMar>
+              <w:top w:type="dxa" w:w="80"/>
+              <w:left w:type="dxa" w:w="120"/>
+              <w:bottom w:type="dxa" w:w="80"/>
+              <w:right w:type="dxa" w:w="120"/>
+            </w:tcMar>
+          </w:tcPr>
+          <w:p>
+            <w:pPr>
+              <w:jc w:val="left"/>
+            </w:pPr>
+            <w:r>
+              <w:rPr>
+                <w:b w:val="false"/>
+                <w:bCs w:val="false"/>
+                <w:rFonts w:ascii="Courier New" w:cs="Courier New" w:eastAsia="Courier New" w:hAnsi="Courier New"/>
+                <w:sz w:val="17"/>
+                <w:szCs w:val="17"/>
+              </w:rPr>
+              <w:t xml:space="preserve">HTTP Request</w:t>
+            </w:r>
+          </w:p>
+        </w:tc>
+        <w:tc>
+          <w:tcPr>
+            <w:tcW w:type="dxa" w:w="5446"/>
+            <w:tcBorders>
+              <w:top w:val="single" w:color="BFBFBF" w:sz="2"/>
+              <w:left w:val="single" w:color="BFBFBF" w:sz="2"/>
+              <w:bottom w:val="single" w:color="BFBFBF" w:sz="2"/>
+              <w:right w:val="single" w:color="BFBFBF" w:sz="2"/>
+            </w:tcBorders>
+            <w:shd w:fill="F2F2F2" w:val="clear"/>
+            <w:tcMar>
+              <w:top w:type="dxa" w:w="80"/>
+              <w:left w:type="dxa" w:w="120"/>
+              <w:bottom w:type="dxa" w:w="80"/>
+              <w:right w:type="dxa" w:w="120"/>
+            </w:tcMar>
+          </w:tcPr>
+          <w:p>
+            <w:pPr>
+              <w:jc w:val="left"/>
+            </w:pPr>
+            <w:r>
+              <w:rPr>
+                <w:b w:val="false"/>
+                <w:bCs w:val="false"/>
+                <w:sz w:val="19"/>
+                <w:szCs w:val="19"/>
+              </w:rPr>
+              <w:t xml:space="preserve">Poste la réponse dans la conversation Chatwoot, ce qui la relaie automatiquement vers WhatsApp ou le widget web selon le canal d’origine.</w:t>
+            </w:r>
+          </w:p>
+        </w:tc>
+      </w:tr>
+      <w:tr>
+        <w:tc>
+          <w:tcPr>
+            <w:tcW w:type="dxa" w:w="500"/>
+            <w:tcBorders>
+              <w:top w:val="single" w:color="BFBFBF" w:sz="2"/>
+              <w:left w:val="single" w:color="BFBFBF" w:sz="2"/>
+              <w:bottom w:val="single" w:color="BFBFBF" w:sz="2"/>
+              <w:right w:val="single" w:color="BFBFBF" w:sz="2"/>
+            </w:tcBorders>
+            <w:tcMar>
+              <w:top w:type="dxa" w:w="80"/>
+              <w:left w:type="dxa" w:w="120"/>
+              <w:bottom w:type="dxa" w:w="80"/>
+              <w:right w:type="dxa" w:w="120"/>
+            </w:tcMar>
+          </w:tcPr>
+          <w:p>
+            <w:pPr>
+              <w:jc w:val="left"/>
+            </w:pPr>
+            <w:r>
+              <w:rPr>
+                <w:b/>
+                <w:bCs/>
+                <w:sz w:val="19"/>
+                <w:szCs w:val="19"/>
+              </w:rPr>
+              <w:t xml:space="preserve">10</w:t>
+            </w:r>
+          </w:p>
+        </w:tc>
+        <w:tc>
+          <w:tcPr>
+            <w:tcW w:type="dxa" w:w="2100"/>
+            <w:tcBorders>
+              <w:top w:val="single" w:color="BFBFBF" w:sz="2"/>
+              <w:left w:val="single" w:color="BFBFBF" w:sz="2"/>
+              <w:bottom w:val="single" w:color="BFBFBF" w:sz="2"/>
+              <w:right w:val="single" w:color="BFBFBF" w:sz="2"/>
+            </w:tcBorders>
+            <w:tcMar>
+              <w:top w:type="dxa" w:w="80"/>
+              <w:left w:type="dxa" w:w="120"/>
+              <w:bottom w:type="dxa" w:w="80"/>
+              <w:right w:type="dxa" w:w="120"/>
+            </w:tcMar>
+          </w:tcPr>
+          <w:p>
+            <w:pPr>
+              <w:jc w:val="left"/>
+            </w:pPr>
+            <w:r>
+              <w:rPr>
+                <w:b/>
+                <w:bCs/>
+                <w:sz w:val="19"/>
+                <w:szCs w:val="19"/>
+              </w:rPr>
+              <w:t xml:space="preserve">Build qualification payload</w:t>
+            </w:r>
+          </w:p>
+        </w:tc>
+        <w:tc>
+          <w:tcPr>
+            <w:tcW w:type="dxa" w:w="1700"/>
+            <w:tcBorders>
+              <w:top w:val="single" w:color="BFBFBF" w:sz="2"/>
+              <w:left w:val="single" w:color="BFBFBF" w:sz="2"/>
+              <w:bottom w:val="single" w:color="BFBFBF" w:sz="2"/>
+              <w:right w:val="single" w:color="BFBFBF" w:sz="2"/>
+            </w:tcBorders>
+            <w:tcMar>
+              <w:top w:type="dxa" w:w="80"/>
+              <w:left w:type="dxa" w:w="120"/>
+              <w:bottom w:type="dxa" w:w="80"/>
+              <w:right w:type="dxa" w:w="120"/>
+            </w:tcMar>
+          </w:tcPr>
+          <w:p>
+            <w:pPr>
+              <w:jc w:val="left"/>
+            </w:pPr>
+            <w:r>
+              <w:rPr>
+                <w:b w:val="false"/>
+                <w:bCs w:val="false"/>
+                <w:rFonts w:ascii="Courier New" w:cs="Courier New" w:eastAsia="Courier New" w:hAnsi="Courier New"/>
+                <w:sz w:val="17"/>
+                <w:szCs w:val="17"/>
+              </w:rPr>
+              <w:t xml:space="preserve">Code</w:t>
+            </w:r>
+          </w:p>
+        </w:tc>
+        <w:tc>
+          <w:tcPr>
+            <w:tcW w:type="dxa" w:w="5446"/>
+            <w:tcBorders>
+              <w:top w:val="single" w:color="BFBFBF" w:sz="2"/>
+              <w:left w:val="single" w:color="BFBFBF" w:sz="2"/>
+              <w:bottom w:val="single" w:color="BFBFBF" w:sz="2"/>
+              <w:right w:val="single" w:color="BFBFBF" w:sz="2"/>
+            </w:tcBorders>
+            <w:tcMar>
+              <w:top w:type="dxa" w:w="80"/>
+              <w:left w:type="dxa" w:w="120"/>
+              <w:bottom w:type="dxa" w:w="80"/>
+              <w:right w:type="dxa" w:w="120"/>
+            </w:tcMar>
+          </w:tcPr>
+          <w:p>
+            <w:pPr>
+              <w:jc w:val="left"/>
+            </w:pPr>
+            <w:r>
+              <w:rPr>
+                <w:b w:val="false"/>
+                <w:bCs w:val="false"/>
+                <w:sz w:val="19"/>
+                <w:szCs w:val="19"/>
+              </w:rPr>
+              <w:t xml:space="preserve">Prépare un second prompt destiné à qualifier le prospect (secteur, besoin, sérieux du lead) à partir de l’échange.</w:t>
+            </w:r>
+          </w:p>
+        </w:tc>
+      </w:tr>
+      <w:tr>
+        <w:tc>
+          <w:tcPr>
+            <w:tcW w:type="dxa" w:w="500"/>
+            <w:tcBorders>
+              <w:top w:val="single" w:color="BFBFBF" w:sz="2"/>
+              <w:left w:val="single" w:color="BFBFBF" w:sz="2"/>
+              <w:bottom w:val="single" w:color="BFBFBF" w:sz="2"/>
+              <w:right w:val="single" w:color="BFBFBF" w:sz="2"/>
+            </w:tcBorders>
+            <w:shd w:fill="F2F2F2" w:val="clear"/>
+            <w:tcMar>
+              <w:top w:type="dxa" w:w="80"/>
+              <w:left w:type="dxa" w:w="120"/>
+              <w:bottom w:type="dxa" w:w="80"/>
+              <w:right w:type="dxa" w:w="120"/>
+            </w:tcMar>
+          </w:tcPr>
+          <w:p>
+            <w:pPr>
+              <w:jc w:val="left"/>
+            </w:pPr>
+            <w:r>
+              <w:rPr>
+                <w:b/>
+                <w:bCs/>
+                <w:sz w:val="19"/>
+                <w:szCs w:val="19"/>
+              </w:rPr>
+              <w:t xml:space="preserve">11</w:t>
+            </w:r>
+          </w:p>
+        </w:tc>
+        <w:tc>
+          <w:tcPr>
+            <w:tcW w:type="dxa" w:w="2100"/>
+            <w:tcBorders>
+              <w:top w:val="single" w:color="BFBFBF" w:sz="2"/>
+              <w:left w:val="single" w:color="BFBFBF" w:sz="2"/>
+              <w:bottom w:val="single" w:color="BFBFBF" w:sz="2"/>
+              <w:right w:val="single" w:color="BFBFBF" w:sz="2"/>
+            </w:tcBorders>
+            <w:shd w:fill="F2F2F2" w:val="clear"/>
+            <w:tcMar>
+              <w:top w:type="dxa" w:w="80"/>
+              <w:left w:type="dxa" w:w="120"/>
+              <w:bottom w:type="dxa" w:w="80"/>
+              <w:right w:type="dxa" w:w="120"/>
+            </w:tcMar>
+          </w:tcPr>
+          <w:p>
+            <w:pPr>
+              <w:jc w:val="left"/>
+            </w:pPr>
+            <w:r>
+              <w:rPr>
+                <w:b/>
+                <w:bCs/>
+                <w:sz w:val="19"/>
+                <w:szCs w:val="19"/>
+              </w:rPr>
+              <w:t xml:space="preserve">OpenAI Qualification JSON</w:t>
+            </w:r>
+          </w:p>
+        </w:tc>
+        <w:tc>
+          <w:tcPr>
+            <w:tcW w:type="dxa" w:w="1700"/>
+            <w:tcBorders>
+              <w:top w:val="single" w:color="BFBFBF" w:sz="2"/>
+              <w:left w:val="single" w:color="BFBFBF" w:sz="2"/>
+              <w:bottom w:val="single" w:color="BFBFBF" w:sz="2"/>
+              <w:right w:val="single" w:color="BFBFBF" w:sz="2"/>
+            </w:tcBorders>
+            <w:shd w:fill="F2F2F2" w:val="clear"/>
+            <w:tcMar>
+              <w:top w:type="dxa" w:w="80"/>
+              <w:left w:type="dxa" w:w="120"/>
+              <w:bottom w:type="dxa" w:w="80"/>
+              <w:right w:type="dxa" w:w="120"/>
+            </w:tcMar>
+          </w:tcPr>
+          <w:p>
+            <w:pPr>
+              <w:jc w:val="left"/>
+            </w:pPr>
+            <w:r>
+              <w:rPr>
+                <w:b w:val="false"/>
+                <w:bCs w:val="false"/>
+                <w:rFonts w:ascii="Courier New" w:cs="Courier New" w:eastAsia="Courier New" w:hAnsi="Courier New"/>
+                <w:sz w:val="17"/>
+                <w:szCs w:val="17"/>
+              </w:rPr>
+              <w:t xml:space="preserve">HTTP Request</w:t>
+            </w:r>
+          </w:p>
+        </w:tc>
+        <w:tc>
+          <w:tcPr>
+            <w:tcW w:type="dxa" w:w="5446"/>
+            <w:tcBorders>
+              <w:top w:val="single" w:color="BFBFBF" w:sz="2"/>
+              <w:left w:val="single" w:color="BFBFBF" w:sz="2"/>
+              <w:bottom w:val="single" w:color="BFBFBF" w:sz="2"/>
+              <w:right w:val="single" w:color="BFBFBF" w:sz="2"/>
+            </w:tcBorders>
+            <w:shd w:fill="F2F2F2" w:val="clear"/>
+            <w:tcMar>
+              <w:top w:type="dxa" w:w="80"/>
+              <w:left w:type="dxa" w:w="120"/>
+              <w:bottom w:type="dxa" w:w="80"/>
+              <w:right w:type="dxa" w:w="120"/>
+            </w:tcMar>
+          </w:tcPr>
+          <w:p>
+            <w:pPr>
+              <w:jc w:val="left"/>
+            </w:pPr>
+            <w:r>
+              <w:rPr>
+                <w:b w:val="false"/>
+                <w:bCs w:val="false"/>
+                <w:sz w:val="19"/>
+                <w:szCs w:val="19"/>
+              </w:rPr>
+              <w:t xml:space="preserve">Appelle GPT pour produire cette qualification au format JSON structuré.</w:t>
+            </w:r>
+          </w:p>
+        </w:tc>
+      </w:tr>
+      <w:tr>
+        <w:tc>
+          <w:tcPr>
+            <w:tcW w:type="dxa" w:w="500"/>
+            <w:tcBorders>
+              <w:top w:val="single" w:color="BFBFBF" w:sz="2"/>
+              <w:left w:val="single" w:color="BFBFBF" w:sz="2"/>
+              <w:bottom w:val="single" w:color="BFBFBF" w:sz="2"/>
+              <w:right w:val="single" w:color="BFBFBF" w:sz="2"/>
+            </w:tcBorders>
+            <w:tcMar>
+              <w:top w:type="dxa" w:w="80"/>
+              <w:left w:type="dxa" w:w="120"/>
+              <w:bottom w:type="dxa" w:w="80"/>
+              <w:right w:type="dxa" w:w="120"/>
+            </w:tcMar>
+          </w:tcPr>
+          <w:p>
+            <w:pPr>
+              <w:jc w:val="left"/>
+            </w:pPr>
+            <w:r>
+              <w:rPr>
+                <w:b/>
+                <w:bCs/>
+                <w:sz w:val="19"/>
+                <w:szCs w:val="19"/>
+              </w:rPr>
+              <w:t xml:space="preserve">12</w:t>
+            </w:r>
+          </w:p>
+        </w:tc>
+        <w:tc>
+          <w:tcPr>
+            <w:tcW w:type="dxa" w:w="2100"/>
+            <w:tcBorders>
+              <w:top w:val="single" w:color="BFBFBF" w:sz="2"/>
+              <w:left w:val="single" w:color="BFBFBF" w:sz="2"/>
+              <w:bottom w:val="single" w:color="BFBFBF" w:sz="2"/>
+              <w:right w:val="single" w:color="BFBFBF" w:sz="2"/>
+            </w:tcBorders>
+            <w:tcMar>
+              <w:top w:type="dxa" w:w="80"/>
+              <w:left w:type="dxa" w:w="120"/>
+              <w:bottom w:type="dxa" w:w="80"/>
+              <w:right w:type="dxa" w:w="120"/>
+            </w:tcMar>
+          </w:tcPr>
+          <w:p>
+            <w:pPr>
+              <w:jc w:val="left"/>
+            </w:pPr>
+            <w:r>
+              <w:rPr>
+                <w:b/>
+                <w:bCs/>
+                <w:sz w:val="19"/>
+                <w:szCs w:val="19"/>
+              </w:rPr>
+              <w:t xml:space="preserve">Parse qualification + Compute labels</w:t>
+            </w:r>
+          </w:p>
+        </w:tc>
+        <w:tc>
+          <w:tcPr>
+            <w:tcW w:type="dxa" w:w="1700"/>
+            <w:tcBorders>
+              <w:top w:val="single" w:color="BFBFBF" w:sz="2"/>
+              <w:left w:val="single" w:color="BFBFBF" w:sz="2"/>
+              <w:bottom w:val="single" w:color="BFBFBF" w:sz="2"/>
+              <w:right w:val="single" w:color="BFBFBF" w:sz="2"/>
+            </w:tcBorders>
+            <w:tcMar>
+              <w:top w:type="dxa" w:w="80"/>
+              <w:left w:type="dxa" w:w="120"/>
+              <w:bottom w:type="dxa" w:w="80"/>
+              <w:right w:type="dxa" w:w="120"/>
+            </w:tcMar>
+          </w:tcPr>
+          <w:p>
+            <w:pPr>
+              <w:jc w:val="left"/>
+            </w:pPr>
+            <w:r>
+              <w:rPr>
+                <w:b w:val="false"/>
+                <w:bCs w:val="false"/>
+                <w:rFonts w:ascii="Courier New" w:cs="Courier New" w:eastAsia="Courier New" w:hAnsi="Courier New"/>
+                <w:sz w:val="17"/>
+                <w:szCs w:val="17"/>
+              </w:rPr>
+              <w:t xml:space="preserve">Code</w:t>
+            </w:r>
+          </w:p>
+        </w:tc>
+        <w:tc>
+          <w:tcPr>
+            <w:tcW w:type="dxa" w:w="5446"/>
+            <w:tcBorders>
+              <w:top w:val="single" w:color="BFBFBF" w:sz="2"/>
+              <w:left w:val="single" w:color="BFBFBF" w:sz="2"/>
+              <w:bottom w:val="single" w:color="BFBFBF" w:sz="2"/>
+              <w:right w:val="single" w:color="BFBFBF" w:sz="2"/>
+            </w:tcBorders>
+            <w:tcMar>
+              <w:top w:type="dxa" w:w="80"/>
+              <w:left w:type="dxa" w:w="120"/>
+              <w:bottom w:type="dxa" w:w="80"/>
+              <w:right w:type="dxa" w:w="120"/>
+            </w:tcMar>
+          </w:tcPr>
+          <w:p>
+            <w:pPr>
+              <w:jc w:val="left"/>
+            </w:pPr>
+            <w:r>
+              <w:rPr>
+                <w:b w:val="false"/>
+                <w:bCs w:val="false"/>
+                <w:sz w:val="19"/>
+                <w:szCs w:val="19"/>
+              </w:rPr>
+              <w:t xml:space="preserve">Interprète la qualification et calcule les étiquettes (labels) Chatwoot à appliquer à la conversation.</w:t>
+            </w:r>
+          </w:p>
+        </w:tc>
+      </w:tr>
+      <w:tr>
+        <w:tc>
+          <w:tcPr>
+            <w:tcW w:type="dxa" w:w="500"/>
+            <w:tcBorders>
+              <w:top w:val="single" w:color="BFBFBF" w:sz="2"/>
+              <w:left w:val="single" w:color="BFBFBF" w:sz="2"/>
+              <w:bottom w:val="single" w:color="BFBFBF" w:sz="2"/>
+              <w:right w:val="single" w:color="BFBFBF" w:sz="2"/>
+            </w:tcBorders>
+            <w:shd w:fill="F2F2F2" w:val="clear"/>
+            <w:tcMar>
+              <w:top w:type="dxa" w:w="80"/>
+              <w:left w:type="dxa" w:w="120"/>
+              <w:bottom w:type="dxa" w:w="80"/>
+              <w:right w:type="dxa" w:w="120"/>
+            </w:tcMar>
+          </w:tcPr>
+          <w:p>
+            <w:pPr>
+              <w:jc w:val="left"/>
+            </w:pPr>
+            <w:r>
+              <w:rPr>
+                <w:b/>
+                <w:bCs/>
+                <w:sz w:val="19"/>
+                <w:szCs w:val="19"/>
+              </w:rPr>
+              <w:t xml:space="preserve">13</w:t>
+            </w:r>
+          </w:p>
+        </w:tc>
+        <w:tc>
+          <w:tcPr>
+            <w:tcW w:type="dxa" w:w="2100"/>
+            <w:tcBorders>
+              <w:top w:val="single" w:color="BFBFBF" w:sz="2"/>
+              <w:left w:val="single" w:color="BFBFBF" w:sz="2"/>
+              <w:bottom w:val="single" w:color="BFBFBF" w:sz="2"/>
+              <w:right w:val="single" w:color="BFBFBF" w:sz="2"/>
+            </w:tcBorders>
+            <w:shd w:fill="F2F2F2" w:val="clear"/>
+            <w:tcMar>
+              <w:top w:type="dxa" w:w="80"/>
+              <w:left w:type="dxa" w:w="120"/>
+              <w:bottom w:type="dxa" w:w="80"/>
+              <w:right w:type="dxa" w:w="120"/>
+            </w:tcMar>
+          </w:tcPr>
+          <w:p>
+            <w:pPr>
+              <w:jc w:val="left"/>
+            </w:pPr>
+            <w:r>
+              <w:rPr>
+                <w:b/>
+                <w:bCs/>
+                <w:sz w:val="19"/>
+                <w:szCs w:val="19"/>
+              </w:rPr>
+              <w:t xml:space="preserve">Update Chatwoot custom_attributes</w:t>
+            </w:r>
+          </w:p>
+        </w:tc>
+        <w:tc>
+          <w:tcPr>
+            <w:tcW w:type="dxa" w:w="1700"/>
+            <w:tcBorders>
+              <w:top w:val="single" w:color="BFBFBF" w:sz="2"/>
+              <w:left w:val="single" w:color="BFBFBF" w:sz="2"/>
+              <w:bottom w:val="single" w:color="BFBFBF" w:sz="2"/>
+              <w:right w:val="single" w:color="BFBFBF" w:sz="2"/>
+            </w:tcBorders>
+            <w:shd w:fill="F2F2F2" w:val="clear"/>
+            <w:tcMar>
+              <w:top w:type="dxa" w:w="80"/>
+              <w:left w:type="dxa" w:w="120"/>
+              <w:bottom w:type="dxa" w:w="80"/>
+              <w:right w:type="dxa" w:w="120"/>
+            </w:tcMar>
+          </w:tcPr>
+          <w:p>
+            <w:pPr>
+              <w:jc w:val="left"/>
+            </w:pPr>
+            <w:r>
+              <w:rPr>
+                <w:b w:val="false"/>
+                <w:bCs w:val="false"/>
+                <w:rFonts w:ascii="Courier New" w:cs="Courier New" w:eastAsia="Courier New" w:hAnsi="Courier New"/>
+                <w:sz w:val="17"/>
+                <w:szCs w:val="17"/>
+              </w:rPr>
+              <w:t xml:space="preserve">HTTP Request</w:t>
+            </w:r>
+          </w:p>
+        </w:tc>
+        <w:tc>
+          <w:tcPr>
+            <w:tcW w:type="dxa" w:w="5446"/>
+            <w:tcBorders>
+              <w:top w:val="single" w:color="BFBFBF" w:sz="2"/>
+              <w:left w:val="single" w:color="BFBFBF" w:sz="2"/>
+              <w:bottom w:val="single" w:color="BFBFBF" w:sz="2"/>
+              <w:right w:val="single" w:color="BFBFBF" w:sz="2"/>
+            </w:tcBorders>
+            <w:shd w:fill="F2F2F2" w:val="clear"/>
+            <w:tcMar>
+              <w:top w:type="dxa" w:w="80"/>
+              <w:left w:type="dxa" w:w="120"/>
+              <w:bottom w:type="dxa" w:w="80"/>
+              <w:right w:type="dxa" w:w="120"/>
+            </w:tcMar>
+          </w:tcPr>
+          <w:p>
+            <w:pPr>
+              <w:jc w:val="left"/>
+            </w:pPr>
+            <w:r>
+              <w:rPr>
+                <w:b w:val="false"/>
+                <w:bCs w:val="false"/>
+                <w:sz w:val="19"/>
+                <w:szCs w:val="19"/>
+              </w:rPr>
+              <w:t xml:space="preserve">Enregistre les attributs personnalisés déduits (secteur, besoin, etc.) sur la conversation.</w:t>
+            </w:r>
+          </w:p>
+        </w:tc>
+      </w:tr>
+      <w:tr>
+        <w:tc>
+          <w:tcPr>
+            <w:tcW w:type="dxa" w:w="500"/>
+            <w:tcBorders>
+              <w:top w:val="single" w:color="BFBFBF" w:sz="2"/>
+              <w:left w:val="single" w:color="BFBFBF" w:sz="2"/>
+              <w:bottom w:val="single" w:color="BFBFBF" w:sz="2"/>
+              <w:right w:val="single" w:color="BFBFBF" w:sz="2"/>
+            </w:tcBorders>
+            <w:tcMar>
+              <w:top w:type="dxa" w:w="80"/>
+              <w:left w:type="dxa" w:w="120"/>
+              <w:bottom w:type="dxa" w:w="80"/>
+              <w:right w:type="dxa" w:w="120"/>
+            </w:tcMar>
+          </w:tcPr>
+          <w:p>
+            <w:pPr>
+              <w:jc w:val="left"/>
+            </w:pPr>
+            <w:r>
+              <w:rPr>
+                <w:b/>
+                <w:bCs/>
+                <w:sz w:val="19"/>
+                <w:szCs w:val="19"/>
+              </w:rPr>
+              <w:t xml:space="preserve">14</w:t>
+            </w:r>
+          </w:p>
+        </w:tc>
+        <w:tc>
+          <w:tcPr>
+            <w:tcW w:type="dxa" w:w="2100"/>
+            <w:tcBorders>
+              <w:top w:val="single" w:color="BFBFBF" w:sz="2"/>
+              <w:left w:val="single" w:color="BFBFBF" w:sz="2"/>
+              <w:bottom w:val="single" w:color="BFBFBF" w:sz="2"/>
+              <w:right w:val="single" w:color="BFBFBF" w:sz="2"/>
+            </w:tcBorders>
+            <w:tcMar>
+              <w:top w:type="dxa" w:w="80"/>
+              <w:left w:type="dxa" w:w="120"/>
+              <w:bottom w:type="dxa" w:w="80"/>
+              <w:right w:type="dxa" w:w="120"/>
+            </w:tcMar>
+          </w:tcPr>
+          <w:p>
+            <w:pPr>
+              <w:jc w:val="left"/>
+            </w:pPr>
+            <w:r>
+              <w:rPr>
+                <w:b/>
+                <w:bCs/>
+                <w:sz w:val="19"/>
+                <w:szCs w:val="19"/>
+              </w:rPr>
+              <w:t xml:space="preserve">Apply Chatwoot labels</w:t>
+            </w:r>
+          </w:p>
+        </w:tc>
+        <w:tc>
+          <w:tcPr>
+            <w:tcW w:type="dxa" w:w="1700"/>
+            <w:tcBorders>
+              <w:top w:val="single" w:color="BFBFBF" w:sz="2"/>
+              <w:left w:val="single" w:color="BFBFBF" w:sz="2"/>
+              <w:bottom w:val="single" w:color="BFBFBF" w:sz="2"/>
+              <w:right w:val="single" w:color="BFBFBF" w:sz="2"/>
+            </w:tcBorders>
+            <w:tcMar>
+              <w:top w:type="dxa" w:w="80"/>
+              <w:left w:type="dxa" w:w="120"/>
+              <w:bottom w:type="dxa" w:w="80"/>
+              <w:right w:type="dxa" w:w="120"/>
+            </w:tcMar>
+          </w:tcPr>
+          <w:p>
+            <w:pPr>
+              <w:jc w:val="left"/>
+            </w:pPr>
+            <w:r>
+              <w:rPr>
+                <w:b w:val="false"/>
+                <w:bCs w:val="false"/>
+                <w:rFonts w:ascii="Courier New" w:cs="Courier New" w:eastAsia="Courier New" w:hAnsi="Courier New"/>
+                <w:sz w:val="17"/>
+                <w:szCs w:val="17"/>
+              </w:rPr>
+              <w:t xml:space="preserve">HTTP Request</w:t>
+            </w:r>
+          </w:p>
+        </w:tc>
+        <w:tc>
+          <w:tcPr>
+            <w:tcW w:type="dxa" w:w="5446"/>
+            <w:tcBorders>
+              <w:top w:val="single" w:color="BFBFBF" w:sz="2"/>
+              <w:left w:val="single" w:color="BFBFBF" w:sz="2"/>
+              <w:bottom w:val="single" w:color="BFBFBF" w:sz="2"/>
+              <w:right w:val="single" w:color="BFBFBF" w:sz="2"/>
+            </w:tcBorders>
+            <w:tcMar>
+              <w:top w:type="dxa" w:w="80"/>
+              <w:left w:type="dxa" w:w="120"/>
+              <w:bottom w:type="dxa" w:w="80"/>
+              <w:right w:type="dxa" w:w="120"/>
+            </w:tcMar>
+          </w:tcPr>
+          <w:p>
+            <w:pPr>
+              <w:jc w:val="left"/>
+            </w:pPr>
+            <w:r>
+              <w:rPr>
+                <w:b w:val="false"/>
+                <w:bCs w:val="false"/>
+                <w:sz w:val="19"/>
+                <w:szCs w:val="19"/>
+              </w:rPr>
+              <w:t xml:space="preserve">Applique les étiquettes calculées à la conversation.</w:t>
+            </w:r>
+          </w:p>
+        </w:tc>
+      </w:tr>
+      <w:tr>
+        <w:tc>
+          <w:tcPr>
+            <w:tcW w:type="dxa" w:w="500"/>
+            <w:tcBorders>
+              <w:top w:val="single" w:color="BFBFBF" w:sz="2"/>
+              <w:left w:val="single" w:color="BFBFBF" w:sz="2"/>
+              <w:bottom w:val="single" w:color="BFBFBF" w:sz="2"/>
+              <w:right w:val="single" w:color="BFBFBF" w:sz="2"/>
+            </w:tcBorders>
+            <w:shd w:fill="F2F2F2" w:val="clear"/>
+            <w:tcMar>
+              <w:top w:type="dxa" w:w="80"/>
+              <w:left w:type="dxa" w:w="120"/>
+              <w:bottom w:type="dxa" w:w="80"/>
+              <w:right w:type="dxa" w:w="120"/>
+            </w:tcMar>
+          </w:tcPr>
+          <w:p>
+            <w:pPr>
+              <w:jc w:val="left"/>
+            </w:pPr>
+            <w:r>
+              <w:rPr>
+                <w:b/>
+                <w:bCs/>
+                <w:sz w:val="19"/>
+                <w:szCs w:val="19"/>
+              </w:rPr>
+              <w:t xml:space="preserve">15</w:t>
+            </w:r>
+          </w:p>
+        </w:tc>
+        <w:tc>
+          <w:tcPr>
+            <w:tcW w:type="dxa" w:w="2100"/>
+            <w:tcBorders>
+              <w:top w:val="single" w:color="BFBFBF" w:sz="2"/>
+              <w:left w:val="single" w:color="BFBFBF" w:sz="2"/>
+              <w:bottom w:val="single" w:color="BFBFBF" w:sz="2"/>
+              <w:right w:val="single" w:color="BFBFBF" w:sz="2"/>
+            </w:tcBorders>
+            <w:shd w:fill="F2F2F2" w:val="clear"/>
+            <w:tcMar>
+              <w:top w:type="dxa" w:w="80"/>
+              <w:left w:type="dxa" w:w="120"/>
+              <w:bottom w:type="dxa" w:w="80"/>
+              <w:right w:type="dxa" w:w="120"/>
+            </w:tcMar>
+          </w:tcPr>
+          <w:p>
+            <w:pPr>
+              <w:jc w:val="left"/>
+            </w:pPr>
+            <w:r>
+              <w:rPr>
+                <w:b/>
+                <w:bCs/>
+                <w:sz w:val="19"/>
+                <w:szCs w:val="19"/>
+              </w:rPr>
+              <w:t xml:space="preserve">Decide escalation</w:t>
+            </w:r>
+          </w:p>
+        </w:tc>
+        <w:tc>
+          <w:tcPr>
+            <w:tcW w:type="dxa" w:w="1700"/>
+            <w:tcBorders>
+              <w:top w:val="single" w:color="BFBFBF" w:sz="2"/>
+              <w:left w:val="single" w:color="BFBFBF" w:sz="2"/>
+              <w:bottom w:val="single" w:color="BFBFBF" w:sz="2"/>
+              <w:right w:val="single" w:color="BFBFBF" w:sz="2"/>
+            </w:tcBorders>
+            <w:shd w:fill="F2F2F2" w:val="clear"/>
+            <w:tcMar>
+              <w:top w:type="dxa" w:w="80"/>
+              <w:left w:type="dxa" w:w="120"/>
+              <w:bottom w:type="dxa" w:w="80"/>
+              <w:right w:type="dxa" w:w="120"/>
+            </w:tcMar>
+          </w:tcPr>
+          <w:p>
+            <w:pPr>
+              <w:jc w:val="left"/>
+            </w:pPr>
+            <w:r>
+              <w:rPr>
+                <w:b w:val="false"/>
+                <w:bCs w:val="false"/>
+                <w:rFonts w:ascii="Courier New" w:cs="Courier New" w:eastAsia="Courier New" w:hAnsi="Courier New"/>
+                <w:sz w:val="17"/>
+                <w:szCs w:val="17"/>
+              </w:rPr>
+              <w:t xml:space="preserve">Code</w:t>
+            </w:r>
+          </w:p>
+        </w:tc>
+        <w:tc>
+          <w:tcPr>
+            <w:tcW w:type="dxa" w:w="5446"/>
+            <w:tcBorders>
+              <w:top w:val="single" w:color="BFBFBF" w:sz="2"/>
+              <w:left w:val="single" w:color="BFBFBF" w:sz="2"/>
+              <w:bottom w:val="single" w:color="BFBFBF" w:sz="2"/>
+              <w:right w:val="single" w:color="BFBFBF" w:sz="2"/>
+            </w:tcBorders>
+            <w:shd w:fill="F2F2F2" w:val="clear"/>
+            <w:tcMar>
+              <w:top w:type="dxa" w:w="80"/>
+              <w:left w:type="dxa" w:w="120"/>
+              <w:bottom w:type="dxa" w:w="80"/>
+              <w:right w:type="dxa" w:w="120"/>
+            </w:tcMar>
+          </w:tcPr>
+          <w:p>
+            <w:pPr>
+              <w:jc w:val="left"/>
+            </w:pPr>
+            <w:r>
+              <w:rPr>
+                <w:b w:val="false"/>
+                <w:bCs w:val="false"/>
+                <w:sz w:val="19"/>
+                <w:szCs w:val="19"/>
+              </w:rPr>
+              <w:t xml:space="preserve">Détermine, selon la qualification, si une escalade vers un agent humain est nécessaire. Peut interrompre le flux ici si aucune escalade n’est requise.</w:t>
+            </w:r>
+          </w:p>
+        </w:tc>
+      </w:tr>
+      <w:tr>
+        <w:tc>
+          <w:tcPr>
+            <w:tcW w:type="dxa" w:w="500"/>
+            <w:tcBorders>
+              <w:top w:val="single" w:color="BFBFBF" w:sz="2"/>
+              <w:left w:val="single" w:color="BFBFBF" w:sz="2"/>
+              <w:bottom w:val="single" w:color="BFBFBF" w:sz="2"/>
+              <w:right w:val="single" w:color="BFBFBF" w:sz="2"/>
+            </w:tcBorders>
+            <w:tcMar>
+              <w:top w:type="dxa" w:w="80"/>
+              <w:left w:type="dxa" w:w="120"/>
+              <w:bottom w:type="dxa" w:w="80"/>
+              <w:right w:type="dxa" w:w="120"/>
+            </w:tcMar>
+          </w:tcPr>
+          <w:p>
+            <w:pPr>
+              <w:jc w:val="left"/>
+            </w:pPr>
+            <w:r>
+              <w:rPr>
+                <w:b/>
+                <w:bCs/>
+                <w:sz w:val="19"/>
+                <w:szCs w:val="19"/>
+              </w:rPr>
+              <w:t xml:space="preserve">16</w:t>
+            </w:r>
+          </w:p>
+        </w:tc>
+        <w:tc>
+          <w:tcPr>
+            <w:tcW w:type="dxa" w:w="2100"/>
+            <w:tcBorders>
+              <w:top w:val="single" w:color="BFBFBF" w:sz="2"/>
+              <w:left w:val="single" w:color="BFBFBF" w:sz="2"/>
+              <w:bottom w:val="single" w:color="BFBFBF" w:sz="2"/>
+              <w:right w:val="single" w:color="BFBFBF" w:sz="2"/>
+            </w:tcBorders>
+            <w:tcMar>
+              <w:top w:type="dxa" w:w="80"/>
+              <w:left w:type="dxa" w:w="120"/>
+              <w:bottom w:type="dxa" w:w="80"/>
+              <w:right w:type="dxa" w:w="120"/>
+            </w:tcMar>
+          </w:tcPr>
+          <w:p>
+            <w:pPr>
+              <w:jc w:val="left"/>
+            </w:pPr>
+            <w:r>
+              <w:rPr>
+                <w:b/>
+                <w:bCs/>
+                <w:sz w:val="19"/>
+                <w:szCs w:val="19"/>
+              </w:rPr>
+              <w:t xml:space="preserve">Assign conversation to agent</w:t>
+            </w:r>
+          </w:p>
+        </w:tc>
+        <w:tc>
+          <w:tcPr>
+            <w:tcW w:type="dxa" w:w="1700"/>
+            <w:tcBorders>
+              <w:top w:val="single" w:color="BFBFBF" w:sz="2"/>
+              <w:left w:val="single" w:color="BFBFBF" w:sz="2"/>
+              <w:bottom w:val="single" w:color="BFBFBF" w:sz="2"/>
+              <w:right w:val="single" w:color="BFBFBF" w:sz="2"/>
+            </w:tcBorders>
+            <w:tcMar>
+              <w:top w:type="dxa" w:w="80"/>
+              <w:left w:type="dxa" w:w="120"/>
+              <w:bottom w:type="dxa" w:w="80"/>
+              <w:right w:type="dxa" w:w="120"/>
+            </w:tcMar>
+          </w:tcPr>
+          <w:p>
+            <w:pPr>
+              <w:jc w:val="left"/>
+            </w:pPr>
+            <w:r>
+              <w:rPr>
+                <w:b w:val="false"/>
+                <w:bCs w:val="false"/>
+                <w:rFonts w:ascii="Courier New" w:cs="Courier New" w:eastAsia="Courier New" w:hAnsi="Courier New"/>
+                <w:sz w:val="17"/>
+                <w:szCs w:val="17"/>
+              </w:rPr>
+              <w:t xml:space="preserve">HTTP Request</w:t>
+            </w:r>
+          </w:p>
+        </w:tc>
+        <w:tc>
+          <w:tcPr>
+            <w:tcW w:type="dxa" w:w="5446"/>
+            <w:tcBorders>
+              <w:top w:val="single" w:color="BFBFBF" w:sz="2"/>
+              <w:left w:val="single" w:color="BFBFBF" w:sz="2"/>
+              <w:bottom w:val="single" w:color="BFBFBF" w:sz="2"/>
+              <w:right w:val="single" w:color="BFBFBF" w:sz="2"/>
+            </w:tcBorders>
+            <w:tcMar>
+              <w:top w:type="dxa" w:w="80"/>
+              <w:left w:type="dxa" w:w="120"/>
+              <w:bottom w:type="dxa" w:w="80"/>
+              <w:right w:type="dxa" w:w="120"/>
+            </w:tcMar>
+          </w:tcPr>
+          <w:p>
+            <w:pPr>
+              <w:jc w:val="left"/>
+            </w:pPr>
+            <w:r>
+              <w:rPr>
+                <w:b w:val="false"/>
+                <w:bCs w:val="false"/>
+                <w:sz w:val="19"/>
+                <w:szCs w:val="19"/>
+              </w:rPr>
+              <w:t xml:space="preserve">Assigne la conversation à un agent humain dans Chatwoot.</w:t>
+            </w:r>
+          </w:p>
+        </w:tc>
+      </w:tr>
+      <w:tr>
+        <w:tc>
+          <w:tcPr>
+            <w:tcW w:type="dxa" w:w="500"/>
+            <w:tcBorders>
+              <w:top w:val="single" w:color="BFBFBF" w:sz="2"/>
+              <w:left w:val="single" w:color="BFBFBF" w:sz="2"/>
+              <w:bottom w:val="single" w:color="BFBFBF" w:sz="2"/>
+              <w:right w:val="single" w:color="BFBFBF" w:sz="2"/>
+            </w:tcBorders>
+            <w:shd w:fill="F2F2F2" w:val="clear"/>
+            <w:tcMar>
+              <w:top w:type="dxa" w:w="80"/>
+              <w:left w:type="dxa" w:w="120"/>
+              <w:bottom w:type="dxa" w:w="80"/>
+              <w:right w:type="dxa" w:w="120"/>
+            </w:tcMar>
+          </w:tcPr>
+          <w:p>
+            <w:pPr>
+              <w:jc w:val="left"/>
+            </w:pPr>
+            <w:r>
+              <w:rPr>
+                <w:b/>
+                <w:bCs/>
+                <w:sz w:val="19"/>
+                <w:szCs w:val="19"/>
+              </w:rPr>
+              <w:t xml:space="preserve">17</w:t>
+            </w:r>
+          </w:p>
+        </w:tc>
+        <w:tc>
+          <w:tcPr>
+            <w:tcW w:type="dxa" w:w="2100"/>
+            <w:tcBorders>
+              <w:top w:val="single" w:color="BFBFBF" w:sz="2"/>
+              <w:left w:val="single" w:color="BFBFBF" w:sz="2"/>
+              <w:bottom w:val="single" w:color="BFBFBF" w:sz="2"/>
+              <w:right w:val="single" w:color="BFBFBF" w:sz="2"/>
+            </w:tcBorders>
+            <w:shd w:fill="F2F2F2" w:val="clear"/>
+            <w:tcMar>
+              <w:top w:type="dxa" w:w="80"/>
+              <w:left w:type="dxa" w:w="120"/>
+              <w:bottom w:type="dxa" w:w="80"/>
+              <w:right w:type="dxa" w:w="120"/>
+            </w:tcMar>
+          </w:tcPr>
+          <w:p>
+            <w:pPr>
+              <w:jc w:val="left"/>
+            </w:pPr>
+            <w:r>
+              <w:rPr>
+                <w:b/>
+                <w:bCs/>
+                <w:sz w:val="19"/>
+                <w:szCs w:val="19"/>
+              </w:rPr>
+              <w:t xml:space="preserve">Send team notification email (Resend)</w:t>
+            </w:r>
+          </w:p>
+        </w:tc>
+        <w:tc>
+          <w:tcPr>
+            <w:tcW w:type="dxa" w:w="1700"/>
+            <w:tcBorders>
+              <w:top w:val="single" w:color="BFBFBF" w:sz="2"/>
+              <w:left w:val="single" w:color="BFBFBF" w:sz="2"/>
+              <w:bottom w:val="single" w:color="BFBFBF" w:sz="2"/>
+              <w:right w:val="single" w:color="BFBFBF" w:sz="2"/>
+            </w:tcBorders>
+            <w:shd w:fill="F2F2F2" w:val="clear"/>
+            <w:tcMar>
+              <w:top w:type="dxa" w:w="80"/>
+              <w:left w:type="dxa" w:w="120"/>
+              <w:bottom w:type="dxa" w:w="80"/>
+              <w:right w:type="dxa" w:w="120"/>
+            </w:tcMar>
+          </w:tcPr>
+          <w:p>
+            <w:pPr>
+              <w:jc w:val="left"/>
+            </w:pPr>
+            <w:r>
+              <w:rPr>
+                <w:b w:val="false"/>
+                <w:bCs w:val="false"/>
+                <w:rFonts w:ascii="Courier New" w:cs="Courier New" w:eastAsia="Courier New" w:hAnsi="Courier New"/>
+                <w:sz w:val="17"/>
+                <w:szCs w:val="17"/>
+              </w:rPr>
+              <w:t xml:space="preserve">HTTP Request</w:t>
+            </w:r>
+          </w:p>
+        </w:tc>
+        <w:tc>
+          <w:tcPr>
+            <w:tcW w:type="dxa" w:w="5446"/>
+            <w:tcBorders>
+              <w:top w:val="single" w:color="BFBFBF" w:sz="2"/>
+              <w:left w:val="single" w:color="BFBFBF" w:sz="2"/>
+              <w:bottom w:val="single" w:color="BFBFBF" w:sz="2"/>
+              <w:right w:val="single" w:color="BFBFBF" w:sz="2"/>
+            </w:tcBorders>
+            <w:shd w:fill="F2F2F2" w:val="clear"/>
+            <w:tcMar>
+              <w:top w:type="dxa" w:w="80"/>
+              <w:left w:type="dxa" w:w="120"/>
+              <w:bottom w:type="dxa" w:w="80"/>
+              <w:right w:type="dxa" w:w="120"/>
+            </w:tcMar>
+          </w:tcPr>
+          <w:p>
+            <w:pPr>
+              <w:jc w:val="left"/>
+            </w:pPr>
+            <w:r>
+              <w:rPr>
+                <w:b w:val="false"/>
+                <w:bCs w:val="false"/>
+                <w:sz w:val="19"/>
+                <w:szCs w:val="19"/>
+              </w:rPr>
+              <w:t xml:space="preserve">Envoie un e-mail de notification interne à l’équipe via l’API Resend.</w:t>
+            </w:r>
+          </w:p>
+        </w:tc>
+      </w:tr>
+      <w:tr>
+        <w:tc>
+          <w:tcPr>
+            <w:tcW w:type="dxa" w:w="500"/>
+            <w:tcBorders>
+              <w:top w:val="single" w:color="BFBFBF" w:sz="2"/>
+              <w:left w:val="single" w:color="BFBFBF" w:sz="2"/>
+              <w:bottom w:val="single" w:color="BFBFBF" w:sz="2"/>
+              <w:right w:val="single" w:color="BFBFBF" w:sz="2"/>
+            </w:tcBorders>
+            <w:tcMar>
+              <w:top w:type="dxa" w:w="80"/>
+              <w:left w:type="dxa" w:w="120"/>
+              <w:bottom w:type="dxa" w:w="80"/>
+              <w:right w:type="dxa" w:w="120"/>
+            </w:tcMar>
+          </w:tcPr>
+          <w:p>
+            <w:pPr>
+              <w:jc w:val="left"/>
+            </w:pPr>
+            <w:r>
+              <w:rPr>
+                <w:b/>
+                <w:bCs/>
+                <w:sz w:val="19"/>
+                <w:szCs w:val="19"/>
+              </w:rPr>
+              <w:t xml:space="preserve">18</w:t>
+            </w:r>
+          </w:p>
+        </w:tc>
+        <w:tc>
+          <w:tcPr>
+            <w:tcW w:type="dxa" w:w="2100"/>
+            <w:tcBorders>
+              <w:top w:val="single" w:color="BFBFBF" w:sz="2"/>
+              <w:left w:val="single" w:color="BFBFBF" w:sz="2"/>
+              <w:bottom w:val="single" w:color="BFBFBF" w:sz="2"/>
+              <w:right w:val="single" w:color="BFBFBF" w:sz="2"/>
+            </w:tcBorders>
+            <w:tcMar>
+              <w:top w:type="dxa" w:w="80"/>
+              <w:left w:type="dxa" w:w="120"/>
+              <w:bottom w:type="dxa" w:w="80"/>
+              <w:right w:type="dxa" w:w="120"/>
+            </w:tcMar>
+          </w:tcPr>
+          <w:p>
+            <w:pPr>
+              <w:jc w:val="left"/>
+            </w:pPr>
+            <w:r>
+              <w:rPr>
+                <w:b/>
+                <w:bCs/>
+                <w:sz w:val="19"/>
+                <w:szCs w:val="19"/>
+              </w:rPr>
+              <w:t xml:space="preserve">Add private note in Chatwoot</w:t>
+            </w:r>
+          </w:p>
+        </w:tc>
+        <w:tc>
+          <w:tcPr>
+            <w:tcW w:type="dxa" w:w="1700"/>
+            <w:tcBorders>
+              <w:top w:val="single" w:color="BFBFBF" w:sz="2"/>
+              <w:left w:val="single" w:color="BFBFBF" w:sz="2"/>
+              <w:bottom w:val="single" w:color="BFBFBF" w:sz="2"/>
+              <w:right w:val="single" w:color="BFBFBF" w:sz="2"/>
+            </w:tcBorders>
+            <w:tcMar>
+              <w:top w:type="dxa" w:w="80"/>
+              <w:left w:type="dxa" w:w="120"/>
+              <w:bottom w:type="dxa" w:w="80"/>
+              <w:right w:type="dxa" w:w="120"/>
+            </w:tcMar>
+          </w:tcPr>
+          <w:p>
+            <w:pPr>
+              <w:jc w:val="left"/>
+            </w:pPr>
+            <w:r>
+              <w:rPr>
+                <w:b w:val="false"/>
+                <w:bCs w:val="false"/>
+                <w:rFonts w:ascii="Courier New" w:cs="Courier New" w:eastAsia="Courier New" w:hAnsi="Courier New"/>
+                <w:sz w:val="17"/>
+                <w:szCs w:val="17"/>
+              </w:rPr>
+              <w:t xml:space="preserve">HTTP Request</w:t>
+            </w:r>
+          </w:p>
+        </w:tc>
+        <w:tc>
+          <w:tcPr>
+            <w:tcW w:type="dxa" w:w="5446"/>
+            <w:tcBorders>
+              <w:top w:val="single" w:color="BFBFBF" w:sz="2"/>
+              <w:left w:val="single" w:color="BFBFBF" w:sz="2"/>
+              <w:bottom w:val="single" w:color="BFBFBF" w:sz="2"/>
+              <w:right w:val="single" w:color="BFBFBF" w:sz="2"/>
+            </w:tcBorders>
+            <w:tcMar>
+              <w:top w:type="dxa" w:w="80"/>
+              <w:left w:type="dxa" w:w="120"/>
+              <w:bottom w:type="dxa" w:w="80"/>
+              <w:right w:type="dxa" w:w="120"/>
+            </w:tcMar>
+          </w:tcPr>
+          <w:p>
+            <w:pPr>
+              <w:jc w:val="left"/>
+            </w:pPr>
+            <w:r>
+              <w:rPr>
+                <w:b w:val="false"/>
+                <w:bCs w:val="false"/>
+                <w:sz w:val="19"/>
+                <w:szCs w:val="19"/>
+              </w:rPr>
+              <w:t xml:space="preserve">Ajoute une note privée (visible des agents uniquement) résumant le contexte de l’escalade.</w:t>
+            </w:r>
+          </w:p>
+        </w:tc>
+      </w:tr>
+      <w:tr>
+        <w:tc>
+          <w:tcPr>
+            <w:tcW w:type="dxa" w:w="500"/>
+            <w:tcBorders>
+              <w:top w:val="single" w:color="BFBFBF" w:sz="2"/>
+              <w:left w:val="single" w:color="BFBFBF" w:sz="2"/>
+              <w:bottom w:val="single" w:color="BFBFBF" w:sz="2"/>
+              <w:right w:val="single" w:color="BFBFBF" w:sz="2"/>
+            </w:tcBorders>
+            <w:shd w:fill="F2F2F2" w:val="clear"/>
+            <w:tcMar>
+              <w:top w:type="dxa" w:w="80"/>
+              <w:left w:type="dxa" w:w="120"/>
+              <w:bottom w:type="dxa" w:w="80"/>
+              <w:right w:type="dxa" w:w="120"/>
+            </w:tcMar>
+          </w:tcPr>
+          <w:p>
+            <w:pPr>
+              <w:jc w:val="left"/>
+            </w:pPr>
+            <w:r>
+              <w:rPr>
+                <w:b/>
+                <w:bCs/>
+                <w:sz w:val="19"/>
+                <w:szCs w:val="19"/>
+              </w:rPr>
+              <w:t xml:space="preserve">19</w:t>
+            </w:r>
+          </w:p>
+        </w:tc>
+        <w:tc>
+          <w:tcPr>
+            <w:tcW w:type="dxa" w:w="2100"/>
+            <w:tcBorders>
+              <w:top w:val="single" w:color="BFBFBF" w:sz="2"/>
+              <w:left w:val="single" w:color="BFBFBF" w:sz="2"/>
+              <w:bottom w:val="single" w:color="BFBFBF" w:sz="2"/>
+              <w:right w:val="single" w:color="BFBFBF" w:sz="2"/>
+            </w:tcBorders>
+            <w:shd w:fill="F2F2F2" w:val="clear"/>
+            <w:tcMar>
+              <w:top w:type="dxa" w:w="80"/>
+              <w:left w:type="dxa" w:w="120"/>
+              <w:bottom w:type="dxa" w:w="80"/>
+              <w:right w:type="dxa" w:w="120"/>
+            </w:tcMar>
+          </w:tcPr>
+          <w:p>
+            <w:pPr>
+              <w:jc w:val="left"/>
+            </w:pPr>
+            <w:r>
+              <w:rPr>
+                <w:b/>
+                <w:bCs/>
+                <w:sz w:val="19"/>
+                <w:szCs w:val="19"/>
+              </w:rPr>
+              <w:t xml:space="preserve">HTTP Request (orphelin)</w:t>
+            </w:r>
+          </w:p>
+        </w:tc>
+        <w:tc>
+          <w:tcPr>
+            <w:tcW w:type="dxa" w:w="1700"/>
+            <w:tcBorders>
+              <w:top w:val="single" w:color="BFBFBF" w:sz="2"/>
+              <w:left w:val="single" w:color="BFBFBF" w:sz="2"/>
+              <w:bottom w:val="single" w:color="BFBFBF" w:sz="2"/>
+              <w:right w:val="single" w:color="BFBFBF" w:sz="2"/>
+            </w:tcBorders>
+            <w:shd w:fill="F2F2F2" w:val="clear"/>
+            <w:tcMar>
+              <w:top w:type="dxa" w:w="80"/>
+              <w:left w:type="dxa" w:w="120"/>
+              <w:bottom w:type="dxa" w:w="80"/>
+              <w:right w:type="dxa" w:w="120"/>
+            </w:tcMar>
+          </w:tcPr>
+          <w:p>
+            <w:pPr>
+              <w:jc w:val="left"/>
+            </w:pPr>
+            <w:r>
+              <w:rPr>
+                <w:b w:val="false"/>
+                <w:bCs w:val="false"/>
+                <w:rFonts w:ascii="Courier New" w:cs="Courier New" w:eastAsia="Courier New" w:hAnsi="Courier New"/>
+                <w:sz w:val="17"/>
+                <w:szCs w:val="17"/>
+              </w:rPr>
+              <w:t xml:space="preserve">HTTP Request</w:t>
+            </w:r>
+          </w:p>
+        </w:tc>
+        <w:tc>
+          <w:tcPr>
+            <w:tcW w:type="dxa" w:w="5446"/>
+            <w:tcBorders>
+              <w:top w:val="single" w:color="BFBFBF" w:sz="2"/>
+              <w:left w:val="single" w:color="BFBFBF" w:sz="2"/>
+              <w:bottom w:val="single" w:color="BFBFBF" w:sz="2"/>
+              <w:right w:val="single" w:color="BFBFBF" w:sz="2"/>
+            </w:tcBorders>
+            <w:shd w:fill="F2F2F2" w:val="clear"/>
+            <w:tcMar>
+              <w:top w:type="dxa" w:w="80"/>
+              <w:left w:type="dxa" w:w="120"/>
+              <w:bottom w:type="dxa" w:w="80"/>
+              <w:right w:type="dxa" w:w="120"/>
+            </w:tcMar>
+          </w:tcPr>
+          <w:p>
+            <w:pPr>
+              <w:jc w:val="left"/>
+            </w:pPr>
+            <w:r>
+              <w:rPr>
+                <w:b w:val="false"/>
+                <w:bCs w:val="false"/>
+                <w:sz w:val="19"/>
+                <w:szCs w:val="19"/>
+              </w:rPr>
+              <w:t xml:space="preserve">Nœud non connecté au flux principal (GET /accounts/163278/agents) — reliquat de développement sans impact fonctionnel, ménage non urgent à faire.</w:t>
+            </w:r>
+          </w:p>
+        </w:tc>
+      </w:tr>
+    </w:tbl>
+    <w:p>
+      <w:pPr>
+        <w:pBdr>
+          <w:left w:val="single" w:color="1F6FB2" w:sz="18" w:space="8"/>
+        </w:pBdr>
+        <w:shd w:fill="D9E8F5" w:val="clear"/>
+        <w:spacing w:after="200" w:before="120"/>
+        <w:ind w:left="120"/>
+      </w:pPr>
+      <w:r>
+        <w:rPr>
+          <w:i/>
+          <w:iCs/>
+        </w:rPr>
+        <w:t xml:space="preserve">Point de cohérence à retenir : les trois workflows de recherche (5.2, 5.3 et les nœuds RAG du workflow 5.4) partagent la même architecture de recherche vectorielle (embedding OpenAI → match_documents Supabase → seuil 0,5), mais chacun la configure indépendamment — il n’existe pas de source de vérité unique pour ce paramètre à ce stade. Voir section 3.8 pour le détail de l’incohérence corrigée le 09/07/2026.</w:t>
       </w:r>
     </w:p>
     <w:sectPr>

--- a/docs/transferai-admin/135_Guide_Troubleshooting_RAG_Ingestion_Documentaire_2026-07-09.docx
+++ b/docs/transferai-admin/135_Guide_Troubleshooting_RAG_Ingestion_Documentaire_2026-07-09.docx
@@ -6634,6 +6634,23 @@
         <w:t xml:space="preserve">Déclenchement instantané par webhook. Rôle : même moteur de recherche que le canal externe, simplifié pour un usage strictement interne.</w:t>
       </w:r>
     </w:p>
+    <w:p>
+      <w:pPr>
+        <w:pBdr>
+          <w:left w:val="single" w:color="1F6FB2" w:sz="18" w:space="8"/>
+        </w:pBdr>
+        <w:shd w:fill="D9E8F5" w:val="clear"/>
+        <w:spacing w:after="200" w:before="120"/>
+        <w:ind w:left="120"/>
+      </w:pPr>
+      <w:r>
+        <w:rPr>
+          <w:i/>
+          <w:iCs/>
+        </w:rPr>
+        <w:t xml:space="preserve">Protection d’accès ajoutée le 09/07/2026 (nœuds 3-4 ci-dessous) : ce webhook, tout comme l’interface web et l’Edge Function associées, nécessite désormais le code ZavRYCJ8xyHVY4-jAtUb1Ijz — fourni via le champ access_token du corps de la requête ou l’en-tête x-rag-access-token.</w:t>
+      </w:r>
+    </w:p>
     <w:tbl>
       <w:tblPr>
         <w:tblW w:type="dxa" w:w="9746"/>
@@ -7026,7 +7043,7 @@
                 <w:sz w:val="19"/>
                 <w:szCs w:val="19"/>
               </w:rPr>
-              <w:t xml:space="preserve">Extrait la question et les métadonnées de la requête, avec une tolérance sur plusieurs noms de champs possibles (question, query, message).</w:t>
+              <w:t xml:space="preserve">Extrait la question et les métadonnées de la requête (tolérance sur plusieurs noms de champs). Depuis le 09/07/2026, calcule aussi un indicateur d’autorisation en comparant le code d’accès fourni à la valeur attendue.</w:t>
             </w:r>
           </w:p>
         </w:tc>
@@ -7041,7 +7058,6 @@
               <w:bottom w:val="single" w:color="BFBFBF" w:sz="2"/>
               <w:right w:val="single" w:color="BFBFBF" w:sz="2"/>
             </w:tcBorders>
-            <w:shd w:fill="F2F2F2" w:val="clear"/>
             <w:tcMar>
               <w:top w:type="dxa" w:w="80"/>
               <w:left w:type="dxa" w:w="120"/>
@@ -7073,26 +7089,25 @@
               <w:bottom w:val="single" w:color="BFBFBF" w:sz="2"/>
               <w:right w:val="single" w:color="BFBFBF" w:sz="2"/>
             </w:tcBorders>
-            <w:shd w:fill="F2F2F2" w:val="clear"/>
-            <w:tcMar>
-              <w:top w:type="dxa" w:w="80"/>
-              <w:left w:type="dxa" w:w="120"/>
-              <w:bottom w:type="dxa" w:w="80"/>
-              <w:right w:type="dxa" w:w="120"/>
-            </w:tcMar>
-          </w:tcPr>
-          <w:p>
-            <w:pPr>
-              <w:jc w:val="left"/>
-            </w:pPr>
-            <w:r>
-              <w:rPr>
-                <w:b/>
-                <w:bCs/>
-                <w:sz w:val="19"/>
-                <w:szCs w:val="19"/>
-              </w:rPr>
-              <w:t xml:space="preserve">Créer embedding question</w:t>
+            <w:tcMar>
+              <w:top w:type="dxa" w:w="80"/>
+              <w:left w:type="dxa" w:w="120"/>
+              <w:bottom w:type="dxa" w:w="80"/>
+              <w:right w:type="dxa" w:w="120"/>
+            </w:tcMar>
+          </w:tcPr>
+          <w:p>
+            <w:pPr>
+              <w:jc w:val="left"/>
+            </w:pPr>
+            <w:r>
+              <w:rPr>
+                <w:b/>
+                <w:bCs/>
+                <w:sz w:val="19"/>
+                <w:szCs w:val="19"/>
+              </w:rPr>
+              <w:t xml:space="preserve">Vérifier autorisation</w:t>
             </w:r>
           </w:p>
         </w:tc>
@@ -7105,7 +7120,6 @@
               <w:bottom w:val="single" w:color="BFBFBF" w:sz="2"/>
               <w:right w:val="single" w:color="BFBFBF" w:sz="2"/>
             </w:tcBorders>
-            <w:shd w:fill="F2F2F2" w:val="clear"/>
             <w:tcMar>
               <w:top w:type="dxa" w:w="80"/>
               <w:left w:type="dxa" w:w="120"/>
@@ -7125,7 +7139,7 @@
                 <w:sz w:val="17"/>
                 <w:szCs w:val="17"/>
               </w:rPr>
-              <w:t xml:space="preserve">HTTP Request</w:t>
+              <w:t xml:space="preserve">IF</w:t>
             </w:r>
           </w:p>
         </w:tc>
@@ -7138,26 +7152,25 @@
               <w:bottom w:val="single" w:color="BFBFBF" w:sz="2"/>
               <w:right w:val="single" w:color="BFBFBF" w:sz="2"/>
             </w:tcBorders>
-            <w:shd w:fill="F2F2F2" w:val="clear"/>
-            <w:tcMar>
-              <w:top w:type="dxa" w:w="80"/>
-              <w:left w:type="dxa" w:w="120"/>
-              <w:bottom w:type="dxa" w:w="80"/>
-              <w:right w:type="dxa" w:w="120"/>
-            </w:tcMar>
-          </w:tcPr>
-          <w:p>
-            <w:pPr>
-              <w:jc w:val="left"/>
-            </w:pPr>
-            <w:r>
-              <w:rPr>
-                <w:b w:val="false"/>
-                <w:bCs w:val="false"/>
-                <w:sz w:val="19"/>
-                <w:szCs w:val="19"/>
-              </w:rPr>
-              <w:t xml:space="preserve">Identique au canal externe : vectorisation de la question via OpenAI.</w:t>
+            <w:tcMar>
+              <w:top w:type="dxa" w:w="80"/>
+              <w:left w:type="dxa" w:w="120"/>
+              <w:bottom w:type="dxa" w:w="80"/>
+              <w:right w:type="dxa" w:w="120"/>
+            </w:tcMar>
+          </w:tcPr>
+          <w:p>
+            <w:pPr>
+              <w:jc w:val="left"/>
+            </w:pPr>
+            <w:r>
+              <w:rPr>
+                <w:b w:val="false"/>
+                <w:bCs w:val="false"/>
+                <w:sz w:val="19"/>
+                <w:szCs w:val="19"/>
+              </w:rPr>
+              <w:t xml:space="preserve">Ajouté le 09/07/2026. Compare le code d’accès fourni (body.access_token ou en-tête x-rag-access-token) à la valeur attendue. Poursuit vers la recherche si le code est correct, sinon bascule vers une réponse de refus.</w:t>
             </w:r>
           </w:p>
         </w:tc>
@@ -7221,7 +7234,7 @@
                 <w:sz w:val="19"/>
                 <w:szCs w:val="19"/>
               </w:rPr>
-              <w:t xml:space="preserve">Recherche Supabase Vector</w:t>
+              <w:t xml:space="preserve">Réponse non autorisée</w:t>
             </w:r>
           </w:p>
         </w:tc>
@@ -7253,7 +7266,7 @@
                 <w:sz w:val="17"/>
                 <w:szCs w:val="17"/>
               </w:rPr>
-              <w:t xml:space="preserve">HTTP Request</w:t>
+              <w:t xml:space="preserve">Respond to Webhook</w:t>
             </w:r>
           </w:p>
         </w:tc>
@@ -7284,7 +7297,7 @@
                 <w:sz w:val="19"/>
                 <w:szCs w:val="19"/>
               </w:rPr>
-              <w:t xml:space="preserve">Interroge match_documents avec le même seuil de 0,5. Ce nœud a la propriété « Always Output Data » activée, afin de garantir qu’un résultat (même vide) soit toujours transmis en aval, même en l’absence de correspondance.</w:t>
+              <w:t xml:space="preserve">Ajouté le 09/07/2026. Renvoie un statut HTTP 401 avec un message d’erreur explicite si le code d’accès est manquant ou invalide, sans jamais appeler OpenAI ni Supabase.</w:t>
             </w:r>
           </w:p>
         </w:tc>
@@ -7350,7 +7363,7 @@
                 <w:sz w:val="19"/>
                 <w:szCs w:val="19"/>
               </w:rPr>
-              <w:t xml:space="preserve">Construire contexte RAG</w:t>
+              <w:t xml:space="preserve">Créer embedding question</w:t>
             </w:r>
           </w:p>
         </w:tc>
@@ -7383,7 +7396,7 @@
                 <w:sz w:val="17"/>
                 <w:szCs w:val="17"/>
               </w:rPr>
-              <w:t xml:space="preserve">Code</w:t>
+              <w:t xml:space="preserve">HTTP Request</w:t>
             </w:r>
           </w:p>
         </w:tc>
@@ -7415,7 +7428,7 @@
                 <w:sz w:val="19"/>
                 <w:szCs w:val="19"/>
               </w:rPr>
-              <w:t xml:space="preserve">Construit le contexte documentaire à partir des résultats trouvés.</w:t>
+              <w:t xml:space="preserve">Identique au canal externe : vectorisation de la question via OpenAI.</w:t>
             </w:r>
           </w:p>
         </w:tc>
@@ -7479,7 +7492,7 @@
                 <w:sz w:val="19"/>
                 <w:szCs w:val="19"/>
               </w:rPr>
-              <w:t xml:space="preserve">Réponse IA avec sources</w:t>
+              <w:t xml:space="preserve">Recherche Supabase Vector</w:t>
             </w:r>
           </w:p>
         </w:tc>
@@ -7542,7 +7555,7 @@
                 <w:sz w:val="19"/>
                 <w:szCs w:val="19"/>
               </w:rPr>
-              <w:t xml:space="preserve">Appelle GPT-4o avec un prompt système adapté à un usage interne (pas de contrainte d’anonymisation, le public étant déjà interne à l’entreprise).</w:t>
+              <w:t xml:space="preserve">Interroge match_documents avec le même seuil de 0,5. Ce nœud a la propriété « Always Output Data » activée, afin de garantir qu’un résultat (même vide) soit toujours transmis en aval, même en l’absence de correspondance.</w:t>
             </w:r>
           </w:p>
         </w:tc>
@@ -7608,7 +7621,7 @@
                 <w:sz w:val="19"/>
                 <w:szCs w:val="19"/>
               </w:rPr>
-              <w:t xml:space="preserve">Formater &amp; retourner réponse</w:t>
+              <w:t xml:space="preserve">Construire contexte RAG</w:t>
             </w:r>
           </w:p>
         </w:tc>
@@ -7673,7 +7686,7 @@
                 <w:sz w:val="19"/>
                 <w:szCs w:val="19"/>
               </w:rPr>
-              <w:t xml:space="preserve">Met en forme la réponse finale.</w:t>
+              <w:t xml:space="preserve">Construit le contexte documentaire à partir des résultats trouvés.</w:t>
             </w:r>
           </w:p>
         </w:tc>
@@ -7737,7 +7750,7 @@
                 <w:sz w:val="19"/>
                 <w:szCs w:val="19"/>
               </w:rPr>
-              <w:t xml:space="preserve">Journaliser dans Supabase</w:t>
+              <w:t xml:space="preserve">Réponse IA avec sources</w:t>
             </w:r>
           </w:p>
         </w:tc>
@@ -7800,7 +7813,7 @@
                 <w:sz w:val="19"/>
                 <w:szCs w:val="19"/>
               </w:rPr>
-              <w:t xml:space="preserve">Enregistre l’échange dans rag_logs, avec le canal identifié comme web-interne.</w:t>
+              <w:t xml:space="preserve">Appelle GPT-4o avec un prompt système adapté à un usage interne (pas de contrainte d’anonymisation, le public étant déjà interne à l’entreprise).</w:t>
             </w:r>
           </w:p>
         </w:tc>
@@ -7835,6 +7848,264 @@
                 <w:szCs w:val="19"/>
               </w:rPr>
               <w:t xml:space="preserve">9</w:t>
+            </w:r>
+          </w:p>
+        </w:tc>
+        <w:tc>
+          <w:tcPr>
+            <w:tcW w:type="dxa" w:w="2100"/>
+            <w:tcBorders>
+              <w:top w:val="single" w:color="BFBFBF" w:sz="2"/>
+              <w:left w:val="single" w:color="BFBFBF" w:sz="2"/>
+              <w:bottom w:val="single" w:color="BFBFBF" w:sz="2"/>
+              <w:right w:val="single" w:color="BFBFBF" w:sz="2"/>
+            </w:tcBorders>
+            <w:shd w:fill="F2F2F2" w:val="clear"/>
+            <w:tcMar>
+              <w:top w:type="dxa" w:w="80"/>
+              <w:left w:type="dxa" w:w="120"/>
+              <w:bottom w:type="dxa" w:w="80"/>
+              <w:right w:type="dxa" w:w="120"/>
+            </w:tcMar>
+          </w:tcPr>
+          <w:p>
+            <w:pPr>
+              <w:jc w:val="left"/>
+            </w:pPr>
+            <w:r>
+              <w:rPr>
+                <w:b/>
+                <w:bCs/>
+                <w:sz w:val="19"/>
+                <w:szCs w:val="19"/>
+              </w:rPr>
+              <w:t xml:space="preserve">Formater &amp; retourner réponse</w:t>
+            </w:r>
+          </w:p>
+        </w:tc>
+        <w:tc>
+          <w:tcPr>
+            <w:tcW w:type="dxa" w:w="1700"/>
+            <w:tcBorders>
+              <w:top w:val="single" w:color="BFBFBF" w:sz="2"/>
+              <w:left w:val="single" w:color="BFBFBF" w:sz="2"/>
+              <w:bottom w:val="single" w:color="BFBFBF" w:sz="2"/>
+              <w:right w:val="single" w:color="BFBFBF" w:sz="2"/>
+            </w:tcBorders>
+            <w:shd w:fill="F2F2F2" w:val="clear"/>
+            <w:tcMar>
+              <w:top w:type="dxa" w:w="80"/>
+              <w:left w:type="dxa" w:w="120"/>
+              <w:bottom w:type="dxa" w:w="80"/>
+              <w:right w:type="dxa" w:w="120"/>
+            </w:tcMar>
+          </w:tcPr>
+          <w:p>
+            <w:pPr>
+              <w:jc w:val="left"/>
+            </w:pPr>
+            <w:r>
+              <w:rPr>
+                <w:b w:val="false"/>
+                <w:bCs w:val="false"/>
+                <w:rFonts w:ascii="Courier New" w:cs="Courier New" w:eastAsia="Courier New" w:hAnsi="Courier New"/>
+                <w:sz w:val="17"/>
+                <w:szCs w:val="17"/>
+              </w:rPr>
+              <w:t xml:space="preserve">Code</w:t>
+            </w:r>
+          </w:p>
+        </w:tc>
+        <w:tc>
+          <w:tcPr>
+            <w:tcW w:type="dxa" w:w="5446"/>
+            <w:tcBorders>
+              <w:top w:val="single" w:color="BFBFBF" w:sz="2"/>
+              <w:left w:val="single" w:color="BFBFBF" w:sz="2"/>
+              <w:bottom w:val="single" w:color="BFBFBF" w:sz="2"/>
+              <w:right w:val="single" w:color="BFBFBF" w:sz="2"/>
+            </w:tcBorders>
+            <w:shd w:fill="F2F2F2" w:val="clear"/>
+            <w:tcMar>
+              <w:top w:type="dxa" w:w="80"/>
+              <w:left w:type="dxa" w:w="120"/>
+              <w:bottom w:type="dxa" w:w="80"/>
+              <w:right w:type="dxa" w:w="120"/>
+            </w:tcMar>
+          </w:tcPr>
+          <w:p>
+            <w:pPr>
+              <w:jc w:val="left"/>
+            </w:pPr>
+            <w:r>
+              <w:rPr>
+                <w:b w:val="false"/>
+                <w:bCs w:val="false"/>
+                <w:sz w:val="19"/>
+                <w:szCs w:val="19"/>
+              </w:rPr>
+              <w:t xml:space="preserve">Met en forme la réponse finale.</w:t>
+            </w:r>
+          </w:p>
+        </w:tc>
+      </w:tr>
+      <w:tr>
+        <w:tc>
+          <w:tcPr>
+            <w:tcW w:type="dxa" w:w="500"/>
+            <w:tcBorders>
+              <w:top w:val="single" w:color="BFBFBF" w:sz="2"/>
+              <w:left w:val="single" w:color="BFBFBF" w:sz="2"/>
+              <w:bottom w:val="single" w:color="BFBFBF" w:sz="2"/>
+              <w:right w:val="single" w:color="BFBFBF" w:sz="2"/>
+            </w:tcBorders>
+            <w:tcMar>
+              <w:top w:type="dxa" w:w="80"/>
+              <w:left w:type="dxa" w:w="120"/>
+              <w:bottom w:type="dxa" w:w="80"/>
+              <w:right w:type="dxa" w:w="120"/>
+            </w:tcMar>
+          </w:tcPr>
+          <w:p>
+            <w:pPr>
+              <w:jc w:val="left"/>
+            </w:pPr>
+            <w:r>
+              <w:rPr>
+                <w:b/>
+                <w:bCs/>
+                <w:sz w:val="19"/>
+                <w:szCs w:val="19"/>
+              </w:rPr>
+              <w:t xml:space="preserve">10</w:t>
+            </w:r>
+          </w:p>
+        </w:tc>
+        <w:tc>
+          <w:tcPr>
+            <w:tcW w:type="dxa" w:w="2100"/>
+            <w:tcBorders>
+              <w:top w:val="single" w:color="BFBFBF" w:sz="2"/>
+              <w:left w:val="single" w:color="BFBFBF" w:sz="2"/>
+              <w:bottom w:val="single" w:color="BFBFBF" w:sz="2"/>
+              <w:right w:val="single" w:color="BFBFBF" w:sz="2"/>
+            </w:tcBorders>
+            <w:tcMar>
+              <w:top w:type="dxa" w:w="80"/>
+              <w:left w:type="dxa" w:w="120"/>
+              <w:bottom w:type="dxa" w:w="80"/>
+              <w:right w:type="dxa" w:w="120"/>
+            </w:tcMar>
+          </w:tcPr>
+          <w:p>
+            <w:pPr>
+              <w:jc w:val="left"/>
+            </w:pPr>
+            <w:r>
+              <w:rPr>
+                <w:b/>
+                <w:bCs/>
+                <w:sz w:val="19"/>
+                <w:szCs w:val="19"/>
+              </w:rPr>
+              <w:t xml:space="preserve">Journaliser dans Supabase</w:t>
+            </w:r>
+          </w:p>
+        </w:tc>
+        <w:tc>
+          <w:tcPr>
+            <w:tcW w:type="dxa" w:w="1700"/>
+            <w:tcBorders>
+              <w:top w:val="single" w:color="BFBFBF" w:sz="2"/>
+              <w:left w:val="single" w:color="BFBFBF" w:sz="2"/>
+              <w:bottom w:val="single" w:color="BFBFBF" w:sz="2"/>
+              <w:right w:val="single" w:color="BFBFBF" w:sz="2"/>
+            </w:tcBorders>
+            <w:tcMar>
+              <w:top w:type="dxa" w:w="80"/>
+              <w:left w:type="dxa" w:w="120"/>
+              <w:bottom w:type="dxa" w:w="80"/>
+              <w:right w:type="dxa" w:w="120"/>
+            </w:tcMar>
+          </w:tcPr>
+          <w:p>
+            <w:pPr>
+              <w:jc w:val="left"/>
+            </w:pPr>
+            <w:r>
+              <w:rPr>
+                <w:b w:val="false"/>
+                <w:bCs w:val="false"/>
+                <w:rFonts w:ascii="Courier New" w:cs="Courier New" w:eastAsia="Courier New" w:hAnsi="Courier New"/>
+                <w:sz w:val="17"/>
+                <w:szCs w:val="17"/>
+              </w:rPr>
+              <w:t xml:space="preserve">HTTP Request</w:t>
+            </w:r>
+          </w:p>
+        </w:tc>
+        <w:tc>
+          <w:tcPr>
+            <w:tcW w:type="dxa" w:w="5446"/>
+            <w:tcBorders>
+              <w:top w:val="single" w:color="BFBFBF" w:sz="2"/>
+              <w:left w:val="single" w:color="BFBFBF" w:sz="2"/>
+              <w:bottom w:val="single" w:color="BFBFBF" w:sz="2"/>
+              <w:right w:val="single" w:color="BFBFBF" w:sz="2"/>
+            </w:tcBorders>
+            <w:tcMar>
+              <w:top w:type="dxa" w:w="80"/>
+              <w:left w:type="dxa" w:w="120"/>
+              <w:bottom w:type="dxa" w:w="80"/>
+              <w:right w:type="dxa" w:w="120"/>
+            </w:tcMar>
+          </w:tcPr>
+          <w:p>
+            <w:pPr>
+              <w:jc w:val="left"/>
+            </w:pPr>
+            <w:r>
+              <w:rPr>
+                <w:b w:val="false"/>
+                <w:bCs w:val="false"/>
+                <w:sz w:val="19"/>
+                <w:szCs w:val="19"/>
+              </w:rPr>
+              <w:t xml:space="preserve">Enregistre l’échange dans rag_logs, avec le canal identifié comme web-interne.</w:t>
+            </w:r>
+          </w:p>
+        </w:tc>
+      </w:tr>
+      <w:tr>
+        <w:tc>
+          <w:tcPr>
+            <w:tcW w:type="dxa" w:w="500"/>
+            <w:tcBorders>
+              <w:top w:val="single" w:color="BFBFBF" w:sz="2"/>
+              <w:left w:val="single" w:color="BFBFBF" w:sz="2"/>
+              <w:bottom w:val="single" w:color="BFBFBF" w:sz="2"/>
+              <w:right w:val="single" w:color="BFBFBF" w:sz="2"/>
+            </w:tcBorders>
+            <w:shd w:fill="F2F2F2" w:val="clear"/>
+            <w:tcMar>
+              <w:top w:type="dxa" w:w="80"/>
+              <w:left w:type="dxa" w:w="120"/>
+              <w:bottom w:type="dxa" w:w="80"/>
+              <w:right w:type="dxa" w:w="120"/>
+            </w:tcMar>
+          </w:tcPr>
+          <w:p>
+            <w:pPr>
+              <w:jc w:val="left"/>
+            </w:pPr>
+            <w:r>
+              <w:rPr>
+                <w:b/>
+                <w:bCs/>
+                <w:sz w:val="19"/>
+                <w:szCs w:val="19"/>
+              </w:rPr>
+              <w:t xml:space="preserve">11</w:t>
             </w:r>
           </w:p>
         </w:tc>
